--- a/data/revised_2026-10_full/tracked/v2/Core_Mathematics/SS2.4_Trigonometry_1/Core_Mathematics_Trigonometry_1_CBE_LessonSequence_TRACKED.docx
+++ b/data/revised_2026-10_full/tracked/v2/Core_Mathematics/SS2.4_Trigonometry_1/Core_Mathematics_Trigonometry_1_CBE_LessonSequence_TRACKED.docx
@@ -427,10 +427,10 @@
               <w:spacing w:after="40" w:before="0"/>
               <w:jc w:val="left"/>
               <w:rPr>
-                <w:ins w:id="9002" w:author="Claude (AI) - proposed" w:date="2026-10-15T20:14:10Z"/>
-              </w:rPr>
-            </w:pPr>
-            <w:ins w:id="9001" w:author="Claude (AI) - proposed" w:date="2026-10-15T20:14:10Z">
+                <w:ins w:id="9002" w:author="Claude (AI) - proposed" w:date="2026-10-18T00:27:37Z"/>
+              </w:rPr>
+            </w:pPr>
+            <w:ins w:id="9001" w:author="Claude (AI) - proposed" w:date="2026-10-18T00:27:37Z">
               <w:r>
                 <w:rPr>
                   <w:rFonts w:ascii="Arial" w:cs="Arial" w:eastAsia="Arial" w:hAnsi="Arial"/>
@@ -452,10 +452,10 @@
               <w:spacing w:after="40" w:before="0"/>
               <w:jc w:val="left"/>
               <w:rPr>
-                <w:del w:id="9004" w:author="Claude (AI) - proposed" w:date="2026-10-15T20:14:10Z"/>
-              </w:rPr>
-            </w:pPr>
-            <w:del w:id="9003" w:author="Claude (AI) - proposed" w:date="2026-10-15T20:14:10Z">
+                <w:del w:id="9004" w:author="Claude (AI) - proposed" w:date="2026-10-18T00:27:37Z"/>
+              </w:rPr>
+            </w:pPr>
+            <w:del w:id="9003" w:author="Claude (AI) - proposed" w:date="2026-10-18T00:27:37Z">
               <w:r>
                 <w:rPr>
                   <w:rFonts w:ascii="Arial" w:cs="Arial" w:eastAsia="Arial" w:hAnsi="Arial"/>
@@ -525,10 +525,10 @@
               <w:spacing w:after="40" w:before="0"/>
               <w:jc w:val="left"/>
               <w:rPr>
-                <w:ins w:id="9006" w:author="Claude (AI) - proposed" w:date="2026-10-15T20:14:10Z"/>
-              </w:rPr>
-            </w:pPr>
-            <w:ins w:id="9005" w:author="Claude (AI) - proposed" w:date="2026-10-15T20:14:10Z">
+                <w:ins w:id="9006" w:author="Claude (AI) - proposed" w:date="2026-10-18T00:27:37Z"/>
+              </w:rPr>
+            </w:pPr>
+            <w:ins w:id="9005" w:author="Claude (AI) - proposed" w:date="2026-10-18T00:27:37Z">
               <w:r>
                 <w:rPr>
                   <w:rFonts w:ascii="Arial" w:cs="Arial" w:eastAsia="Arial" w:hAnsi="Arial"/>
@@ -550,10 +550,10 @@
               <w:ind w:left="360" w:hanging="180"/>
               <w:jc w:val="left"/>
               <w:rPr>
-                <w:ins w:id="9008" w:author="Claude (AI) - proposed" w:date="2026-10-15T20:14:10Z"/>
-              </w:rPr>
-            </w:pPr>
-            <w:ins w:id="9007" w:author="Claude (AI) - proposed" w:date="2026-10-15T20:14:10Z">
+                <w:ins w:id="9008" w:author="Claude (AI) - proposed" w:date="2026-10-18T00:27:37Z"/>
+              </w:rPr>
+            </w:pPr>
+            <w:ins w:id="9007" w:author="Claude (AI) - proposed" w:date="2026-10-18T00:27:37Z">
               <w:r>
                 <w:rPr>
                   <w:rFonts w:ascii="Arial" w:cs="Arial" w:eastAsia="Arial" w:hAnsi="Arial"/>
@@ -575,10 +575,10 @@
               <w:ind w:left="360" w:hanging="180"/>
               <w:jc w:val="left"/>
               <w:rPr>
-                <w:ins w:id="9010" w:author="Claude (AI) - proposed" w:date="2026-10-15T20:14:10Z"/>
-              </w:rPr>
-            </w:pPr>
-            <w:ins w:id="9009" w:author="Claude (AI) - proposed" w:date="2026-10-15T20:14:10Z">
+                <w:ins w:id="9010" w:author="Claude (AI) - proposed" w:date="2026-10-18T00:27:37Z"/>
+              </w:rPr>
+            </w:pPr>
+            <w:ins w:id="9009" w:author="Claude (AI) - proposed" w:date="2026-10-18T00:27:37Z">
               <w:r>
                 <w:rPr>
                   <w:rFonts w:ascii="Arial" w:cs="Arial" w:eastAsia="Arial" w:hAnsi="Arial"/>
@@ -600,10 +600,10 @@
               <w:ind w:left="360" w:hanging="180"/>
               <w:jc w:val="left"/>
               <w:rPr>
-                <w:ins w:id="9012" w:author="Claude (AI) - proposed" w:date="2026-10-15T20:14:10Z"/>
-              </w:rPr>
-            </w:pPr>
-            <w:ins w:id="9011" w:author="Claude (AI) - proposed" w:date="2026-10-15T20:14:10Z">
+                <w:ins w:id="9012" w:author="Claude (AI) - proposed" w:date="2026-10-18T00:27:37Z"/>
+              </w:rPr>
+            </w:pPr>
+            <w:ins w:id="9011" w:author="Claude (AI) - proposed" w:date="2026-10-18T00:27:37Z">
               <w:r>
                 <w:rPr>
                   <w:rFonts w:ascii="Arial" w:cs="Arial" w:eastAsia="Arial" w:hAnsi="Arial"/>
@@ -625,10 +625,10 @@
               <w:ind w:left="360" w:hanging="180"/>
               <w:jc w:val="left"/>
               <w:rPr>
-                <w:ins w:id="9014" w:author="Claude (AI) - proposed" w:date="2026-10-15T20:14:10Z"/>
-              </w:rPr>
-            </w:pPr>
-            <w:ins w:id="9013" w:author="Claude (AI) - proposed" w:date="2026-10-15T20:14:10Z">
+                <w:ins w:id="9014" w:author="Claude (AI) - proposed" w:date="2026-10-18T00:27:37Z"/>
+              </w:rPr>
+            </w:pPr>
+            <w:ins w:id="9013" w:author="Claude (AI) - proposed" w:date="2026-10-18T00:27:37Z">
               <w:r>
                 <w:rPr>
                   <w:rFonts w:ascii="Arial" w:cs="Arial" w:eastAsia="Arial" w:hAnsi="Arial"/>
@@ -650,10 +650,10 @@
               <w:spacing w:after="40" w:before="0"/>
               <w:jc w:val="left"/>
               <w:rPr>
-                <w:ins w:id="9016" w:author="Claude (AI) - proposed" w:date="2026-10-15T20:14:10Z"/>
-              </w:rPr>
-            </w:pPr>
-            <w:ins w:id="9015" w:author="Claude (AI) - proposed" w:date="2026-10-15T20:14:10Z">
+                <w:ins w:id="9016" w:author="Claude (AI) - proposed" w:date="2026-10-18T00:27:37Z"/>
+              </w:rPr>
+            </w:pPr>
+            <w:ins w:id="9015" w:author="Claude (AI) - proposed" w:date="2026-10-18T00:27:37Z">
               <w:r>
                 <w:rPr>
                   <w:rFonts w:ascii="Arial" w:cs="Arial" w:eastAsia="Arial" w:hAnsi="Arial"/>
@@ -675,10 +675,10 @@
               <w:spacing w:after="40" w:before="0"/>
               <w:jc w:val="left"/>
               <w:rPr>
-                <w:ins w:id="9018" w:author="Claude (AI) - proposed" w:date="2026-10-15T20:14:10Z"/>
-              </w:rPr>
-            </w:pPr>
-            <w:ins w:id="9017" w:author="Claude (AI) - proposed" w:date="2026-10-15T20:14:10Z">
+                <w:ins w:id="9018" w:author="Claude (AI) - proposed" w:date="2026-10-18T00:27:37Z"/>
+              </w:rPr>
+            </w:pPr>
+            <w:ins w:id="9017" w:author="Claude (AI) - proposed" w:date="2026-10-18T00:27:37Z">
               <w:r>
                 <w:rPr>
                   <w:rFonts w:ascii="Arial" w:cs="Arial" w:eastAsia="Arial" w:hAnsi="Arial"/>
@@ -1096,10 +1096,10 @@
               <w:ind w:left="360" w:hanging="180"/>
               <w:jc w:val="left"/>
               <w:rPr>
-                <w:ins w:id="9020" w:author="Claude (AI) - proposed" w:date="2026-10-15T20:14:10Z"/>
-              </w:rPr>
-            </w:pPr>
-            <w:ins w:id="9019" w:author="Claude (AI) - proposed" w:date="2026-10-15T20:14:10Z">
+                <w:ins w:id="9020" w:author="Claude (AI) - proposed" w:date="2026-10-18T00:27:37Z"/>
+              </w:rPr>
+            </w:pPr>
+            <w:ins w:id="9019" w:author="Claude (AI) - proposed" w:date="2026-10-18T00:27:37Z">
               <w:r>
                 <w:rPr>
                   <w:rFonts w:ascii="Arial" w:cs="Arial" w:eastAsia="Arial" w:hAnsi="Arial"/>
@@ -1121,10 +1121,10 @@
               <w:ind w:left="360" w:hanging="180"/>
               <w:jc w:val="left"/>
               <w:rPr>
-                <w:ins w:id="9022" w:author="Claude (AI) - proposed" w:date="2026-10-15T20:14:10Z"/>
-              </w:rPr>
-            </w:pPr>
-            <w:ins w:id="9021" w:author="Claude (AI) - proposed" w:date="2026-10-15T20:14:10Z">
+                <w:ins w:id="9022" w:author="Claude (AI) - proposed" w:date="2026-10-18T00:27:37Z"/>
+              </w:rPr>
+            </w:pPr>
+            <w:ins w:id="9021" w:author="Claude (AI) - proposed" w:date="2026-10-18T00:27:37Z">
               <w:r>
                 <w:rPr>
                   <w:rFonts w:ascii="Arial" w:cs="Arial" w:eastAsia="Arial" w:hAnsi="Arial"/>
@@ -1146,10 +1146,10 @@
               <w:ind w:left="360" w:hanging="180"/>
               <w:jc w:val="left"/>
               <w:rPr>
-                <w:ins w:id="9024" w:author="Claude (AI) - proposed" w:date="2026-10-15T20:14:10Z"/>
-              </w:rPr>
-            </w:pPr>
-            <w:ins w:id="9023" w:author="Claude (AI) - proposed" w:date="2026-10-15T20:14:10Z">
+                <w:ins w:id="9024" w:author="Claude (AI) - proposed" w:date="2026-10-18T00:27:37Z"/>
+              </w:rPr>
+            </w:pPr>
+            <w:ins w:id="9023" w:author="Claude (AI) - proposed" w:date="2026-10-18T00:27:37Z">
               <w:r>
                 <w:rPr>
                   <w:rFonts w:ascii="Arial" w:cs="Arial" w:eastAsia="Arial" w:hAnsi="Arial"/>
@@ -1171,10 +1171,10 @@
               <w:ind w:left="360" w:hanging="180"/>
               <w:jc w:val="left"/>
               <w:rPr>
-                <w:del w:id="9026" w:author="Claude (AI) - proposed" w:date="2026-10-15T20:14:10Z"/>
-              </w:rPr>
-            </w:pPr>
-            <w:del w:id="9025" w:author="Claude (AI) - proposed" w:date="2026-10-15T20:14:10Z">
+                <w:del w:id="9026" w:author="Claude (AI) - proposed" w:date="2026-10-18T00:27:37Z"/>
+              </w:rPr>
+            </w:pPr>
+            <w:del w:id="9025" w:author="Claude (AI) - proposed" w:date="2026-10-18T00:27:37Z">
               <w:r>
                 <w:rPr>
                   <w:rFonts w:ascii="Arial" w:cs="Arial" w:eastAsia="Arial" w:hAnsi="Arial"/>
@@ -1196,10 +1196,10 @@
               <w:ind w:left="360" w:hanging="180"/>
               <w:jc w:val="left"/>
               <w:rPr>
-                <w:del w:id="9028" w:author="Claude (AI) - proposed" w:date="2026-10-15T20:14:10Z"/>
-              </w:rPr>
-            </w:pPr>
-            <w:del w:id="9027" w:author="Claude (AI) - proposed" w:date="2026-10-15T20:14:10Z">
+                <w:del w:id="9028" w:author="Claude (AI) - proposed" w:date="2026-10-18T00:27:37Z"/>
+              </w:rPr>
+            </w:pPr>
+            <w:del w:id="9027" w:author="Claude (AI) - proposed" w:date="2026-10-18T00:27:37Z">
               <w:r>
                 <w:rPr>
                   <w:rFonts w:ascii="Arial" w:cs="Arial" w:eastAsia="Arial" w:hAnsi="Arial"/>
@@ -1221,10 +1221,10 @@
               <w:ind w:left="360" w:hanging="180"/>
               <w:jc w:val="left"/>
               <w:rPr>
-                <w:del w:id="9030" w:author="Claude (AI) - proposed" w:date="2026-10-15T20:14:10Z"/>
-              </w:rPr>
-            </w:pPr>
-            <w:del w:id="9029" w:author="Claude (AI) - proposed" w:date="2026-10-15T20:14:10Z">
+                <w:del w:id="9030" w:author="Claude (AI) - proposed" w:date="2026-10-18T00:27:37Z"/>
+              </w:rPr>
+            </w:pPr>
+            <w:del w:id="9029" w:author="Claude (AI) - proposed" w:date="2026-10-18T00:27:37Z">
               <w:r>
                 <w:rPr>
                   <w:rFonts w:ascii="Arial" w:cs="Arial" w:eastAsia="Arial" w:hAnsi="Arial"/>
@@ -1246,10 +1246,10 @@
               <w:ind w:left="360" w:hanging="180"/>
               <w:jc w:val="left"/>
               <w:rPr>
-                <w:del w:id="9032" w:author="Claude (AI) - proposed" w:date="2026-10-15T20:14:10Z"/>
-              </w:rPr>
-            </w:pPr>
-            <w:del w:id="9031" w:author="Claude (AI) - proposed" w:date="2026-10-15T20:14:10Z">
+                <w:del w:id="9032" w:author="Claude (AI) - proposed" w:date="2026-10-18T00:27:37Z"/>
+              </w:rPr>
+            </w:pPr>
+            <w:del w:id="9031" w:author="Claude (AI) - proposed" w:date="2026-10-18T00:27:37Z">
               <w:r>
                 <w:rPr>
                   <w:rFonts w:ascii="Arial" w:cs="Arial" w:eastAsia="Arial" w:hAnsi="Arial"/>
@@ -1319,10 +1319,10 @@
               <w:ind w:left="360" w:hanging="180"/>
               <w:jc w:val="left"/>
               <w:rPr>
-                <w:ins w:id="9034" w:author="Claude (AI) - proposed" w:date="2026-10-15T20:14:10Z"/>
-              </w:rPr>
-            </w:pPr>
-            <w:ins w:id="9033" w:author="Claude (AI) - proposed" w:date="2026-10-15T20:14:10Z">
+                <w:ins w:id="9034" w:author="Claude (AI) - proposed" w:date="2026-10-18T00:27:37Z"/>
+              </w:rPr>
+            </w:pPr>
+            <w:ins w:id="9033" w:author="Claude (AI) - proposed" w:date="2026-10-18T00:27:37Z">
               <w:r>
                 <w:rPr>
                   <w:rFonts w:ascii="Arial" w:cs="Arial" w:eastAsia="Arial" w:hAnsi="Arial"/>
@@ -1344,10 +1344,10 @@
               <w:ind w:left="360" w:hanging="180"/>
               <w:jc w:val="left"/>
               <w:rPr>
-                <w:ins w:id="9036" w:author="Claude (AI) - proposed" w:date="2026-10-15T20:14:10Z"/>
-              </w:rPr>
-            </w:pPr>
-            <w:ins w:id="9035" w:author="Claude (AI) - proposed" w:date="2026-10-15T20:14:10Z">
+                <w:ins w:id="9036" w:author="Claude (AI) - proposed" w:date="2026-10-18T00:27:37Z"/>
+              </w:rPr>
+            </w:pPr>
+            <w:ins w:id="9035" w:author="Claude (AI) - proposed" w:date="2026-10-18T00:27:37Z">
               <w:r>
                 <w:rPr>
                   <w:rFonts w:ascii="Arial" w:cs="Arial" w:eastAsia="Arial" w:hAnsi="Arial"/>
@@ -1369,10 +1369,10 @@
               <w:ind w:left="360" w:hanging="180"/>
               <w:jc w:val="left"/>
               <w:rPr>
-                <w:del w:id="9038" w:author="Claude (AI) - proposed" w:date="2026-10-15T20:14:10Z"/>
-              </w:rPr>
-            </w:pPr>
-            <w:del w:id="9037" w:author="Claude (AI) - proposed" w:date="2026-10-15T20:14:10Z">
+                <w:del w:id="9038" w:author="Claude (AI) - proposed" w:date="2026-10-18T00:27:37Z"/>
+              </w:rPr>
+            </w:pPr>
+            <w:del w:id="9037" w:author="Claude (AI) - proposed" w:date="2026-10-18T00:27:37Z">
               <w:r>
                 <w:rPr>
                   <w:rFonts w:ascii="Arial" w:cs="Arial" w:eastAsia="Arial" w:hAnsi="Arial"/>
@@ -1394,10 +1394,10 @@
               <w:ind w:left="360" w:hanging="180"/>
               <w:jc w:val="left"/>
               <w:rPr>
-                <w:del w:id="9040" w:author="Claude (AI) - proposed" w:date="2026-10-15T20:14:10Z"/>
-              </w:rPr>
-            </w:pPr>
-            <w:del w:id="9039" w:author="Claude (AI) - proposed" w:date="2026-10-15T20:14:10Z">
+                <w:del w:id="9040" w:author="Claude (AI) - proposed" w:date="2026-10-18T00:27:37Z"/>
+              </w:rPr>
+            </w:pPr>
+            <w:del w:id="9039" w:author="Claude (AI) - proposed" w:date="2026-10-18T00:27:37Z">
               <w:r>
                 <w:rPr>
                   <w:rFonts w:ascii="Arial" w:cs="Arial" w:eastAsia="Arial" w:hAnsi="Arial"/>
@@ -1419,10 +1419,10 @@
               <w:ind w:left="360" w:hanging="180"/>
               <w:jc w:val="left"/>
               <w:rPr>
-                <w:del w:id="9042" w:author="Claude (AI) - proposed" w:date="2026-10-15T20:14:10Z"/>
-              </w:rPr>
-            </w:pPr>
-            <w:del w:id="9041" w:author="Claude (AI) - proposed" w:date="2026-10-15T20:14:10Z">
+                <w:del w:id="9042" w:author="Claude (AI) - proposed" w:date="2026-10-18T00:27:37Z"/>
+              </w:rPr>
+            </w:pPr>
+            <w:del w:id="9041" w:author="Claude (AI) - proposed" w:date="2026-10-18T00:27:37Z">
               <w:r>
                 <w:rPr>
                   <w:rFonts w:ascii="Arial" w:cs="Arial" w:eastAsia="Arial" w:hAnsi="Arial"/>
@@ -1640,10 +1640,10 @@
               <w:ind w:left="360" w:hanging="180"/>
               <w:jc w:val="left"/>
               <w:rPr>
-                <w:ins w:id="9044" w:author="Claude (AI) - proposed" w:date="2026-10-15T20:14:10Z"/>
-              </w:rPr>
-            </w:pPr>
-            <w:ins w:id="9043" w:author="Claude (AI) - proposed" w:date="2026-10-15T20:14:10Z">
+                <w:ins w:id="9044" w:author="Claude (AI) - proposed" w:date="2026-10-18T00:27:37Z"/>
+              </w:rPr>
+            </w:pPr>
+            <w:ins w:id="9043" w:author="Claude (AI) - proposed" w:date="2026-10-18T00:27:37Z">
               <w:r>
                 <w:rPr>
                   <w:rFonts w:ascii="Arial" w:cs="Arial" w:eastAsia="Arial" w:hAnsi="Arial"/>
@@ -1665,10 +1665,10 @@
               <w:ind w:left="360" w:hanging="180"/>
               <w:jc w:val="left"/>
               <w:rPr>
-                <w:ins w:id="9046" w:author="Claude (AI) - proposed" w:date="2026-10-15T20:14:10Z"/>
-              </w:rPr>
-            </w:pPr>
-            <w:ins w:id="9045" w:author="Claude (AI) - proposed" w:date="2026-10-15T20:14:10Z">
+                <w:ins w:id="9046" w:author="Claude (AI) - proposed" w:date="2026-10-18T00:27:37Z"/>
+              </w:rPr>
+            </w:pPr>
+            <w:ins w:id="9045" w:author="Claude (AI) - proposed" w:date="2026-10-18T00:27:37Z">
               <w:r>
                 <w:rPr>
                   <w:rFonts w:ascii="Arial" w:cs="Arial" w:eastAsia="Arial" w:hAnsi="Arial"/>
@@ -1690,10 +1690,10 @@
               <w:ind w:left="360" w:hanging="180"/>
               <w:jc w:val="left"/>
               <w:rPr>
-                <w:del w:id="9048" w:author="Claude (AI) - proposed" w:date="2026-10-15T20:14:10Z"/>
-              </w:rPr>
-            </w:pPr>
-            <w:del w:id="9047" w:author="Claude (AI) - proposed" w:date="2026-10-15T20:14:10Z">
+                <w:del w:id="9048" w:author="Claude (AI) - proposed" w:date="2026-10-18T00:27:37Z"/>
+              </w:rPr>
+            </w:pPr>
+            <w:del w:id="9047" w:author="Claude (AI) - proposed" w:date="2026-10-18T00:27:37Z">
               <w:r>
                 <w:rPr>
                   <w:rFonts w:ascii="Arial" w:cs="Arial" w:eastAsia="Arial" w:hAnsi="Arial"/>
@@ -1715,10 +1715,10 @@
               <w:ind w:left="360" w:hanging="180"/>
               <w:jc w:val="left"/>
               <w:rPr>
-                <w:del w:id="9050" w:author="Claude (AI) - proposed" w:date="2026-10-15T20:14:10Z"/>
-              </w:rPr>
-            </w:pPr>
-            <w:del w:id="9049" w:author="Claude (AI) - proposed" w:date="2026-10-15T20:14:10Z">
+                <w:del w:id="9050" w:author="Claude (AI) - proposed" w:date="2026-10-18T00:27:37Z"/>
+              </w:rPr>
+            </w:pPr>
+            <w:del w:id="9049" w:author="Claude (AI) - proposed" w:date="2026-10-18T00:27:37Z">
               <w:r>
                 <w:rPr>
                   <w:rFonts w:ascii="Arial" w:cs="Arial" w:eastAsia="Arial" w:hAnsi="Arial"/>
@@ -1740,10 +1740,10 @@
               <w:ind w:left="360" w:hanging="180"/>
               <w:jc w:val="left"/>
               <w:rPr>
-                <w:del w:id="9052" w:author="Claude (AI) - proposed" w:date="2026-10-15T20:14:10Z"/>
-              </w:rPr>
-            </w:pPr>
-            <w:del w:id="9051" w:author="Claude (AI) - proposed" w:date="2026-10-15T20:14:10Z">
+                <w:del w:id="9052" w:author="Claude (AI) - proposed" w:date="2026-10-18T00:27:37Z"/>
+              </w:rPr>
+            </w:pPr>
+            <w:del w:id="9051" w:author="Claude (AI) - proposed" w:date="2026-10-18T00:27:37Z">
               <w:r>
                 <w:rPr>
                   <w:rFonts w:ascii="Arial" w:cs="Arial" w:eastAsia="Arial" w:hAnsi="Arial"/>
@@ -1765,10 +1765,10 @@
               <w:ind w:left="360" w:hanging="180"/>
               <w:jc w:val="left"/>
               <w:rPr>
-                <w:del w:id="9054" w:author="Claude (AI) - proposed" w:date="2026-10-15T20:14:10Z"/>
-              </w:rPr>
-            </w:pPr>
-            <w:del w:id="9053" w:author="Claude (AI) - proposed" w:date="2026-10-15T20:14:10Z">
+                <w:del w:id="9054" w:author="Claude (AI) - proposed" w:date="2026-10-18T00:27:37Z"/>
+              </w:rPr>
+            </w:pPr>
+            <w:del w:id="9053" w:author="Claude (AI) - proposed" w:date="2026-10-18T00:27:37Z">
               <w:r>
                 <w:rPr>
                   <w:rFonts w:ascii="Arial" w:cs="Arial" w:eastAsia="Arial" w:hAnsi="Arial"/>
@@ -2503,7 +2503,7 @@
               </w:rPr>
               <w:t xml:space="preserve">Lesson 4 — Relationship Between sin, cos, and tan: Learners </w:t>
             </w:r>
-            <w:del w:id="9055" w:author="Claude (AI) - proposed" w:date="2026-10-15T20:14:10Z">
+            <w:del w:id="9055" w:author="Claude (AI) - proposed" w:date="2026-10-18T00:27:37Z">
               <w:r>
                 <w:rPr>
                   <w:rFonts w:ascii="Arial" w:cs="Arial" w:eastAsia="Arial" w:hAnsi="Arial"/>
@@ -2518,7 +2518,7 @@
                 <w:delText xml:space="preserve">use the values in their table from Lesson 2 to</w:delText>
               </w:r>
             </w:del>
-            <w:ins w:id="9056" w:author="Claude (AI) - proposed" w:date="2026-10-15T20:14:10Z">
+            <w:ins w:id="9056" w:author="Claude (AI) - proposed" w:date="2026-10-18T00:27:37Z">
               <w:r>
                 <w:rPr>
                   <w:rFonts w:ascii="Arial" w:cs="Arial" w:eastAsia="Arial" w:hAnsi="Arial"/>
@@ -2546,7 +2546,7 @@
               </w:rPr>
               <w:t xml:space="preserve"> compute sin θ / cos θ</w:t>
             </w:r>
-            <w:del w:id="9057" w:author="Claude (AI) - proposed" w:date="2026-10-15T20:14:10Z">
+            <w:del w:id="9057" w:author="Claude (AI) - proposed" w:date="2026-10-18T00:27:37Z">
               <w:r>
                 <w:rPr>
                   <w:rFonts w:ascii="Arial" w:cs="Arial" w:eastAsia="Arial" w:hAnsi="Arial"/>
@@ -2694,7 +2694,7 @@
               </w:rPr>
               <w:t xml:space="preserve">Lesson 7 — Angles of Elevation and Depression: Teacher uses the mast photograph (anchoring phenomenon) and the Mombasa cliff supporting phenomenon. Learners define angle of elevation (measured upward from horizontal) and angle of depression (measured downward from horizontal) with diagrams. Step-by-step method for setting up and solving elevation/depression problems is developed collaboratively. Learners solve a set of graded problems: flag pole </w:t>
             </w:r>
-            <w:del w:id="9058" w:author="Claude (AI) - proposed" w:date="2026-10-15T20:14:10Z">
+            <w:del w:id="9058" w:author="Claude (AI) - proposed" w:date="2026-10-18T00:27:37Z">
               <w:r>
                 <w:rPr>
                   <w:rFonts w:ascii="Arial" w:cs="Arial" w:eastAsia="Arial" w:hAnsi="Arial"/>
@@ -2709,7 +2709,7 @@
                 <w:delText xml:space="preserve">shadow</w:delText>
               </w:r>
             </w:del>
-            <w:ins w:id="9059" w:author="Claude (AI) - proposed" w:date="2026-10-15T20:14:10Z">
+            <w:ins w:id="9059" w:author="Claude (AI) - proposed" w:date="2026-10-18T00:27:37Z">
               <w:r>
                 <w:rPr>
                   <w:rFonts w:ascii="Arial" w:cs="Arial" w:eastAsia="Arial" w:hAnsi="Arial"/>
@@ -3027,7 +3027,7 @@
         </w:rPr>
         <w:t xml:space="preserve">© 2026 SeaVuria and ARES. This work is licensed under a </w:t>
       </w:r>
-      <w:hyperlink w:history="1" r:id="rIdufga6pcv0dl23hgfovxua">
+      <w:hyperlink w:history="1" r:id="rIdib8xhghlankstiudutdhr">
         <w:r>
           <w:rPr>
             <w:rFonts w:ascii="Arial" w:cs="Arial" w:eastAsia="Arial" w:hAnsi="Arial"/>
@@ -3047,7 +3047,7 @@
         </w:rPr>
         <w:t xml:space="preserve"> (</w:t>
       </w:r>
-      <w:hyperlink w:history="1" r:id="rIdbsc3hugsbavjprjeakout">
+      <w:hyperlink w:history="1" r:id="rIdevy9j4hgd8swpfkkvvfqk">
         <w:r>
           <w:rPr>
             <w:rFonts w:ascii="Arial" w:cs="Arial" w:eastAsia="Arial" w:hAnsi="Arial"/>
@@ -3067,7 +3067,7 @@
         </w:rPr>
         <w:t xml:space="preserve">). To view a copy of this license, visit </w:t>
       </w:r>
-      <w:hyperlink w:history="1" r:id="rIdcytic-btdh4sso-lpfqjm">
+      <w:hyperlink w:history="1" r:id="rId3dhxqienfz7xbjjby70py">
         <w:r>
           <w:rPr>
             <w:rFonts w:ascii="Arial" w:cs="Arial" w:eastAsia="Arial" w:hAnsi="Arial"/>
@@ -4106,7 +4106,7 @@
             <w:pPr>
               <w:spacing w:after="20" w:before="0"/>
             </w:pPr>
-            <w:hyperlink w:history="1" r:id="rIdqblyjhf1lymngqvnl1lci">
+            <w:hyperlink w:history="1" r:id="rIdmpad85lcsuusaw5smha8d">
               <w:r>
                 <w:rPr>
                   <w:rFonts w:ascii="Arial" w:cs="Arial" w:eastAsia="Arial" w:hAnsi="Arial"/>
@@ -4139,7 +4139,7 @@
               <w:spacing w:after="10" w:before="0"/>
               <w:ind w:left="120"/>
             </w:pPr>
-            <w:hyperlink w:history="1" r:id="rIdfml2gvqdo5seb1_ddzpdx">
+            <w:hyperlink w:history="1" r:id="rId-uoy8ol1514obc_p7j15v">
               <w:r>
                 <w:rPr>
                   <w:rFonts w:ascii="Arial" w:cs="Arial" w:eastAsia="Arial" w:hAnsi="Arial"/>
@@ -4184,7 +4184,7 @@
             <w:pPr>
               <w:spacing w:after="20" w:before="0"/>
             </w:pPr>
-            <w:hyperlink w:history="1" r:id="rIdxh9bjncigiwexrx8jmxhv">
+            <w:hyperlink w:history="1" r:id="rIdqqspaqs1kd-mrewxh3ggb">
               <w:r>
                 <w:rPr>
                   <w:rFonts w:ascii="Arial" w:cs="Arial" w:eastAsia="Arial" w:hAnsi="Arial"/>
@@ -4217,7 +4217,7 @@
               <w:spacing w:after="10" w:before="0"/>
               <w:ind w:left="120"/>
             </w:pPr>
-            <w:hyperlink w:history="1" r:id="rId-wolvzclms6lsl9enu8th">
+            <w:hyperlink w:history="1" r:id="rIdct9tszel5zbdvqdvoshmx">
               <w:r>
                 <w:rPr>
                   <w:rFonts w:ascii="Arial" w:cs="Arial" w:eastAsia="Arial" w:hAnsi="Arial"/>
@@ -4361,7 +4361,7 @@
               </w:rPr>
               <w:t xml:space="preserve">Observable indicator: Do students correctly set up a right-angled triangle diagram with the 40 m base and 50° angle labelled, even if they cannot solve it? Teacher notes which groups draw a triangle (shows geometric intuition) versus which write purely algebraic equations (shows over-reliance on algebra). Red flag: any student who claims to have solved it correctly — probe immediately with 'How did you find the second side without knowing the height?'</w:t>
             </w:r>
-            <w:ins w:id="9060" w:author="Claude (AI) - proposed" w:date="2026-10-15T20:14:10Z">
+            <w:ins w:id="9060" w:author="Claude (AI) - proposed" w:date="2026-10-18T00:27:37Z">
               <w:r>
                 <w:rPr>
                   <w:rFonts w:ascii="Arial" w:cs="Arial" w:eastAsia="Arial" w:hAnsi="Arial"/>
@@ -4432,7 +4432,7 @@
             <w:pPr>
               <w:spacing w:after="20" w:before="0"/>
             </w:pPr>
-            <w:hyperlink w:history="1" r:id="rIdmntx1mr7t_riowdviaue4">
+            <w:hyperlink w:history="1" r:id="rIdmdgv6rbcpxued21dujjwn">
               <w:r>
                 <w:rPr>
                   <w:rFonts w:ascii="Arial" w:cs="Arial" w:eastAsia="Arial" w:hAnsi="Arial"/>
@@ -4465,7 +4465,7 @@
               <w:spacing w:after="10" w:before="0"/>
               <w:ind w:left="120"/>
             </w:pPr>
-            <w:hyperlink w:history="1" r:id="rIdaxftn5j7zpwculu6jajl7">
+            <w:hyperlink w:history="1" r:id="rIdg3boe9n36mf96nefcebgi">
               <w:r>
                 <w:rPr>
                   <w:rFonts w:ascii="Arial" w:cs="Arial" w:eastAsia="Arial" w:hAnsi="Arial"/>
@@ -4510,7 +4510,7 @@
             <w:pPr>
               <w:spacing w:after="20" w:before="0"/>
             </w:pPr>
-            <w:hyperlink w:history="1" r:id="rIdoypkfefogmfrerdksiyg6">
+            <w:hyperlink w:history="1" r:id="rIdb8b7nsww2onx9pdvfaq5f">
               <w:r>
                 <w:rPr>
                   <w:rFonts w:ascii="Arial" w:cs="Arial" w:eastAsia="Arial" w:hAnsi="Arial"/>
@@ -4543,7 +4543,7 @@
               <w:spacing w:after="10" w:before="0"/>
               <w:ind w:left="120"/>
             </w:pPr>
-            <w:hyperlink w:history="1" r:id="rIdhmhpfub8u8wfz35fviji1">
+            <w:hyperlink w:history="1" r:id="rIdawwq-erslvmwfmd-o6kzd">
               <w:r>
                 <w:rPr>
                   <w:rFonts w:ascii="Arial" w:cs="Arial" w:eastAsia="Arial" w:hAnsi="Arial"/>
@@ -4823,7 +4823,7 @@
             <w:pPr>
               <w:spacing w:after="20" w:before="0"/>
             </w:pPr>
-            <w:hyperlink w:history="1" r:id="rId-bgnw3xnemanjy6nc0s3d">
+            <w:hyperlink w:history="1" r:id="rIdke58jsmcchlwjfuqmxouo">
               <w:r>
                 <w:rPr>
                   <w:rFonts w:ascii="Arial" w:cs="Arial" w:eastAsia="Arial" w:hAnsi="Arial"/>
@@ -4856,7 +4856,7 @@
               <w:spacing w:after="10" w:before="0"/>
               <w:ind w:left="120"/>
             </w:pPr>
-            <w:hyperlink w:history="1" r:id="rIdgjms-r8hnvc4ig5y0c8ju">
+            <w:hyperlink w:history="1" r:id="rIdijfgkupiuo5_plsr2xcoh">
               <w:r>
                 <w:rPr>
                   <w:rFonts w:ascii="Arial" w:cs="Arial" w:eastAsia="Arial" w:hAnsi="Arial"/>
@@ -4901,7 +4901,7 @@
             <w:pPr>
               <w:spacing w:after="20" w:before="0"/>
             </w:pPr>
-            <w:hyperlink w:history="1" r:id="rIdeatf-z9toynh0qt605gsi">
+            <w:hyperlink w:history="1" r:id="rIdzwontkrfxkwqzzxagfs92">
               <w:r>
                 <w:rPr>
                   <w:rFonts w:ascii="Arial" w:cs="Arial" w:eastAsia="Arial" w:hAnsi="Arial"/>
@@ -4950,7 +4950,7 @@
               <w:spacing w:after="10" w:before="0"/>
               <w:ind w:left="120"/>
             </w:pPr>
-            <w:hyperlink w:history="1" r:id="rIdgdtnr7y7u0hz5mbptrk35">
+            <w:hyperlink w:history="1" r:id="rIda3kcw_ghdqg_lvogfa6dz">
               <w:r>
                 <w:rPr>
                   <w:rFonts w:ascii="Arial" w:cs="Arial" w:eastAsia="Arial" w:hAnsi="Arial"/>
@@ -5150,7 +5150,7 @@
             <w:pPr>
               <w:spacing w:after="20" w:before="0"/>
             </w:pPr>
-            <w:hyperlink w:history="1" r:id="rId61qyo4es7avwkdwd3-6gs">
+            <w:hyperlink w:history="1" r:id="rIdnoswntyuptm3-o6h9mrbd">
               <w:r>
                 <w:rPr>
                   <w:rFonts w:ascii="Arial" w:cs="Arial" w:eastAsia="Arial" w:hAnsi="Arial"/>
@@ -5183,7 +5183,7 @@
               <w:spacing w:after="10" w:before="0"/>
               <w:ind w:left="120"/>
             </w:pPr>
-            <w:hyperlink w:history="1" r:id="rIdmv2y8le8qqjg3jybr1hi2">
+            <w:hyperlink w:history="1" r:id="rIdzsflgldkihxweo0k71hiu">
               <w:r>
                 <w:rPr>
                   <w:rFonts w:ascii="Arial" w:cs="Arial" w:eastAsia="Arial" w:hAnsi="Arial"/>
@@ -5228,7 +5228,7 @@
             <w:pPr>
               <w:spacing w:after="20" w:before="0"/>
             </w:pPr>
-            <w:hyperlink w:history="1" r:id="rId7qvnfysbcxc48-w_0p04d">
+            <w:hyperlink w:history="1" r:id="rIdn3zdlj_79otlrvtyhlbug">
               <w:r>
                 <w:rPr>
                   <w:rFonts w:ascii="Arial" w:cs="Arial" w:eastAsia="Arial" w:hAnsi="Arial"/>
@@ -5277,7 +5277,7 @@
               <w:spacing w:after="10" w:before="0"/>
               <w:ind w:left="120"/>
             </w:pPr>
-            <w:hyperlink w:history="1" r:id="rIdv-doyh2myfaba-euqy_2g">
+            <w:hyperlink w:history="1" r:id="rIdb6z-xu_rmr95dj9tawfpw">
               <w:r>
                 <w:rPr>
                   <w:rFonts w:ascii="Arial" w:cs="Arial" w:eastAsia="Arial" w:hAnsi="Arial"/>
@@ -5355,7 +5355,7 @@
               </w:rPr>
               <w:t xml:space="preserve">Distribute sticky notes. Say: 'You have three minutes — one genuine question, one Kenyan connection. These will live on our board for the whole unit.' After writing, cold-call FIVE groups to read their question note before sticking it up. As you organise the board, narrate: 'I am grouping Amina's question with Juma's — both are asking about how we get the ratio value for any angle. That is exactly Lesson 2.' Point to a connection note that mentions building construction and say: 'Who wrote this? Tell us in one sentence.' After the student speaks, say: 'Keep that in mind — we will come back to construction in </w:t>
             </w:r>
-            <w:del w:id="9061" w:author="Claude (AI) - proposed" w:date="2026-10-15T20:14:10Z">
+            <w:del w:id="9061" w:author="Claude (AI) - proposed" w:date="2026-10-18T00:27:37Z">
               <w:r>
                 <w:rPr>
                   <w:rFonts w:ascii="Arial" w:cs="Arial" w:eastAsia="Arial" w:hAnsi="Arial"/>
@@ -5370,7 +5370,7 @@
                 <w:delText xml:space="preserve">Lesson 5</w:delText>
               </w:r>
             </w:del>
-            <w:ins w:id="9062" w:author="Claude (AI) - proposed" w:date="2026-10-15T20:14:10Z">
+            <w:ins w:id="9062" w:author="Claude (AI) - proposed" w:date="2026-10-18T00:27:37Z">
               <w:r>
                 <w:rPr>
                   <w:rFonts w:ascii="Arial" w:cs="Arial" w:eastAsia="Arial" w:hAnsi="Arial"/>
@@ -5520,7 +5520,7 @@
             <w:pPr>
               <w:spacing w:after="20" w:before="0"/>
             </w:pPr>
-            <w:hyperlink w:history="1" r:id="rIdvjl5okp3rfjmtmd0wnx7j">
+            <w:hyperlink w:history="1" r:id="rId_bycwxjp1tbzb6jurwfpe">
               <w:r>
                 <w:rPr>
                   <w:rFonts w:ascii="Arial" w:cs="Arial" w:eastAsia="Arial" w:hAnsi="Arial"/>
@@ -5553,7 +5553,7 @@
               <w:spacing w:after="10" w:before="0"/>
               <w:ind w:left="120"/>
             </w:pPr>
-            <w:hyperlink w:history="1" r:id="rIdfywwbxfjwqaxcmsrqbpst">
+            <w:hyperlink w:history="1" r:id="rId4z8yfs4cubb88jswgsmmu">
               <w:r>
                 <w:rPr>
                   <w:rFonts w:ascii="Arial" w:cs="Arial" w:eastAsia="Arial" w:hAnsi="Arial"/>
@@ -5598,7 +5598,7 @@
             <w:pPr>
               <w:spacing w:after="20" w:before="0"/>
             </w:pPr>
-            <w:hyperlink w:history="1" r:id="rIdemma2x-ldzfvymh2-y7rs">
+            <w:hyperlink w:history="1" r:id="rId8tftrlgwiotdcwbxvqrjl">
               <w:r>
                 <w:rPr>
                   <w:rFonts w:ascii="Arial" w:cs="Arial" w:eastAsia="Arial" w:hAnsi="Arial"/>
@@ -5647,7 +5647,7 @@
               <w:spacing w:after="10" w:before="0"/>
               <w:ind w:left="120"/>
             </w:pPr>
-            <w:hyperlink w:history="1" r:id="rIdih2hgdufr6ckj7ashswpl">
+            <w:hyperlink w:history="1" r:id="rIdntbetgjchbt0ajjqspsdl">
               <w:r>
                 <w:rPr>
                   <w:rFonts w:ascii="Arial" w:cs="Arial" w:eastAsia="Arial" w:hAnsi="Arial"/>
@@ -6172,7 +6172,7 @@
         </w:rPr>
         <w:t xml:space="preserve">© 2026 SeaVuria and ARES. Aligned with KICD objectives. Developed by SeaVuria; technical implementation by ARES (with AI assistance from Claude). Licensed under </w:t>
       </w:r>
-      <w:hyperlink w:history="1" r:id="rIdg5j6cta1izulsaxl631c7">
+      <w:hyperlink w:history="1" r:id="rIdfhb-xcyrsgsopzcoqkcdj">
         <w:r>
           <w:rPr>
             <w:rFonts w:ascii="Arial" w:cs="Arial" w:eastAsia="Arial" w:hAnsi="Arial"/>
@@ -6193,7 +6193,7 @@
         </w:rPr>
         <w:t xml:space="preserve"> (</w:t>
       </w:r>
-      <w:hyperlink w:history="1" r:id="rId7jltgxdkapgeambqeklty">
+      <w:hyperlink w:history="1" r:id="rIdu28v0rbjiuupv0-luoa6u">
         <w:r>
           <w:rPr>
             <w:rFonts w:ascii="Arial" w:cs="Arial" w:eastAsia="Arial" w:hAnsi="Arial"/>
@@ -6862,7 +6862,7 @@
               </w:rPr>
               <w:t xml:space="preserve">Lesson 1 revealed that a constant side-ratio exists for every angle; Lesson 2 gives those three ratios their official names (sin, cos, tan), equips learners to evaluate them numerically using tables and calculators, and connects the resulting numbers directly to the mast problem: </w:t>
             </w:r>
-            <w:del w:id="9063" w:author="Claude (AI) - proposed" w:date="2026-10-15T20:14:10Z">
+            <w:del w:id="9063" w:author="Claude (AI) - proposed" w:date="2026-10-18T00:27:37Z">
               <w:r>
                 <w:rPr>
                   <w:rFonts w:ascii="Arial" w:cs="Arial" w:eastAsia="Arial" w:hAnsi="Arial"/>
@@ -6877,7 +6877,7 @@
                 <w:delText xml:space="preserve">sin</w:delText>
               </w:r>
             </w:del>
-            <w:ins w:id="9064" w:author="Claude (AI) - proposed" w:date="2026-10-15T20:14:10Z">
+            <w:ins w:id="9064" w:author="Claude (AI) - proposed" w:date="2026-10-18T00:27:37Z">
               <w:r>
                 <w:rPr>
                   <w:rFonts w:ascii="Arial" w:cs="Arial" w:eastAsia="Arial" w:hAnsi="Arial"/>
@@ -6905,7 +6905,7 @@
               </w:rPr>
               <w:t xml:space="preserve"> 50° ≈ </w:t>
             </w:r>
-            <w:del w:id="9065" w:author="Claude (AI) - proposed" w:date="2026-10-15T20:14:10Z">
+            <w:del w:id="9065" w:author="Claude (AI) - proposed" w:date="2026-10-18T00:27:37Z">
               <w:r>
                 <w:rPr>
                   <w:rFonts w:ascii="Arial" w:cs="Arial" w:eastAsia="Arial" w:hAnsi="Arial"/>
@@ -6920,7 +6920,7 @@
                 <w:delText xml:space="preserve">0.766</w:delText>
               </w:r>
             </w:del>
-            <w:ins w:id="9066" w:author="Claude (AI) - proposed" w:date="2026-10-15T20:14:10Z">
+            <w:ins w:id="9066" w:author="Claude (AI) - proposed" w:date="2026-10-18T00:27:37Z">
               <w:r>
                 <w:rPr>
                   <w:rFonts w:ascii="Arial" w:cs="Arial" w:eastAsia="Arial" w:hAnsi="Arial"/>
@@ -6948,7 +6948,7 @@
               </w:rPr>
               <w:t xml:space="preserve"> is the ratio that </w:t>
             </w:r>
-            <w:del w:id="9067" w:author="Claude (AI) - proposed" w:date="2026-10-15T20:14:10Z">
+            <w:del w:id="9067" w:author="Claude (AI) - proposed" w:date="2026-10-18T00:27:37Z">
               <w:r>
                 <w:rPr>
                   <w:rFonts w:ascii="Arial" w:cs="Arial" w:eastAsia="Arial" w:hAnsi="Arial"/>
@@ -6963,7 +6963,7 @@
                 <w:delText xml:space="preserve">will eventually yield</w:delText>
               </w:r>
             </w:del>
-            <w:ins w:id="9068" w:author="Claude (AI) - proposed" w:date="2026-10-15T20:14:10Z">
+            <w:ins w:id="9068" w:author="Claude (AI) - proposed" w:date="2026-10-18T00:27:37Z">
               <w:r>
                 <w:rPr>
                   <w:rFonts w:ascii="Arial" w:cs="Arial" w:eastAsia="Arial" w:hAnsi="Arial"/>
@@ -7154,7 +7154,7 @@
               </w:rPr>
               <w:t xml:space="preserve">This lesson is the definitional heart of the entire Trigonometry 1 sub-strand. Coming off Lesson 1 — where learners discovered empirically that the ratio of any two sides of a right-angled triangle depends only on the angle, not on the triangle's size — learners are now ready to receive the formal names: sine, cosine, and tangent. The lesson opens by revisiting the Nakuru mast photograph and the single incomplete calculation left on the board: "height = 40 m × ???". The "???" is the hook; by the end of the lesson learners will know it equals tan 50°, will look it up in a table, and will see the mast's height emerge as a real number for the first time.</w:t>
             </w:r>
-            <w:del w:id="9069" w:author="Claude (AI) - proposed" w:date="2026-10-15T20:14:10Z">
+            <w:del w:id="9069" w:author="Claude (AI) - proposed" w:date="2026-10-18T00:27:37Z">
               <w:r>
                 <w:rPr>
                   <w:rFonts w:ascii="Arial" w:cs="Arial" w:eastAsia="Arial" w:hAnsi="Arial"/>
@@ -7176,10 +7176,10 @@
               <w:spacing w:after="40" w:before="0"/>
               <w:jc w:val="left"/>
               <w:rPr>
-                <w:ins w:id="9071" w:author="Claude (AI) - proposed" w:date="2026-10-15T20:14:10Z"/>
-              </w:rPr>
-            </w:pPr>
-            <w:ins w:id="9070" w:author="Claude (AI) - proposed" w:date="2026-10-15T20:14:10Z">
+                <w:ins w:id="9071" w:author="Claude (AI) - proposed" w:date="2026-10-18T00:27:37Z"/>
+              </w:rPr>
+            </w:pPr>
+            <w:ins w:id="9070" w:author="Claude (AI) - proposed" w:date="2026-10-18T00:27:37Z">
               <w:r>
                 <w:rPr>
                   <w:rFonts w:ascii="Arial" w:cs="Arial" w:eastAsia="Arial" w:hAnsi="Arial"/>
@@ -7201,10 +7201,10 @@
               <w:spacing w:after="40" w:before="0"/>
               <w:jc w:val="left"/>
               <w:rPr>
-                <w:ins w:id="9073" w:author="Claude (AI) - proposed" w:date="2026-10-15T20:14:10Z"/>
-              </w:rPr>
-            </w:pPr>
-            <w:ins w:id="9072" w:author="Claude (AI) - proposed" w:date="2026-10-15T20:14:10Z">
+                <w:ins w:id="9073" w:author="Claude (AI) - proposed" w:date="2026-10-18T00:27:37Z"/>
+              </w:rPr>
+            </w:pPr>
+            <w:ins w:id="9072" w:author="Claude (AI) - proposed" w:date="2026-10-18T00:27:37Z">
               <w:r>
                 <w:rPr>
                   <w:rFonts w:ascii="Arial" w:cs="Arial" w:eastAsia="Arial" w:hAnsi="Arial"/>
@@ -7226,10 +7226,10 @@
               <w:spacing w:after="40" w:before="0"/>
               <w:jc w:val="left"/>
               <w:rPr>
-                <w:ins w:id="9075" w:author="Claude (AI) - proposed" w:date="2026-10-15T20:14:10Z"/>
-              </w:rPr>
-            </w:pPr>
-            <w:ins w:id="9074" w:author="Claude (AI) - proposed" w:date="2026-10-15T20:14:10Z">
+                <w:ins w:id="9075" w:author="Claude (AI) - proposed" w:date="2026-10-18T00:27:37Z"/>
+              </w:rPr>
+            </w:pPr>
+            <w:ins w:id="9074" w:author="Claude (AI) - proposed" w:date="2026-10-18T00:27:37Z">
               <w:r>
                 <w:rPr>
                   <w:rFonts w:ascii="Arial" w:cs="Arial" w:eastAsia="Arial" w:hAnsi="Arial"/>
@@ -7251,10 +7251,10 @@
               <w:spacing w:after="40" w:before="0"/>
               <w:jc w:val="left"/>
               <w:rPr>
-                <w:ins w:id="9077" w:author="Claude (AI) - proposed" w:date="2026-10-15T20:14:10Z"/>
-              </w:rPr>
-            </w:pPr>
-            <w:ins w:id="9076" w:author="Claude (AI) - proposed" w:date="2026-10-15T20:14:10Z">
+                <w:ins w:id="9077" w:author="Claude (AI) - proposed" w:date="2026-10-18T00:27:37Z"/>
+              </w:rPr>
+            </w:pPr>
+            <w:ins w:id="9076" w:author="Claude (AI) - proposed" w:date="2026-10-18T00:27:37Z">
               <w:r>
                 <w:rPr>
                   <w:rFonts w:ascii="Arial" w:cs="Arial" w:eastAsia="Arial" w:hAnsi="Arial"/>
@@ -7557,7 +7557,7 @@
             <w:pPr>
               <w:spacing w:after="20" w:before="0"/>
             </w:pPr>
-            <w:hyperlink w:history="1" r:id="rIdmsm9v0yjjoad4rzjdaf1s">
+            <w:hyperlink w:history="1" r:id="rIdeycvs-dxbzy9yp8du6tlw">
               <w:r>
                 <w:rPr>
                   <w:rFonts w:ascii="Arial" w:cs="Arial" w:eastAsia="Arial" w:hAnsi="Arial"/>
@@ -7590,7 +7590,7 @@
               <w:spacing w:after="10" w:before="0"/>
               <w:ind w:left="120"/>
             </w:pPr>
-            <w:hyperlink w:history="1" r:id="rIdy4wknagyb3zfrfr4djxzu">
+            <w:hyperlink w:history="1" r:id="rId-dysfsfr8cxm7dhqdtcpn">
               <w:r>
                 <w:rPr>
                   <w:rFonts w:ascii="Arial" w:cs="Arial" w:eastAsia="Arial" w:hAnsi="Arial"/>
@@ -7635,7 +7635,7 @@
             <w:pPr>
               <w:spacing w:after="20" w:before="0"/>
             </w:pPr>
-            <w:hyperlink w:history="1" r:id="rIdmpwb8vwdr0xo-6c2djxtt">
+            <w:hyperlink w:history="1" r:id="rIddmyhafg9porgvqt2fnysa">
               <w:r>
                 <w:rPr>
                   <w:rFonts w:ascii="Arial" w:cs="Arial" w:eastAsia="Arial" w:hAnsi="Arial"/>
@@ -7668,7 +7668,7 @@
               <w:spacing w:after="10" w:before="0"/>
               <w:ind w:left="120"/>
             </w:pPr>
-            <w:hyperlink w:history="1" r:id="rIdq_lma1tpkfraihbia4oaw">
+            <w:hyperlink w:history="1" r:id="rIdgufwfiauei0q63yev1fvv">
               <w:r>
                 <w:rPr>
                   <w:rFonts w:ascii="Arial" w:cs="Arial" w:eastAsia="Arial" w:hAnsi="Arial"/>
@@ -7868,7 +7868,7 @@
             <w:pPr>
               <w:spacing w:after="20" w:before="0"/>
             </w:pPr>
-            <w:hyperlink w:history="1" r:id="rIdykhafcematiubblbkznws">
+            <w:hyperlink w:history="1" r:id="rIdtw9dilxho_y3pg7wotwac">
               <w:r>
                 <w:rPr>
                   <w:rFonts w:ascii="Arial" w:cs="Arial" w:eastAsia="Arial" w:hAnsi="Arial"/>
@@ -7901,7 +7901,7 @@
               <w:spacing w:after="10" w:before="0"/>
               <w:ind w:left="120"/>
             </w:pPr>
-            <w:hyperlink w:history="1" r:id="rId0bfznymdkayfrdoynijkz">
+            <w:hyperlink w:history="1" r:id="rIdxah2gmxwy_q8fr8ur9w_k">
               <w:r>
                 <w:rPr>
                   <w:rFonts w:ascii="Arial" w:cs="Arial" w:eastAsia="Arial" w:hAnsi="Arial"/>
@@ -7946,7 +7946,7 @@
             <w:pPr>
               <w:spacing w:after="20" w:before="0"/>
             </w:pPr>
-            <w:hyperlink w:history="1" r:id="rIdy180cfum3qxbxhy9s9igp">
+            <w:hyperlink w:history="1" r:id="rIdtrqmu2j0ep1dc4gqdg3ao">
               <w:r>
                 <w:rPr>
                   <w:rFonts w:ascii="Arial" w:cs="Arial" w:eastAsia="Arial" w:hAnsi="Arial"/>
@@ -7979,7 +7979,7 @@
               <w:spacing w:after="10" w:before="0"/>
               <w:ind w:left="120"/>
             </w:pPr>
-            <w:hyperlink w:history="1" r:id="rIdn3xfwstytf9h_-6ftsder">
+            <w:hyperlink w:history="1" r:id="rIdl39ruft_k0s8rxe0nyids">
               <w:r>
                 <w:rPr>
                   <w:rFonts w:ascii="Arial" w:cs="Arial" w:eastAsia="Arial" w:hAnsi="Arial"/>
@@ -8024,7 +8024,7 @@
               </w:rPr>
               <w:t xml:space="preserve">In pairs, learners </w:t>
             </w:r>
-            <w:del w:id="9078" w:author="Claude (AI) - proposed" w:date="2026-10-15T20:14:10Z">
+            <w:del w:id="9078" w:author="Claude (AI) - proposed" w:date="2026-10-18T00:27:37Z">
               <w:r>
                 <w:rPr>
                   <w:rFonts w:ascii="Arial" w:cs="Arial" w:eastAsia="Arial" w:hAnsi="Arial"/>
@@ -8039,7 +8039,7 @@
                 <w:delText xml:space="preserve">draw two fresh right-angled triangles in their exercise books — one with an estimated acute angle of about 35° and one with about 60° — using ruler and protractor. They measure all three sides to the nearest millimetre. For each triangle, they choose each acute angle in turn as the reference angle</w:delText>
               </w:r>
             </w:del>
-            <w:ins w:id="9079" w:author="Claude (AI) - proposed" w:date="2026-10-15T20:14:10Z">
+            <w:ins w:id="9079" w:author="Claude (AI) - proposed" w:date="2026-10-18T00:27:37Z">
               <w:r>
                 <w:rPr>
                   <w:rFonts w:ascii="Arial" w:cs="Arial" w:eastAsia="Arial" w:hAnsi="Arial"/>
@@ -8067,7 +8067,7 @@
               </w:rPr>
               <w:t xml:space="preserve">, label O, A, H </w:t>
             </w:r>
-            <w:del w:id="9080" w:author="Claude (AI) - proposed" w:date="2026-10-15T20:14:10Z">
+            <w:del w:id="9080" w:author="Claude (AI) - proposed" w:date="2026-10-18T00:27:37Z">
               <w:r>
                 <w:rPr>
                   <w:rFonts w:ascii="Arial" w:cs="Arial" w:eastAsia="Arial" w:hAnsi="Arial"/>
@@ -8082,7 +8082,7 @@
                 <w:delText xml:space="preserve">correctly</w:delText>
               </w:r>
             </w:del>
-            <w:ins w:id="9081" w:author="Claude (AI) - proposed" w:date="2026-10-15T20:14:10Z">
+            <w:ins w:id="9081" w:author="Claude (AI) - proposed" w:date="2026-10-18T00:27:37Z">
               <w:r>
                 <w:rPr>
                   <w:rFonts w:ascii="Arial" w:cs="Arial" w:eastAsia="Arial" w:hAnsi="Arial"/>
@@ -8110,7 +8110,7 @@
               </w:rPr>
               <w:t xml:space="preserve">, and compute all three ratios (O/H, A/H, O/A) to 3 decimal places</w:t>
             </w:r>
-            <w:ins w:id="9082" w:author="Claude (AI) - proposed" w:date="2026-10-15T20:14:10Z">
+            <w:ins w:id="9082" w:author="Claude (AI) - proposed" w:date="2026-10-18T00:27:37Z">
               <w:r>
                 <w:rPr>
                   <w:rFonts w:ascii="Arial" w:cs="Arial" w:eastAsia="Arial" w:hAnsi="Arial"/>
@@ -8138,7 +8138,7 @@
               </w:rPr>
               <w:t xml:space="preserve">. They record </w:t>
             </w:r>
-            <w:del w:id="9083" w:author="Claude (AI) - proposed" w:date="2026-10-15T20:14:10Z">
+            <w:del w:id="9083" w:author="Claude (AI) - proposed" w:date="2026-10-18T00:27:37Z">
               <w:r>
                 <w:rPr>
                   <w:rFonts w:ascii="Arial" w:cs="Arial" w:eastAsia="Arial" w:hAnsi="Arial"/>
@@ -8153,7 +8153,7 @@
                 <w:delText xml:space="preserve">all six sets of</w:delText>
               </w:r>
             </w:del>
-            <w:ins w:id="9084" w:author="Claude (AI) - proposed" w:date="2026-10-15T20:14:10Z">
+            <w:ins w:id="9084" w:author="Claude (AI) - proposed" w:date="2026-10-18T00:27:37Z">
               <w:r>
                 <w:rPr>
                   <w:rFonts w:ascii="Arial" w:cs="Arial" w:eastAsia="Arial" w:hAnsi="Arial"/>
@@ -8181,7 +8181,7 @@
               </w:rPr>
               <w:t xml:space="preserve"> ratios in a personal table</w:t>
             </w:r>
-            <w:ins w:id="9085" w:author="Claude (AI) - proposed" w:date="2026-10-15T20:14:10Z">
+            <w:ins w:id="9085" w:author="Claude (AI) - proposed" w:date="2026-10-18T00:27:37Z">
               <w:r>
                 <w:rPr>
                   <w:rFonts w:ascii="Arial" w:cs="Arial" w:eastAsia="Arial" w:hAnsi="Arial"/>
@@ -8229,7 +8229,7 @@
               <w:spacing w:after="40" w:before="0"/>
               <w:jc w:val="left"/>
             </w:pPr>
-            <w:del w:id="9086" w:author="Claude (AI) - proposed" w:date="2026-10-15T20:14:10Z">
+            <w:del w:id="9086" w:author="Claude (AI) - proposed" w:date="2026-10-18T00:27:37Z">
               <w:r>
                 <w:rPr>
                   <w:rFonts w:ascii="Arial" w:cs="Arial" w:eastAsia="Arial" w:hAnsi="Arial"/>
@@ -8257,7 +8257,7 @@
               </w:rPr>
               <w:t xml:space="preserve">Say: '</w:t>
             </w:r>
-            <w:del w:id="9087" w:author="Claude (AI) - proposed" w:date="2026-10-15T20:14:10Z">
+            <w:del w:id="9087" w:author="Claude (AI) - proposed" w:date="2026-10-18T00:27:37Z">
               <w:r>
                 <w:rPr>
                   <w:rFonts w:ascii="Arial" w:cs="Arial" w:eastAsia="Arial" w:hAnsi="Arial"/>
@@ -8272,7 +8272,7 @@
                 <w:delText xml:space="preserve">Draw two right-angled triangles — make them different sizes. Estimate one angle at about 35° and in the other about 60°. Measure all three sides. Then, for EACH acute angle in EACH triangle, label which side is opposite, which is adjacent, which is hypotenuse — remember, these</w:delText>
               </w:r>
             </w:del>
-            <w:ins w:id="9088" w:author="Claude (AI) - proposed" w:date="2026-10-15T20:14:10Z">
+            <w:ins w:id="9088" w:author="Claude (AI) - proposed" w:date="2026-10-18T00:27:37Z">
               <w:r>
                 <w:rPr>
                   <w:rFonts w:ascii="Arial" w:cs="Arial" w:eastAsia="Arial" w:hAnsi="Arial"/>
@@ -8300,7 +8300,7 @@
               </w:rPr>
               <w:t xml:space="preserve"> labels CHANGE when you switch which angle you look from. </w:t>
             </w:r>
-            <w:del w:id="9089" w:author="Claude (AI) - proposed" w:date="2026-10-15T20:14:10Z">
+            <w:del w:id="9089" w:author="Claude (AI) - proposed" w:date="2026-10-18T00:27:37Z">
               <w:r>
                 <w:rPr>
                   <w:rFonts w:ascii="Arial" w:cs="Arial" w:eastAsia="Arial" w:hAnsi="Arial"/>
@@ -8315,7 +8315,7 @@
                 <w:delText xml:space="preserve">Compute</w:delText>
               </w:r>
             </w:del>
-            <w:ins w:id="9090" w:author="Claude (AI) - proposed" w:date="2026-10-15T20:14:10Z">
+            <w:ins w:id="9090" w:author="Claude (AI) - proposed" w:date="2026-10-18T00:27:37Z">
               <w:r>
                 <w:rPr>
                   <w:rFonts w:ascii="Arial" w:cs="Arial" w:eastAsia="Arial" w:hAnsi="Arial"/>
@@ -8343,7 +8343,7 @@
               </w:rPr>
               <w:t xml:space="preserve"> O÷H, A÷H, O÷A. Record everything</w:t>
             </w:r>
-            <w:ins w:id="9091" w:author="Claude (AI) - proposed" w:date="2026-10-15T20:14:10Z">
+            <w:ins w:id="9091" w:author="Claude (AI) - proposed" w:date="2026-10-18T00:27:37Z">
               <w:r>
                 <w:rPr>
                   <w:rFonts w:ascii="Arial" w:cs="Arial" w:eastAsia="Arial" w:hAnsi="Arial"/>
@@ -8371,7 +8371,7 @@
               </w:rPr>
               <w:t xml:space="preserve">.' [Circulate for </w:t>
             </w:r>
-            <w:del w:id="9092" w:author="Claude (AI) - proposed" w:date="2026-10-15T20:14:10Z">
+            <w:del w:id="9092" w:author="Claude (AI) - proposed" w:date="2026-10-18T00:27:37Z">
               <w:r>
                 <w:rPr>
                   <w:rFonts w:ascii="Arial" w:cs="Arial" w:eastAsia="Arial" w:hAnsi="Arial"/>
@@ -8386,7 +8386,7 @@
                 <w:delText xml:space="preserve">8</w:delText>
               </w:r>
             </w:del>
-            <w:ins w:id="9093" w:author="Claude (AI) - proposed" w:date="2026-10-15T20:14:10Z">
+            <w:ins w:id="9093" w:author="Claude (AI) - proposed" w:date="2026-10-18T00:27:37Z">
               <w:r>
                 <w:rPr>
                   <w:rFonts w:ascii="Arial" w:cs="Arial" w:eastAsia="Arial" w:hAnsi="Arial"/>
@@ -8414,7 +8414,7 @@
               </w:rPr>
               <w:t xml:space="preserve"> minutes. At each pair, ask: 'You have switched to the other acute angle</w:t>
             </w:r>
-            <w:del w:id="9094" w:author="Claude (AI) - proposed" w:date="2026-10-15T20:14:10Z">
+            <w:del w:id="9094" w:author="Claude (AI) - proposed" w:date="2026-10-18T00:27:37Z">
               <w:r>
                 <w:rPr>
                   <w:rFonts w:ascii="Arial" w:cs="Arial" w:eastAsia="Arial" w:hAnsi="Arial"/>
@@ -8429,7 +8429,7 @@
                 <w:delText xml:space="preserve"> — have</w:delText>
               </w:r>
             </w:del>
-            <w:ins w:id="9095" w:author="Claude (AI) - proposed" w:date="2026-10-15T20:14:10Z">
+            <w:ins w:id="9095" w:author="Claude (AI) - proposed" w:date="2026-10-18T00:27:37Z">
               <w:r>
                 <w:rPr>
                   <w:rFonts w:ascii="Arial" w:cs="Arial" w:eastAsia="Arial" w:hAnsi="Arial"/>
@@ -8457,7 +8457,7 @@
               </w:rPr>
               <w:t xml:space="preserve"> your labels changed? Show me.'] After </w:t>
             </w:r>
-            <w:del w:id="9096" w:author="Claude (AI) - proposed" w:date="2026-10-15T20:14:10Z">
+            <w:del w:id="9096" w:author="Claude (AI) - proposed" w:date="2026-10-18T00:27:37Z">
               <w:r>
                 <w:rPr>
                   <w:rFonts w:ascii="Arial" w:cs="Arial" w:eastAsia="Arial" w:hAnsi="Arial"/>
@@ -8472,7 +8472,7 @@
                 <w:delText xml:space="preserve">8</w:delText>
               </w:r>
             </w:del>
-            <w:ins w:id="9097" w:author="Claude (AI) - proposed" w:date="2026-10-15T20:14:10Z">
+            <w:ins w:id="9097" w:author="Claude (AI) - proposed" w:date="2026-10-18T00:27:37Z">
               <w:r>
                 <w:rPr>
                   <w:rFonts w:ascii="Arial" w:cs="Arial" w:eastAsia="Arial" w:hAnsi="Arial"/>
@@ -8500,7 +8500,7 @@
               </w:rPr>
               <w:t xml:space="preserve"> minutes, draw the class table on the board</w:t>
             </w:r>
-            <w:ins w:id="9098" w:author="Claude (AI) - proposed" w:date="2026-10-15T20:14:10Z">
+            <w:ins w:id="9098" w:author="Claude (AI) - proposed" w:date="2026-10-18T00:27:37Z">
               <w:r>
                 <w:rPr>
                   <w:rFonts w:ascii="Arial" w:cs="Arial" w:eastAsia="Arial" w:hAnsi="Arial"/>
@@ -8528,7 +8528,7 @@
               </w:rPr>
               <w:t xml:space="preserve">. Point to pairs one by one: 'Otieno and Kamau</w:t>
             </w:r>
-            <w:del w:id="9099" w:author="Claude (AI) - proposed" w:date="2026-10-15T20:14:10Z">
+            <w:del w:id="9099" w:author="Claude (AI) - proposed" w:date="2026-10-18T00:27:37Z">
               <w:r>
                 <w:rPr>
                   <w:rFonts w:ascii="Arial" w:cs="Arial" w:eastAsia="Arial" w:hAnsi="Arial"/>
@@ -8543,7 +8543,7 @@
                 <w:delText xml:space="preserve"> —</w:delText>
               </w:r>
             </w:del>
-            <w:ins w:id="9100" w:author="Claude (AI) - proposed" w:date="2026-10-15T20:14:10Z">
+            <w:ins w:id="9100" w:author="Claude (AI) - proposed" w:date="2026-10-18T00:27:37Z">
               <w:r>
                 <w:rPr>
                   <w:rFonts w:ascii="Arial" w:cs="Arial" w:eastAsia="Arial" w:hAnsi="Arial"/>
@@ -8571,7 +8571,7 @@
               </w:rPr>
               <w:t xml:space="preserve"> give me your sin of </w:t>
             </w:r>
-            <w:del w:id="9101" w:author="Claude (AI) - proposed" w:date="2026-10-15T20:14:10Z">
+            <w:del w:id="9101" w:author="Claude (AI) - proposed" w:date="2026-10-18T00:27:37Z">
               <w:r>
                 <w:rPr>
                   <w:rFonts w:ascii="Arial" w:cs="Arial" w:eastAsia="Arial" w:hAnsi="Arial"/>
@@ -8586,7 +8586,7 @@
                 <w:delText xml:space="preserve">35</w:delText>
               </w:r>
             </w:del>
-            <w:ins w:id="9102" w:author="Claude (AI) - proposed" w:date="2026-10-15T20:14:10Z">
+            <w:ins w:id="9102" w:author="Claude (AI) - proposed" w:date="2026-10-18T00:27:37Z">
               <w:r>
                 <w:rPr>
                   <w:rFonts w:ascii="Arial" w:cs="Arial" w:eastAsia="Arial" w:hAnsi="Arial"/>
@@ -8614,7 +8614,7 @@
               </w:rPr>
               <w:t xml:space="preserve">°.' Fill in the table</w:t>
             </w:r>
-            <w:ins w:id="9103" w:author="Claude (AI) - proposed" w:date="2026-10-15T20:14:10Z">
+            <w:ins w:id="9103" w:author="Claude (AI) - proposed" w:date="2026-10-18T00:27:37Z">
               <w:r>
                 <w:rPr>
                   <w:rFonts w:ascii="Arial" w:cs="Arial" w:eastAsia="Arial" w:hAnsi="Arial"/>
@@ -8642,7 +8642,7 @@
               </w:rPr>
               <w:t xml:space="preserve">. Once 6–8 rows are filled say: 'Now open your mathematical tables to the sine pages. Find sin </w:t>
             </w:r>
-            <w:del w:id="9104" w:author="Claude (AI) - proposed" w:date="2026-10-15T20:14:10Z">
+            <w:del w:id="9104" w:author="Claude (AI) - proposed" w:date="2026-10-18T00:27:37Z">
               <w:r>
                 <w:rPr>
                   <w:rFonts w:ascii="Arial" w:cs="Arial" w:eastAsia="Arial" w:hAnsi="Arial"/>
@@ -8657,7 +8657,7 @@
                 <w:delText xml:space="preserve">35</w:delText>
               </w:r>
             </w:del>
-            <w:ins w:id="9105" w:author="Claude (AI) - proposed" w:date="2026-10-15T20:14:10Z">
+            <w:ins w:id="9105" w:author="Claude (AI) - proposed" w:date="2026-10-18T00:27:37Z">
               <w:r>
                 <w:rPr>
                   <w:rFonts w:ascii="Arial" w:cs="Arial" w:eastAsia="Arial" w:hAnsi="Arial"/>
@@ -8685,7 +8685,7 @@
               </w:rPr>
               <w:t xml:space="preserve">°. What do you see?' [WAIT TIME: 10 seconds.] Cold-call 2 students to read the table value aloud. Say: 'How close is the table value to your computed ratio? The small difference is measurement error — the table is exact.' Repeat for cosine and tangent pages. Then say: 'Notice that </w:t>
             </w:r>
-            <w:del w:id="9106" w:author="Claude (AI) - proposed" w:date="2026-10-15T20:14:10Z">
+            <w:del w:id="9106" w:author="Claude (AI) - proposed" w:date="2026-10-18T00:27:37Z">
               <w:r>
                 <w:rPr>
                   <w:rFonts w:ascii="Arial" w:cs="Arial" w:eastAsia="Arial" w:hAnsi="Arial"/>
@@ -8700,7 +8700,7 @@
                 <w:delText xml:space="preserve">for the same angle, as</w:delText>
               </w:r>
             </w:del>
-            <w:ins w:id="9107" w:author="Claude (AI) - proposed" w:date="2026-10-15T20:14:10Z">
+            <w:ins w:id="9107" w:author="Claude (AI) - proposed" w:date="2026-10-18T00:27:37Z">
               <w:r>
                 <w:rPr>
                   <w:rFonts w:ascii="Arial" w:cs="Arial" w:eastAsia="Arial" w:hAnsi="Arial"/>
@@ -8728,7 +8728,7 @@
               </w:rPr>
               <w:t xml:space="preserve"> sin goes up</w:t>
             </w:r>
-            <w:del w:id="9108" w:author="Claude (AI) - proposed" w:date="2026-10-15T20:14:10Z">
+            <w:del w:id="9108" w:author="Claude (AI) - proposed" w:date="2026-10-18T00:27:37Z">
               <w:r>
                 <w:rPr>
                   <w:rFonts w:ascii="Arial" w:cs="Arial" w:eastAsia="Arial" w:hAnsi="Arial"/>
@@ -8743,7 +8743,7 @@
                 <w:delText xml:space="preserve">,</w:delText>
               </w:r>
             </w:del>
-            <w:ins w:id="9109" w:author="Claude (AI) - proposed" w:date="2026-10-15T20:14:10Z">
+            <w:ins w:id="9109" w:author="Claude (AI) - proposed" w:date="2026-10-18T00:27:37Z">
               <w:r>
                 <w:rPr>
                   <w:rFonts w:ascii="Arial" w:cs="Arial" w:eastAsia="Arial" w:hAnsi="Arial"/>
@@ -8771,7 +8771,7 @@
               </w:rPr>
               <w:t xml:space="preserve"> cos goes down</w:t>
             </w:r>
-            <w:ins w:id="9110" w:author="Claude (AI) - proposed" w:date="2026-10-15T20:14:10Z">
+            <w:ins w:id="9110" w:author="Claude (AI) - proposed" w:date="2026-10-18T00:27:37Z">
               <w:r>
                 <w:rPr>
                   <w:rFonts w:ascii="Arial" w:cs="Arial" w:eastAsia="Arial" w:hAnsi="Arial"/>
@@ -8865,7 +8865,7 @@
               </w:rPr>
               <w:t xml:space="preserve">While circulating, check that every pair has correctly re-labelled sides when switching reference angles — this is the single most important conceptual move in the phase. If a pair has not changed labels, stop and ask: 'When you look from THIS angle, point to the side directly across from it. What do we call that side?' Look at the class table on the board</w:t>
             </w:r>
-            <w:del w:id="9111" w:author="Claude (AI) - proposed" w:date="2026-10-15T20:14:10Z">
+            <w:del w:id="9111" w:author="Claude (AI) - proposed" w:date="2026-10-18T00:27:37Z">
               <w:r>
                 <w:rPr>
                   <w:rFonts w:ascii="Arial" w:cs="Arial" w:eastAsia="Arial" w:hAnsi="Arial"/>
@@ -8880,7 +8880,7 @@
                 <w:delText xml:space="preserve">: if the sin and cos columns for the same angle do not roughly sum near 1 (not exactly — that</w:delText>
               </w:r>
             </w:del>
-            <w:ins w:id="9112" w:author="Claude (AI) - proposed" w:date="2026-10-15T20:14:10Z">
+            <w:ins w:id="9112" w:author="Claude (AI) - proposed" w:date="2026-10-18T00:27:37Z">
               <w:r>
                 <w:rPr>
                   <w:rFonts w:ascii="Arial" w:cs="Arial" w:eastAsia="Arial" w:hAnsi="Arial"/>
@@ -8908,7 +8908,7 @@
               </w:rPr>
               <w:t xml:space="preserve"> is Lesson 3)</w:t>
             </w:r>
-            <w:del w:id="9113" w:author="Claude (AI) - proposed" w:date="2026-10-15T20:14:10Z">
+            <w:del w:id="9113" w:author="Claude (AI) - proposed" w:date="2026-10-18T00:27:37Z">
               <w:r>
                 <w:rPr>
                   <w:rFonts w:ascii="Arial" w:cs="Arial" w:eastAsia="Arial" w:hAnsi="Arial"/>
@@ -8936,7 +8936,7 @@
               </w:rPr>
               <w:t xml:space="preserve">. Identify and address </w:t>
             </w:r>
-            <w:ins w:id="9114" w:author="Claude (AI) - proposed" w:date="2026-10-15T20:14:10Z">
+            <w:ins w:id="9114" w:author="Claude (AI) - proposed" w:date="2026-10-18T00:27:37Z">
               <w:r>
                 <w:rPr>
                   <w:rFonts w:ascii="Arial" w:cs="Arial" w:eastAsia="Arial" w:hAnsi="Arial"/>
@@ -9020,7 +9020,7 @@
             <w:pPr>
               <w:spacing w:after="20" w:before="0"/>
             </w:pPr>
-            <w:hyperlink w:history="1" r:id="rIdlsdo46dncqwidk2fijlyb">
+            <w:hyperlink w:history="1" r:id="rIdj4g12hw_picbu1ne6aeyf">
               <w:r>
                 <w:rPr>
                   <w:rFonts w:ascii="Arial" w:cs="Arial" w:eastAsia="Arial" w:hAnsi="Arial"/>
@@ -9053,7 +9053,7 @@
               <w:spacing w:after="10" w:before="0"/>
               <w:ind w:left="120"/>
             </w:pPr>
-            <w:hyperlink w:history="1" r:id="rIdzzqyvcusglgrnrwj1df8z">
+            <w:hyperlink w:history="1" r:id="rIduaekb7nu7z4su5bd8nwbe">
               <w:r>
                 <w:rPr>
                   <w:rFonts w:ascii="Arial" w:cs="Arial" w:eastAsia="Arial" w:hAnsi="Arial"/>
@@ -9098,7 +9098,7 @@
             <w:pPr>
               <w:spacing w:after="20" w:before="0"/>
             </w:pPr>
-            <w:hyperlink w:history="1" r:id="rId3giichpxxfqn9l8rk-_dv">
+            <w:hyperlink w:history="1" r:id="rId8lep4fbujkrlznbjrhape">
               <w:r>
                 <w:rPr>
                   <w:rFonts w:ascii="Arial" w:cs="Arial" w:eastAsia="Arial" w:hAnsi="Arial"/>
@@ -9147,7 +9147,7 @@
               <w:spacing w:after="10" w:before="0"/>
               <w:ind w:left="120"/>
             </w:pPr>
-            <w:hyperlink w:history="1" r:id="rIdx7giizj9ex61pop1ujoxn">
+            <w:hyperlink w:history="1" r:id="rIdrhnsq3_ntujbxm4txjml6">
               <w:r>
                 <w:rPr>
                   <w:rFonts w:ascii="Arial" w:cs="Arial" w:eastAsia="Arial" w:hAnsi="Arial"/>
@@ -9192,7 +9192,7 @@
               </w:rPr>
               <w:t xml:space="preserve">The teacher formally defines the three ratios using the mnemonic SOH-CAH-TOA written on the board. Learners copy the three definitions into their books using both symbolic notation (sin θ = O/H) and word notation. The class then works through the mast problem together as a guided example: they identify the known side (adjacent = 40 m), the known angle (50°), and the unknown side (opposite = height). They choose tan θ because it links O and A without involving H. They look up tan 50° in the mathematical table (≈ 1.192), write the equation height = 40 × tan 50°, compute height ≈ 47.7 m, and check on a calculator. Learners then individually solve two practice problems: (a) a surveyor in Kisumu stands 25 m from a tree and measures the angle of elevation as 38° — find the tree's height using tan; (b) given sin θ = 0.643, use tables to back-calculate θ.</w:t>
             </w:r>
-            <w:ins w:id="9115" w:author="Claude (AI) - proposed" w:date="2026-10-15T20:14:10Z">
+            <w:ins w:id="9115" w:author="Claude (AI) - proposed" w:date="2026-10-18T00:27:37Z">
               <w:r>
                 <w:rPr>
                   <w:rFonts w:ascii="Arial" w:cs="Arial" w:eastAsia="Arial" w:hAnsi="Arial"/>
@@ -9240,7 +9240,7 @@
               </w:rPr>
               <w:t xml:space="preserve">Write SOH-CAH-TOA on the board in large letters. Say: 'These three letters are the most useful memory tool in all of trigonometry. S-O-H: Sine equals Opposite over Hypotenuse. C-A-H: Cosine equals Adjacent over Hypotenuse. T-O-A: Tangent equals Opposite over Adjacent. Copy these with the full words — not just letters.' [Give 2 minutes for copying.] Then return to the mast: 'Back to Nakuru. We know the adjacent side is 40 m and the angle is 50°. We want the opposite side — the height. Which ratio involves O and A but NOT H?' [WAIT TIME: 12 seconds. Cold-call 2 students.] 'Correct — tangent. So height = 40 × tan 50°. Open your tables to tangent. Find 50°.' [WAIT TIME: 10 seconds.] 'Auma — what does your table say?' After confirming ≈ 1.192, work through the multiplication together. Say: 'The mast is approximately 47.7 metres tall. We just answered the driving question — with maths alone, no ladder, no drone.' [Pause for effect.] 'Now try the Kisumu tree problem on your own — 3 minutes.</w:t>
             </w:r>
-            <w:del w:id="9116" w:author="Claude (AI) - proposed" w:date="2026-10-15T20:14:10Z">
+            <w:del w:id="9116" w:author="Claude (AI) - proposed" w:date="2026-10-18T00:27:37Z">
               <w:r>
                 <w:rPr>
                   <w:rFonts w:ascii="Arial" w:cs="Arial" w:eastAsia="Arial" w:hAnsi="Arial"/>
@@ -9255,7 +9255,7 @@
                 <w:delText xml:space="preserve">'</w:delText>
               </w:r>
             </w:del>
-            <w:ins w:id="9117" w:author="Claude (AI) - proposed" w:date="2026-10-15T20:14:10Z">
+            <w:ins w:id="9117" w:author="Claude (AI) - proposed" w:date="2026-10-18T00:27:37Z">
               <w:r>
                 <w:rPr>
                   <w:rFonts w:ascii="Arial" w:cs="Arial" w:eastAsia="Arial" w:hAnsi="Arial"/>
@@ -9405,7 +9405,7 @@
             <w:pPr>
               <w:spacing w:after="20" w:before="0"/>
             </w:pPr>
-            <w:hyperlink w:history="1" r:id="rIdrh4xopzxphfmrptjf-p95">
+            <w:hyperlink w:history="1" r:id="rId6z9gqcn_dgaxwcevo38vr">
               <w:r>
                 <w:rPr>
                   <w:rFonts w:ascii="Arial" w:cs="Arial" w:eastAsia="Arial" w:hAnsi="Arial"/>
@@ -9438,7 +9438,7 @@
               <w:spacing w:after="10" w:before="0"/>
               <w:ind w:left="120"/>
             </w:pPr>
-            <w:hyperlink w:history="1" r:id="rIdghxowjt6musc2kzmjos_b">
+            <w:hyperlink w:history="1" r:id="rIdmikya9lgfy0wprqj7iyq0">
               <w:r>
                 <w:rPr>
                   <w:rFonts w:ascii="Arial" w:cs="Arial" w:eastAsia="Arial" w:hAnsi="Arial"/>
@@ -9483,7 +9483,7 @@
             <w:pPr>
               <w:spacing w:after="20" w:before="0"/>
             </w:pPr>
-            <w:hyperlink w:history="1" r:id="rId0rk7_abfve__mc6_2p2xi">
+            <w:hyperlink w:history="1" r:id="rIdo5x_o8tsz2vt0mjqicgrx">
               <w:r>
                 <w:rPr>
                   <w:rFonts w:ascii="Arial" w:cs="Arial" w:eastAsia="Arial" w:hAnsi="Arial"/>
@@ -9532,7 +9532,7 @@
               <w:spacing w:after="10" w:before="0"/>
               <w:ind w:left="120"/>
             </w:pPr>
-            <w:hyperlink w:history="1" r:id="rIdnkydzuyffjhievufches5">
+            <w:hyperlink w:history="1" r:id="rId8ci-ksjngqfxzoimwdsjj">
               <w:r>
                 <w:rPr>
                   <w:rFonts w:ascii="Arial" w:cs="Arial" w:eastAsia="Arial" w:hAnsi="Arial"/>
@@ -9577,7 +9577,7 @@
               </w:rPr>
               <w:t xml:space="preserve">Learners return to the class Driving Question Board (DQB) displayed at the front of the room. Working as a whole class, they add two new sticky-note categories: 'What we now KNOW' (green notes) and 'New questions we have' (yellow notes). Each learner writes at least one green note stating a specific thing they learned today (e.g., 'tan θ = O/A', 'tan 50° ≈ 1.192', 'the mast is about 47.7 m tall') and one yellow note with a new question (e.g., 'What if I only know the height and want the angle?', 'Why does sin </w:t>
             </w:r>
-            <w:del w:id="9118" w:author="Claude (AI) - proposed" w:date="2026-10-15T20:14:10Z">
+            <w:del w:id="9118" w:author="Claude (AI) - proposed" w:date="2026-10-18T00:27:37Z">
               <w:r>
                 <w:rPr>
                   <w:rFonts w:ascii="Arial" w:cs="Arial" w:eastAsia="Arial" w:hAnsi="Arial"/>
@@ -9592,7 +9592,7 @@
                 <w:delText xml:space="preserve">+ cos stay close to 1</w:delText>
               </w:r>
             </w:del>
-            <w:ins w:id="9119" w:author="Claude (AI) - proposed" w:date="2026-10-15T20:14:10Z">
+            <w:ins w:id="9119" w:author="Claude (AI) - proposed" w:date="2026-10-18T00:27:37Z">
               <w:r>
                 <w:rPr>
                   <w:rFonts w:ascii="Arial" w:cs="Arial" w:eastAsia="Arial" w:hAnsi="Arial"/>
@@ -9775,7 +9775,7 @@
             <w:pPr>
               <w:spacing w:after="20" w:before="0"/>
             </w:pPr>
-            <w:hyperlink w:history="1" r:id="rIddhv0j1mljsptrsnthpagn">
+            <w:hyperlink w:history="1" r:id="rIdvbspuosb11rmd5fu2foce">
               <w:r>
                 <w:rPr>
                   <w:rFonts w:ascii="Arial" w:cs="Arial" w:eastAsia="Arial" w:hAnsi="Arial"/>
@@ -9808,7 +9808,7 @@
               <w:spacing w:after="10" w:before="0"/>
               <w:ind w:left="120"/>
             </w:pPr>
-            <w:hyperlink w:history="1" r:id="rIdzkthf1hfpl8jkv6u0pti6">
+            <w:hyperlink w:history="1" r:id="rId926hkmv8toqluuco72b8l">
               <w:r>
                 <w:rPr>
                   <w:rFonts w:ascii="Arial" w:cs="Arial" w:eastAsia="Arial" w:hAnsi="Arial"/>
@@ -9853,7 +9853,7 @@
             <w:pPr>
               <w:spacing w:after="20" w:before="0"/>
             </w:pPr>
-            <w:hyperlink w:history="1" r:id="rIdw83wgbgccmljz476cibvk">
+            <w:hyperlink w:history="1" r:id="rIdvtbr-qjvbcogd3x4ehbgy">
               <w:r>
                 <w:rPr>
                   <w:rFonts w:ascii="Arial" w:cs="Arial" w:eastAsia="Arial" w:hAnsi="Arial"/>
@@ -9902,7 +9902,7 @@
               <w:spacing w:after="10" w:before="0"/>
               <w:ind w:left="120"/>
             </w:pPr>
-            <w:hyperlink w:history="1" r:id="rIdcgusnkr5zxqjlepb8nzce">
+            <w:hyperlink w:history="1" r:id="rIdtgdjhmms034amhzxtvtqp">
               <w:r>
                 <w:rPr>
                   <w:rFonts w:ascii="Arial" w:cs="Arial" w:eastAsia="Arial" w:hAnsi="Arial"/>
@@ -10128,10 +10128,10 @@
               <w:spacing w:after="40" w:before="0"/>
               <w:jc w:val="left"/>
               <w:rPr>
-                <w:ins w:id="9121" w:author="Claude (AI) - proposed" w:date="2026-10-15T20:14:10Z"/>
-              </w:rPr>
-            </w:pPr>
-            <w:ins w:id="9120" w:author="Claude (AI) - proposed" w:date="2026-10-15T20:14:10Z">
+                <w:ins w:id="9121" w:author="Claude (AI) - proposed" w:date="2026-10-18T00:27:37Z"/>
+              </w:rPr>
+            </w:pPr>
+            <w:ins w:id="9120" w:author="Claude (AI) - proposed" w:date="2026-10-18T00:27:37Z">
               <w:r>
                 <w:rPr>
                   <w:rFonts w:ascii="Arial" w:cs="Arial" w:eastAsia="Arial" w:hAnsi="Arial"/>
@@ -10153,10 +10153,10 @@
               <w:spacing w:after="40" w:before="0"/>
               <w:jc w:val="left"/>
               <w:rPr>
-                <w:ins w:id="9123" w:author="Claude (AI) - proposed" w:date="2026-10-15T20:14:10Z"/>
-              </w:rPr>
-            </w:pPr>
-            <w:ins w:id="9122" w:author="Claude (AI) - proposed" w:date="2026-10-15T20:14:10Z">
+                <w:ins w:id="9123" w:author="Claude (AI) - proposed" w:date="2026-10-18T00:27:37Z"/>
+              </w:rPr>
+            </w:pPr>
+            <w:ins w:id="9122" w:author="Claude (AI) - proposed" w:date="2026-10-18T00:27:37Z">
               <w:r>
                 <w:rPr>
                   <w:rFonts w:ascii="Arial" w:cs="Arial" w:eastAsia="Arial" w:hAnsi="Arial"/>
@@ -10178,10 +10178,10 @@
               <w:spacing w:after="40" w:before="0"/>
               <w:jc w:val="left"/>
               <w:rPr>
-                <w:ins w:id="9125" w:author="Claude (AI) - proposed" w:date="2026-10-15T20:14:10Z"/>
-              </w:rPr>
-            </w:pPr>
-            <w:ins w:id="9124" w:author="Claude (AI) - proposed" w:date="2026-10-15T20:14:10Z">
+                <w:ins w:id="9125" w:author="Claude (AI) - proposed" w:date="2026-10-18T00:27:37Z"/>
+              </w:rPr>
+            </w:pPr>
+            <w:ins w:id="9124" w:author="Claude (AI) - proposed" w:date="2026-10-18T00:27:37Z">
               <w:r>
                 <w:rPr>
                   <w:rFonts w:ascii="Arial" w:cs="Arial" w:eastAsia="Arial" w:hAnsi="Arial"/>
@@ -10203,10 +10203,10 @@
               <w:spacing w:after="40" w:before="0"/>
               <w:jc w:val="left"/>
               <w:rPr>
-                <w:ins w:id="9127" w:author="Claude (AI) - proposed" w:date="2026-10-15T20:14:10Z"/>
-              </w:rPr>
-            </w:pPr>
-            <w:ins w:id="9126" w:author="Claude (AI) - proposed" w:date="2026-10-15T20:14:10Z">
+                <w:ins w:id="9127" w:author="Claude (AI) - proposed" w:date="2026-10-18T00:27:37Z"/>
+              </w:rPr>
+            </w:pPr>
+            <w:ins w:id="9126" w:author="Claude (AI) - proposed" w:date="2026-10-18T00:27:37Z">
               <w:r>
                 <w:rPr>
                   <w:rFonts w:ascii="Arial" w:cs="Arial" w:eastAsia="Arial" w:hAnsi="Arial"/>
@@ -10228,10 +10228,10 @@
               <w:spacing w:after="40" w:before="0"/>
               <w:jc w:val="left"/>
               <w:rPr>
-                <w:ins w:id="9129" w:author="Claude (AI) - proposed" w:date="2026-10-15T20:14:10Z"/>
-              </w:rPr>
-            </w:pPr>
-            <w:ins w:id="9128" w:author="Claude (AI) - proposed" w:date="2026-10-15T20:14:10Z">
+                <w:ins w:id="9129" w:author="Claude (AI) - proposed" w:date="2026-10-18T00:27:37Z"/>
+              </w:rPr>
+            </w:pPr>
+            <w:ins w:id="9128" w:author="Claude (AI) - proposed" w:date="2026-10-18T00:27:37Z">
               <w:r>
                 <w:rPr>
                   <w:rFonts w:ascii="Arial" w:cs="Arial" w:eastAsia="Arial" w:hAnsi="Arial"/>
@@ -10253,10 +10253,10 @@
               <w:spacing w:after="40" w:before="0"/>
               <w:jc w:val="left"/>
               <w:rPr>
-                <w:del w:id="9131" w:author="Claude (AI) - proposed" w:date="2026-10-15T20:14:10Z"/>
-              </w:rPr>
-            </w:pPr>
-            <w:del w:id="9130" w:author="Claude (AI) - proposed" w:date="2026-10-15T20:14:10Z">
+                <w:del w:id="9131" w:author="Claude (AI) - proposed" w:date="2026-10-18T00:27:37Z"/>
+              </w:rPr>
+            </w:pPr>
+            <w:del w:id="9130" w:author="Claude (AI) - proposed" w:date="2026-10-18T00:27:37Z">
               <w:r>
                 <w:rPr>
                   <w:rFonts w:ascii="Arial" w:cs="Arial" w:eastAsia="Arial" w:hAnsi="Arial"/>
@@ -10557,7 +10557,7 @@
         </w:rPr>
         <w:t xml:space="preserve">© 2026 SeaVuria and ARES. Aligned with KICD objectives. Developed by SeaVuria; technical implementation by ARES (with AI assistance from Claude). Licensed under </w:t>
       </w:r>
-      <w:hyperlink w:history="1" r:id="rIdmyr--xic4zxkswqwd6kcz">
+      <w:hyperlink w:history="1" r:id="rIdx_vv5stxusvy29s6-juds">
         <w:r>
           <w:rPr>
             <w:rFonts w:ascii="Arial" w:cs="Arial" w:eastAsia="Arial" w:hAnsi="Arial"/>
@@ -10578,7 +10578,7 @@
         </w:rPr>
         <w:t xml:space="preserve"> (</w:t>
       </w:r>
-      <w:hyperlink w:history="1" r:id="rIdyjqvu_f9cox0iynnr5fnc">
+      <w:hyperlink w:history="1" r:id="rIdnck1yq6_13vqdmbyijvbd">
         <w:r>
           <w:rPr>
             <w:rFonts w:ascii="Arial" w:cs="Arial" w:eastAsia="Arial" w:hAnsi="Arial"/>
@@ -11618,7 +11618,7 @@
             <w:pPr>
               <w:spacing w:after="20" w:before="0"/>
             </w:pPr>
-            <w:hyperlink w:history="1" r:id="rIdiek1vwb8e_unxjwhduhot">
+            <w:hyperlink w:history="1" r:id="rId1avwwj7rteofyr5xo1ck0">
               <w:r>
                 <w:rPr>
                   <w:rFonts w:ascii="Arial" w:cs="Arial" w:eastAsia="Arial" w:hAnsi="Arial"/>
@@ -11651,7 +11651,7 @@
               <w:spacing w:after="10" w:before="0"/>
               <w:ind w:left="120"/>
             </w:pPr>
-            <w:hyperlink w:history="1" r:id="rIdpzjvsrh0t1e2gadk1mydi">
+            <w:hyperlink w:history="1" r:id="rIdpv2cvfw86wj9njfbpqkwo">
               <w:r>
                 <w:rPr>
                   <w:rFonts w:ascii="Arial" w:cs="Arial" w:eastAsia="Arial" w:hAnsi="Arial"/>
@@ -11696,7 +11696,7 @@
             <w:pPr>
               <w:spacing w:after="20" w:before="0"/>
             </w:pPr>
-            <w:hyperlink w:history="1" r:id="rIdrdlscln45rv9p6sc5pzyx">
+            <w:hyperlink w:history="1" r:id="rIdkeepbvpc819za0psyhofc">
               <w:r>
                 <w:rPr>
                   <w:rFonts w:ascii="Arial" w:cs="Arial" w:eastAsia="Arial" w:hAnsi="Arial"/>
@@ -11729,7 +11729,7 @@
               <w:spacing w:after="10" w:before="0"/>
               <w:ind w:left="120"/>
             </w:pPr>
-            <w:hyperlink w:history="1" r:id="rIded41wtcnpokmwkqqrnzmu">
+            <w:hyperlink w:history="1" r:id="rId1ovcthm3slwqvi7o3vucz">
               <w:r>
                 <w:rPr>
                   <w:rFonts w:ascii="Arial" w:cs="Arial" w:eastAsia="Arial" w:hAnsi="Arial"/>
@@ -11929,7 +11929,7 @@
             <w:pPr>
               <w:spacing w:after="20" w:before="0"/>
             </w:pPr>
-            <w:hyperlink w:history="1" r:id="rIdwarf15mrcfk_p4jysuofn">
+            <w:hyperlink w:history="1" r:id="rId4nzcx_p9gisw9ln57-a7g">
               <w:r>
                 <w:rPr>
                   <w:rFonts w:ascii="Arial" w:cs="Arial" w:eastAsia="Arial" w:hAnsi="Arial"/>
@@ -11962,7 +11962,7 @@
               <w:spacing w:after="10" w:before="0"/>
               <w:ind w:left="120"/>
             </w:pPr>
-            <w:hyperlink w:history="1" r:id="rIddyrxkb3eom1undtqwymxz">
+            <w:hyperlink w:history="1" r:id="rIdk1fsjzk6cqn-ffqbtxuw3">
               <w:r>
                 <w:rPr>
                   <w:rFonts w:ascii="Arial" w:cs="Arial" w:eastAsia="Arial" w:hAnsi="Arial"/>
@@ -12007,7 +12007,7 @@
             <w:pPr>
               <w:spacing w:after="20" w:before="0"/>
             </w:pPr>
-            <w:hyperlink w:history="1" r:id="rIdxzxfynkaenbzgf_acqura">
+            <w:hyperlink w:history="1" r:id="rIdzkcsr9t41lw2iqrimxea3">
               <w:r>
                 <w:rPr>
                   <w:rFonts w:ascii="Arial" w:cs="Arial" w:eastAsia="Arial" w:hAnsi="Arial"/>
@@ -12040,7 +12040,7 @@
               <w:spacing w:after="10" w:before="0"/>
               <w:ind w:left="120"/>
             </w:pPr>
-            <w:hyperlink w:history="1" r:id="rId6wj3mizz1rxmpn7pihvn8">
+            <w:hyperlink w:history="1" r:id="rIdmnxflopem8s6agtsj_7fx">
               <w:r>
                 <w:rPr>
                   <w:rFonts w:ascii="Arial" w:cs="Arial" w:eastAsia="Arial" w:hAnsi="Arial"/>
@@ -12440,7 +12440,7 @@
             <w:pPr>
               <w:spacing w:after="20" w:before="0"/>
             </w:pPr>
-            <w:hyperlink w:history="1" r:id="rId4axvhzl8gikkl6b2rnxxr">
+            <w:hyperlink w:history="1" r:id="rIdots-deerewd_yrkuxs6md">
               <w:r>
                 <w:rPr>
                   <w:rFonts w:ascii="Arial" w:cs="Arial" w:eastAsia="Arial" w:hAnsi="Arial"/>
@@ -12473,7 +12473,7 @@
               <w:spacing w:after="10" w:before="0"/>
               <w:ind w:left="120"/>
             </w:pPr>
-            <w:hyperlink w:history="1" r:id="rId2cwegsggmy-1u3jowj8yt">
+            <w:hyperlink w:history="1" r:id="rId2plhfzs71a6axjfwzbpws">
               <w:r>
                 <w:rPr>
                   <w:rFonts w:ascii="Arial" w:cs="Arial" w:eastAsia="Arial" w:hAnsi="Arial"/>
@@ -12518,7 +12518,7 @@
             <w:pPr>
               <w:spacing w:after="20" w:before="0"/>
             </w:pPr>
-            <w:hyperlink w:history="1" r:id="rIdiszksuxcir3r8mkecnnq_">
+            <w:hyperlink w:history="1" r:id="rId7pshjedjisro8endrzcqk">
               <w:r>
                 <w:rPr>
                   <w:rFonts w:ascii="Arial" w:cs="Arial" w:eastAsia="Arial" w:hAnsi="Arial"/>
@@ -12551,7 +12551,7 @@
               <w:spacing w:after="10" w:before="0"/>
               <w:ind w:left="120"/>
             </w:pPr>
-            <w:hyperlink w:history="1" r:id="rIduws5tdmkpfup-cpusxi_k">
+            <w:hyperlink w:history="1" r:id="rIdbdi_a6il7ha6dhx3o26g2">
               <w:r>
                 <w:rPr>
                   <w:rFonts w:ascii="Arial" w:cs="Arial" w:eastAsia="Arial" w:hAnsi="Arial"/>
@@ -12831,7 +12831,7 @@
             <w:pPr>
               <w:spacing w:after="20" w:before="0"/>
             </w:pPr>
-            <w:hyperlink w:history="1" r:id="rIdzqqlgqrvcnqoyjkdymbbm">
+            <w:hyperlink w:history="1" r:id="rIdj0hnv_14i8m6vnzg5mr0t">
               <w:r>
                 <w:rPr>
                   <w:rFonts w:ascii="Arial" w:cs="Arial" w:eastAsia="Arial" w:hAnsi="Arial"/>
@@ -12864,7 +12864,7 @@
               <w:spacing w:after="10" w:before="0"/>
               <w:ind w:left="120"/>
             </w:pPr>
-            <w:hyperlink w:history="1" r:id="rIdscf6funjyugdz3vbjk9rp">
+            <w:hyperlink w:history="1" r:id="rIdd_-kklxritct_klu5boly">
               <w:r>
                 <w:rPr>
                   <w:rFonts w:ascii="Arial" w:cs="Arial" w:eastAsia="Arial" w:hAnsi="Arial"/>
@@ -12909,7 +12909,7 @@
             <w:pPr>
               <w:spacing w:after="20" w:before="0"/>
             </w:pPr>
-            <w:hyperlink w:history="1" r:id="rIdfi0vip_un7tr96y18svju">
+            <w:hyperlink w:history="1" r:id="rIdgarxucrlp401srn5rys9w">
               <w:r>
                 <w:rPr>
                   <w:rFonts w:ascii="Arial" w:cs="Arial" w:eastAsia="Arial" w:hAnsi="Arial"/>
@@ -12942,7 +12942,7 @@
               <w:spacing w:after="10" w:before="0"/>
               <w:ind w:left="120"/>
             </w:pPr>
-            <w:hyperlink w:history="1" r:id="rIdltk02eg2-41sfopyby3ve">
+            <w:hyperlink w:history="1" r:id="rIdyhrug10_0y1o8nfwyoljg">
               <w:r>
                 <w:rPr>
                   <w:rFonts w:ascii="Arial" w:cs="Arial" w:eastAsia="Arial" w:hAnsi="Arial"/>
@@ -13020,7 +13020,7 @@
               </w:rPr>
               <w:t xml:space="preserve">Say: 'Look at our driving question on the board. In Lesson 1 we had no tool at all. In Lesson 2 we got sine, cosine, and tangent. What has today added?' Allow 20 seconds of silent thinking (WAIT TIME). Cold-call 3 learners. Guide toward: 'We now know that sin 50° = cos 40° — so whether we work from the 50° angle at the observer or the 40° angle at the top of the mast, we get the same answer.' Add to the DQB: 'sin θ = cos(90° − θ): one triangle, two angles, same ratios swapped.' Ask: 'What questions does this raise? Could there be special angles where sin θ = cos θ exactly?' Accept all questions without answering — write the most mathematically productive ones on the board. (This seeds Lesson </w:t>
             </w:r>
-            <w:del w:id="9132" w:author="Claude (AI) - proposed" w:date="2026-10-15T20:14:10Z">
+            <w:del w:id="9132" w:author="Claude (AI) - proposed" w:date="2026-10-18T00:27:37Z">
               <w:r>
                 <w:rPr>
                   <w:rFonts w:ascii="Arial" w:cs="Arial" w:eastAsia="Arial" w:hAnsi="Arial"/>
@@ -13035,7 +13035,7 @@
                 <w:delText xml:space="preserve">4</w:delText>
               </w:r>
             </w:del>
-            <w:ins w:id="9133" w:author="Claude (AI) - proposed" w:date="2026-10-15T20:14:10Z">
+            <w:ins w:id="9133" w:author="Claude (AI) - proposed" w:date="2026-10-18T00:27:37Z">
               <w:r>
                 <w:rPr>
                   <w:rFonts w:ascii="Arial" w:cs="Arial" w:eastAsia="Arial" w:hAnsi="Arial"/>
@@ -13185,7 +13185,7 @@
             <w:pPr>
               <w:spacing w:after="20" w:before="0"/>
             </w:pPr>
-            <w:hyperlink w:history="1" r:id="rIdlpgkaudlbltvktos9e6d0">
+            <w:hyperlink w:history="1" r:id="rIdwrzp725isti3okk57qr6v">
               <w:r>
                 <w:rPr>
                   <w:rFonts w:ascii="Arial" w:cs="Arial" w:eastAsia="Arial" w:hAnsi="Arial"/>
@@ -13218,7 +13218,7 @@
               <w:spacing w:after="10" w:before="0"/>
               <w:ind w:left="120"/>
             </w:pPr>
-            <w:hyperlink w:history="1" r:id="rId9p4efz16_c9wu-waqvxg3">
+            <w:hyperlink w:history="1" r:id="rIdno5faq_eikohcqlkvn_gf">
               <w:r>
                 <w:rPr>
                   <w:rFonts w:ascii="Arial" w:cs="Arial" w:eastAsia="Arial" w:hAnsi="Arial"/>
@@ -13263,7 +13263,7 @@
             <w:pPr>
               <w:spacing w:after="20" w:before="0"/>
             </w:pPr>
-            <w:hyperlink w:history="1" r:id="rIdof7rxv-gkw-rhvjqpgzqw">
+            <w:hyperlink w:history="1" r:id="rIdpds6wttygnaqblr9w1ucj">
               <w:r>
                 <w:rPr>
                   <w:rFonts w:ascii="Arial" w:cs="Arial" w:eastAsia="Arial" w:hAnsi="Arial"/>
@@ -13312,7 +13312,7 @@
               <w:spacing w:after="10" w:before="0"/>
               <w:ind w:left="120"/>
             </w:pPr>
-            <w:hyperlink w:history="1" r:id="rIdqzxvqh9mqstibtdbtwjpr">
+            <w:hyperlink w:history="1" r:id="rIdnv0nyk1zbzvjkm_bicgma">
               <w:r>
                 <w:rPr>
                   <w:rFonts w:ascii="Arial" w:cs="Arial" w:eastAsia="Arial" w:hAnsi="Arial"/>
@@ -13390,7 +13390,7 @@
               </w:rPr>
               <w:t xml:space="preserve">Say: 'Take out your mast diagram from Lesson 1. We are going to add to it — our model is growing as our knowledge grows.' Project or draw the reference mast diagram. Say: 'Add the 40° angle at the top of the mast — the angle a bird would look down at the observer. Then write the complementary relationship for both angles next to the diagram.' Allow 5 minutes. Circulate and check that learners are placing the 40° angle correctly (at vertex between the mast height and the hypotenuse line of sight). Cold-call 2 learners to read their explanatory sentence aloud. Close with: 'Next lesson we look at </w:t>
             </w:r>
-            <w:del w:id="9134" w:author="Claude (AI) - proposed" w:date="2026-10-15T20:14:10Z">
+            <w:del w:id="9134" w:author="Claude (AI) - proposed" w:date="2026-10-18T00:27:37Z">
               <w:r>
                 <w:rPr>
                   <w:rFonts w:ascii="Arial" w:cs="Arial" w:eastAsia="Arial" w:hAnsi="Arial"/>
@@ -13405,7 +13405,7 @@
                 <w:delText xml:space="preserve">very special angles —</w:delText>
               </w:r>
             </w:del>
-            <w:ins w:id="9135" w:author="Claude (AI) - proposed" w:date="2026-10-15T20:14:10Z">
+            <w:ins w:id="9135" w:author="Claude (AI) - proposed" w:date="2026-10-18T00:27:37Z">
               <w:r>
                 <w:rPr>
                   <w:rFonts w:ascii="Arial" w:cs="Arial" w:eastAsia="Arial" w:hAnsi="Arial"/>
@@ -13433,7 +13433,7 @@
               </w:rPr>
               <w:t xml:space="preserve"> 30°, 45°, 60°</w:t>
             </w:r>
-            <w:del w:id="9136" w:author="Claude (AI) - proposed" w:date="2026-10-15T20:14:10Z">
+            <w:del w:id="9136" w:author="Claude (AI) - proposed" w:date="2026-10-18T00:27:37Z">
               <w:r>
                 <w:rPr>
                   <w:rFonts w:ascii="Arial" w:cs="Arial" w:eastAsia="Arial" w:hAnsi="Arial"/>
@@ -13448,7 +13448,7 @@
                 <w:delText xml:space="preserve"> —</w:delText>
               </w:r>
             </w:del>
-            <w:ins w:id="9137" w:author="Claude (AI) - proposed" w:date="2026-10-15T20:14:10Z">
+            <w:ins w:id="9137" w:author="Claude (AI) - proposed" w:date="2026-10-18T00:27:37Z">
               <w:r>
                 <w:rPr>
                   <w:rFonts w:ascii="Arial" w:cs="Arial" w:eastAsia="Arial" w:hAnsi="Arial"/>
@@ -13923,7 +13923,7 @@
         </w:rPr>
         <w:t xml:space="preserve">© 2026 SeaVuria and ARES. Aligned with KICD objectives. Developed by SeaVuria; technical implementation by ARES (with AI assistance from Claude). Licensed under </w:t>
       </w:r>
-      <w:hyperlink w:history="1" r:id="rIdz6yrstueshwg7np1gusof">
+      <w:hyperlink w:history="1" r:id="rIdrpudh3syd6nzej6gni2br">
         <w:r>
           <w:rPr>
             <w:rFonts w:ascii="Arial" w:cs="Arial" w:eastAsia="Arial" w:hAnsi="Arial"/>
@@ -13944,7 +13944,7 @@
         </w:rPr>
         <w:t xml:space="preserve"> (</w:t>
       </w:r>
-      <w:hyperlink w:history="1" r:id="rIdnonajxh0hrapdhjtvsowv">
+      <w:hyperlink w:history="1" r:id="rIdbddyho8vg3bqj9n3vftam">
         <w:r>
           <w:rPr>
             <w:rFonts w:ascii="Arial" w:cs="Arial" w:eastAsia="Arial" w:hAnsi="Arial"/>
@@ -14533,7 +14533,7 @@
               </w:rPr>
               <w:t xml:space="preserve">In Lesson 2 learners </w:t>
             </w:r>
-            <w:del w:id="9138" w:author="Claude (AI) - proposed" w:date="2026-10-15T20:14:10Z">
+            <w:del w:id="9138" w:author="Claude (AI) - proposed" w:date="2026-10-18T00:27:37Z">
               <w:r>
                 <w:rPr>
                   <w:rFonts w:ascii="Arial" w:cs="Arial" w:eastAsia="Arial" w:hAnsi="Arial"/>
@@ -14548,7 +14548,7 @@
                 <w:delText xml:space="preserve">built a table of</w:delText>
               </w:r>
             </w:del>
-            <w:ins w:id="9139" w:author="Claude (AI) - proposed" w:date="2026-10-15T20:14:10Z">
+            <w:ins w:id="9139" w:author="Claude (AI) - proposed" w:date="2026-10-18T00:27:37Z">
               <w:r>
                 <w:rPr>
                   <w:rFonts w:ascii="Arial" w:cs="Arial" w:eastAsia="Arial" w:hAnsi="Arial"/>
@@ -14576,7 +14576,7 @@
               </w:rPr>
               <w:t xml:space="preserve"> sin θ, cos θ, and tan θ </w:t>
             </w:r>
-            <w:del w:id="9140" w:author="Claude (AI) - proposed" w:date="2026-10-15T20:14:10Z">
+            <w:del w:id="9140" w:author="Claude (AI) - proposed" w:date="2026-10-18T00:27:37Z">
               <w:r>
                 <w:rPr>
                   <w:rFonts w:ascii="Arial" w:cs="Arial" w:eastAsia="Arial" w:hAnsi="Arial"/>
@@ -14591,7 +14591,7 @@
                 <w:delText xml:space="preserve">values</w:delText>
               </w:r>
             </w:del>
-            <w:ins w:id="9141" w:author="Claude (AI) - proposed" w:date="2026-10-15T20:14:10Z">
+            <w:ins w:id="9141" w:author="Claude (AI) - proposed" w:date="2026-10-18T00:27:37Z">
               <w:r>
                 <w:rPr>
                   <w:rFonts w:ascii="Arial" w:cs="Arial" w:eastAsia="Arial" w:hAnsi="Arial"/>
@@ -14619,7 +14619,7 @@
               </w:rPr>
               <w:t xml:space="preserve">. In Lesson 3 they explored complementary-angle relationships. Now in Lesson 4 they </w:t>
             </w:r>
-            <w:del w:id="9142" w:author="Claude (AI) - proposed" w:date="2026-10-15T20:14:10Z">
+            <w:del w:id="9142" w:author="Claude (AI) - proposed" w:date="2026-10-18T00:27:37Z">
               <w:r>
                 <w:rPr>
                   <w:rFonts w:ascii="Arial" w:cs="Arial" w:eastAsia="Arial" w:hAnsi="Arial"/>
@@ -14634,7 +14634,7 @@
                 <w:delText xml:space="preserve">mine that same table</w:delText>
               </w:r>
             </w:del>
-            <w:ins w:id="9143" w:author="Claude (AI) - proposed" w:date="2026-10-15T20:14:10Z">
+            <w:ins w:id="9143" w:author="Claude (AI) - proposed" w:date="2026-10-18T00:27:37Z">
               <w:r>
                 <w:rPr>
                   <w:rFonts w:ascii="Arial" w:cs="Arial" w:eastAsia="Arial" w:hAnsi="Arial"/>
@@ -14825,7 +14825,7 @@
               </w:rPr>
               <w:t xml:space="preserve">Learners open by re-examining the Nakuru mast photograph and confronting a new puzzle: if a surveyor's calculator tan button breaks, can they still find tan 50° using the other buttons? In the Predict phase learners guess whether sin θ / cos θ might equal tan θ. In the Observe phase learner pairs divide sin θ by cos θ for six angles </w:t>
             </w:r>
-            <w:del w:id="9144" w:author="Claude (AI) - proposed" w:date="2026-10-15T20:14:10Z">
+            <w:del w:id="9144" w:author="Claude (AI) - proposed" w:date="2026-10-18T00:27:37Z">
               <w:r>
                 <w:rPr>
                   <w:rFonts w:ascii="Arial" w:cs="Arial" w:eastAsia="Arial" w:hAnsi="Arial"/>
@@ -14840,7 +14840,7 @@
                 <w:delText xml:space="preserve">drawn from their Lesson 2</w:delText>
               </w:r>
             </w:del>
-            <w:ins w:id="9145" w:author="Claude (AI) - proposed" w:date="2026-10-15T20:14:10Z">
+            <w:ins w:id="9145" w:author="Claude (AI) - proposed" w:date="2026-10-18T00:27:37Z">
               <w:r>
                 <w:rPr>
                   <w:rFonts w:ascii="Arial" w:cs="Arial" w:eastAsia="Arial" w:hAnsi="Arial"/>
@@ -14868,7 +14868,7 @@
               </w:rPr>
               <w:t xml:space="preserve"> tables and compare the quotients with </w:t>
             </w:r>
-            <w:del w:id="9146" w:author="Claude (AI) - proposed" w:date="2026-10-15T20:14:10Z">
+            <w:del w:id="9146" w:author="Claude (AI) - proposed" w:date="2026-10-18T00:27:37Z">
               <w:r>
                 <w:rPr>
                   <w:rFonts w:ascii="Arial" w:cs="Arial" w:eastAsia="Arial" w:hAnsi="Arial"/>
@@ -14883,7 +14883,7 @@
                 <w:delText xml:space="preserve">their recorded</w:delText>
               </w:r>
             </w:del>
-            <w:ins w:id="9147" w:author="Claude (AI) - proposed" w:date="2026-10-15T20:14:10Z">
+            <w:ins w:id="9147" w:author="Claude (AI) - proposed" w:date="2026-10-18T00:27:37Z">
               <w:r>
                 <w:rPr>
                   <w:rFonts w:ascii="Arial" w:cs="Arial" w:eastAsia="Arial" w:hAnsi="Arial"/>
@@ -14911,7 +14911,7 @@
               </w:rPr>
               <w:t xml:space="preserve"> tan θ values, noticing </w:t>
             </w:r>
-            <w:del w:id="9148" w:author="Claude (AI) - proposed" w:date="2026-10-15T20:14:10Z">
+            <w:del w:id="9148" w:author="Claude (AI) - proposed" w:date="2026-10-18T00:27:37Z">
               <w:r>
                 <w:rPr>
                   <w:rFonts w:ascii="Arial" w:cs="Arial" w:eastAsia="Arial" w:hAnsi="Arial"/>
@@ -14926,7 +14926,7 @@
                 <w:delText xml:space="preserve">exact agreement</w:delText>
               </w:r>
             </w:del>
-            <w:ins w:id="9149" w:author="Claude (AI) - proposed" w:date="2026-10-15T20:14:10Z">
+            <w:ins w:id="9149" w:author="Claude (AI) - proposed" w:date="2026-10-18T00:27:37Z">
               <w:r>
                 <w:rPr>
                   <w:rFonts w:ascii="Arial" w:cs="Arial" w:eastAsia="Arial" w:hAnsi="Arial"/>
@@ -15242,7 +15242,7 @@
             <w:pPr>
               <w:spacing w:after="20" w:before="0"/>
             </w:pPr>
-            <w:hyperlink w:history="1" r:id="rIdm4hnonln_wozhx5mjklgo">
+            <w:hyperlink w:history="1" r:id="rIdxhes47xo9idpjfnewb0q5">
               <w:r>
                 <w:rPr>
                   <w:rFonts w:ascii="Arial" w:cs="Arial" w:eastAsia="Arial" w:hAnsi="Arial"/>
@@ -15291,7 +15291,7 @@
               <w:spacing w:after="10" w:before="0"/>
               <w:ind w:left="120"/>
             </w:pPr>
-            <w:hyperlink w:history="1" r:id="rIde1tbn_fl3ksnkhsacljo5">
+            <w:hyperlink w:history="1" r:id="rIdabzif8iyhtpbd5kyhltjp">
               <w:r>
                 <w:rPr>
                   <w:rFonts w:ascii="Arial" w:cs="Arial" w:eastAsia="Arial" w:hAnsi="Arial"/>
@@ -15336,7 +15336,7 @@
             <w:pPr>
               <w:spacing w:after="20" w:before="0"/>
             </w:pPr>
-            <w:hyperlink w:history="1" r:id="rIdnhm0gosz5ksdoqwg-9bcz">
+            <w:hyperlink w:history="1" r:id="rIdjzxq3ta9jt-uozdnagqyx">
               <w:r>
                 <w:rPr>
                   <w:rFonts w:ascii="Arial" w:cs="Arial" w:eastAsia="Arial" w:hAnsi="Arial"/>
@@ -15369,7 +15369,7 @@
               <w:spacing w:after="10" w:before="0"/>
               <w:ind w:left="120"/>
             </w:pPr>
-            <w:hyperlink w:history="1" r:id="rId2ujgwolveiydjywymi1ig">
+            <w:hyperlink w:history="1" r:id="rIdddh44-layqyetnjou78w4">
               <w:r>
                 <w:rPr>
                   <w:rFonts w:ascii="Arial" w:cs="Arial" w:eastAsia="Arial" w:hAnsi="Arial"/>
@@ -15569,7 +15569,7 @@
             <w:pPr>
               <w:spacing w:after="20" w:before="0"/>
             </w:pPr>
-            <w:hyperlink w:history="1" r:id="rIdna0lybpnsctcjyduf4pgl">
+            <w:hyperlink w:history="1" r:id="rId7cjpic_xtbtghubok5zun">
               <w:r>
                 <w:rPr>
                   <w:rFonts w:ascii="Arial" w:cs="Arial" w:eastAsia="Arial" w:hAnsi="Arial"/>
@@ -15618,7 +15618,7 @@
               <w:spacing w:after="10" w:before="0"/>
               <w:ind w:left="120"/>
             </w:pPr>
-            <w:hyperlink w:history="1" r:id="rId_qztwnjppejlv51odb4xs">
+            <w:hyperlink w:history="1" r:id="rId1xnmn9rm7rp8y7dw6pclm">
               <w:r>
                 <w:rPr>
                   <w:rFonts w:ascii="Arial" w:cs="Arial" w:eastAsia="Arial" w:hAnsi="Arial"/>
@@ -15663,7 +15663,7 @@
             <w:pPr>
               <w:spacing w:after="20" w:before="0"/>
             </w:pPr>
-            <w:hyperlink w:history="1" r:id="rIdisphg7tkxcvx0nseytgjm">
+            <w:hyperlink w:history="1" r:id="rIddzcpoht6lsrknwhhte5ej">
               <w:r>
                 <w:rPr>
                   <w:rFonts w:ascii="Arial" w:cs="Arial" w:eastAsia="Arial" w:hAnsi="Arial"/>
@@ -15696,7 +15696,7 @@
               <w:spacing w:after="10" w:before="0"/>
               <w:ind w:left="120"/>
             </w:pPr>
-            <w:hyperlink w:history="1" r:id="rIdejh6wvjg0cc773ai04mr6">
+            <w:hyperlink w:history="1" r:id="rIdgemjl-o8viizserfyk4to">
               <w:r>
                 <w:rPr>
                   <w:rFonts w:ascii="Arial" w:cs="Arial" w:eastAsia="Arial" w:hAnsi="Arial"/>
@@ -15741,7 +15741,7 @@
               </w:rPr>
               <w:t xml:space="preserve">Learners work in pairs. Each pair </w:t>
             </w:r>
-            <w:del w:id="9150" w:author="Claude (AI) - proposed" w:date="2026-10-15T20:14:10Z">
+            <w:del w:id="9150" w:author="Claude (AI) - proposed" w:date="2026-10-18T00:27:37Z">
               <w:r>
                 <w:rPr>
                   <w:rFonts w:ascii="Arial" w:cs="Arial" w:eastAsia="Arial" w:hAnsi="Arial"/>
@@ -15756,7 +15756,7 @@
                 <w:delText xml:space="preserve">retrieves their Lesson 2 data table (or uses a printed copy provided by the teacher) listing</w:delText>
               </w:r>
             </w:del>
-            <w:ins w:id="9151" w:author="Claude (AI) - proposed" w:date="2026-10-15T20:14:10Z">
+            <w:ins w:id="9151" w:author="Claude (AI) - proposed" w:date="2026-10-18T00:27:37Z">
               <w:r>
                 <w:rPr>
                   <w:rFonts w:ascii="Arial" w:cs="Arial" w:eastAsia="Arial" w:hAnsi="Arial"/>
@@ -15784,7 +15784,7 @@
               </w:rPr>
               <w:t xml:space="preserve"> sin θ, cos θ, and tan θ for θ = 20°, 30°, 40°, 50°, 60°, 70°</w:t>
             </w:r>
-            <w:ins w:id="9152" w:author="Claude (AI) - proposed" w:date="2026-10-15T20:14:10Z">
+            <w:ins w:id="9152" w:author="Claude (AI) - proposed" w:date="2026-10-18T00:27:37Z">
               <w:r>
                 <w:rPr>
                   <w:rFonts w:ascii="Arial" w:cs="Arial" w:eastAsia="Arial" w:hAnsi="Arial"/>
@@ -15845,7 +15845,7 @@
               </w:rPr>
               <w:t xml:space="preserve">Distribute printed </w:t>
             </w:r>
-            <w:del w:id="9153" w:author="Claude (AI) - proposed" w:date="2026-10-15T20:14:10Z">
+            <w:del w:id="9153" w:author="Claude (AI) - proposed" w:date="2026-10-18T00:27:37Z">
               <w:r>
                 <w:rPr>
                   <w:rFonts w:ascii="Arial" w:cs="Arial" w:eastAsia="Arial" w:hAnsi="Arial"/>
@@ -15860,7 +15860,7 @@
                 <w:delText xml:space="preserve">data-table sheets to any learners whose Lesson 2 tables are incomplete</w:delText>
               </w:r>
             </w:del>
-            <w:ins w:id="9154" w:author="Claude (AI) - proposed" w:date="2026-10-15T20:14:10Z">
+            <w:ins w:id="9154" w:author="Claude (AI) - proposed" w:date="2026-10-18T00:27:37Z">
               <w:r>
                 <w:rPr>
                   <w:rFonts w:ascii="Arial" w:cs="Arial" w:eastAsia="Arial" w:hAnsi="Arial"/>
@@ -16010,7 +16010,7 @@
             <w:pPr>
               <w:spacing w:after="20" w:before="0"/>
             </w:pPr>
-            <w:hyperlink w:history="1" r:id="rId89-vxommcj0hwp1qfw-7l">
+            <w:hyperlink w:history="1" r:id="rIdgnc-rys-lssgwky2et-h6">
               <w:r>
                 <w:rPr>
                   <w:rFonts w:ascii="Arial" w:cs="Arial" w:eastAsia="Arial" w:hAnsi="Arial"/>
@@ -16059,7 +16059,7 @@
               <w:spacing w:after="10" w:before="0"/>
               <w:ind w:left="120"/>
             </w:pPr>
-            <w:hyperlink w:history="1" r:id="rId7ildefpltw5jmhxxhicvl">
+            <w:hyperlink w:history="1" r:id="rIdqaahzza7ashpqdpfmmk80">
               <w:r>
                 <w:rPr>
                   <w:rFonts w:ascii="Arial" w:cs="Arial" w:eastAsia="Arial" w:hAnsi="Arial"/>
@@ -16104,7 +16104,7 @@
             <w:pPr>
               <w:spacing w:after="20" w:before="0"/>
             </w:pPr>
-            <w:hyperlink w:history="1" r:id="rId4ersg_8jt0eqdt5tk-pkr">
+            <w:hyperlink w:history="1" r:id="rIdmao1dkj5ixoazjcy2t8dv">
               <w:r>
                 <w:rPr>
                   <w:rFonts w:ascii="Arial" w:cs="Arial" w:eastAsia="Arial" w:hAnsi="Arial"/>
@@ -16137,7 +16137,7 @@
               <w:spacing w:after="10" w:before="0"/>
               <w:ind w:left="120"/>
             </w:pPr>
-            <w:hyperlink w:history="1" r:id="rId4n7grxyrixeiknrie47q0">
+            <w:hyperlink w:history="1" r:id="rIdn6xqj-bqphstb6_sp4b9f">
               <w:r>
                 <w:rPr>
                   <w:rFonts w:ascii="Arial" w:cs="Arial" w:eastAsia="Arial" w:hAnsi="Arial"/>
@@ -16337,7 +16337,7 @@
             <w:pPr>
               <w:spacing w:after="20" w:before="0"/>
             </w:pPr>
-            <w:hyperlink w:history="1" r:id="rIdjffb5g6ymq3jgl7_iwktu">
+            <w:hyperlink w:history="1" r:id="rId3flkgen-u4sqdexe4wtzj">
               <w:r>
                 <w:rPr>
                   <w:rFonts w:ascii="Arial" w:cs="Arial" w:eastAsia="Arial" w:hAnsi="Arial"/>
@@ -16386,7 +16386,7 @@
               <w:spacing w:after="10" w:before="0"/>
               <w:ind w:left="120"/>
             </w:pPr>
-            <w:hyperlink w:history="1" r:id="rIdq72frwdyphrxhsizom3e9">
+            <w:hyperlink w:history="1" r:id="rIdgyxznkciwkys31ahxocqn">
               <w:r>
                 <w:rPr>
                   <w:rFonts w:ascii="Arial" w:cs="Arial" w:eastAsia="Arial" w:hAnsi="Arial"/>
@@ -16431,7 +16431,7 @@
             <w:pPr>
               <w:spacing w:after="20" w:before="0"/>
             </w:pPr>
-            <w:hyperlink w:history="1" r:id="rId4tjzw8j4np0qilw3ympz5">
+            <w:hyperlink w:history="1" r:id="rIdbziv8b0cnma-17-iy3grk">
               <w:r>
                 <w:rPr>
                   <w:rFonts w:ascii="Arial" w:cs="Arial" w:eastAsia="Arial" w:hAnsi="Arial"/>
@@ -16464,7 +16464,7 @@
               <w:spacing w:after="10" w:before="0"/>
               <w:ind w:left="120"/>
             </w:pPr>
-            <w:hyperlink w:history="1" r:id="rIdojbfhkwg3jlbnhpl6jonq">
+            <w:hyperlink w:history="1" r:id="rIdkezz4nfjoadxz4_xztx4x">
               <w:r>
                 <w:rPr>
                   <w:rFonts w:ascii="Arial" w:cs="Arial" w:eastAsia="Arial" w:hAnsi="Arial"/>
@@ -16664,7 +16664,7 @@
             <w:pPr>
               <w:spacing w:after="20" w:before="0"/>
             </w:pPr>
-            <w:hyperlink w:history="1" r:id="rIdwib3fmywcr9dpqvumoj8h">
+            <w:hyperlink w:history="1" r:id="rIdewyg_jxfpiwall4cbfjhx">
               <w:r>
                 <w:rPr>
                   <w:rFonts w:ascii="Arial" w:cs="Arial" w:eastAsia="Arial" w:hAnsi="Arial"/>
@@ -16713,7 +16713,7 @@
               <w:spacing w:after="10" w:before="0"/>
               <w:ind w:left="120"/>
             </w:pPr>
-            <w:hyperlink w:history="1" r:id="rId1e7xgqloevd6tldfaoau8">
+            <w:hyperlink w:history="1" r:id="rIdxacd74lqo4tpo1ctmxgla">
               <w:r>
                 <w:rPr>
                   <w:rFonts w:ascii="Arial" w:cs="Arial" w:eastAsia="Arial" w:hAnsi="Arial"/>
@@ -16758,7 +16758,7 @@
             <w:pPr>
               <w:spacing w:after="20" w:before="0"/>
             </w:pPr>
-            <w:hyperlink w:history="1" r:id="rIdizaxzfz09ttrkpc0fua4i">
+            <w:hyperlink w:history="1" r:id="rId3qcueb1a9jsxygs64e6er">
               <w:r>
                 <w:rPr>
                   <w:rFonts w:ascii="Arial" w:cs="Arial" w:eastAsia="Arial" w:hAnsi="Arial"/>
@@ -16807,7 +16807,7 @@
               <w:spacing w:after="10" w:before="0"/>
               <w:ind w:left="120"/>
             </w:pPr>
-            <w:hyperlink w:history="1" r:id="rIdzywixlba0i5x5vlyws8xx">
+            <w:hyperlink w:history="1" r:id="rIdnba0vjtfcjol7guzdtlhd">
               <w:r>
                 <w:rPr>
                   <w:rFonts w:ascii="Arial" w:cs="Arial" w:eastAsia="Arial" w:hAnsi="Arial"/>
@@ -17046,7 +17046,7 @@
               </w:rPr>
               <w:t xml:space="preserve">After the lesson, reflect on the following questions: (1) During the Observe phase, did all pairs successfully complete the fourth column of their data table? If not, was the root cause a calculator-mode error (DEG/RAD), </w:t>
             </w:r>
-            <w:del w:id="9155" w:author="Claude (AI) - proposed" w:date="2026-10-15T20:14:10Z">
+            <w:del w:id="9155" w:author="Claude (AI) - proposed" w:date="2026-10-18T00:27:37Z">
               <w:r>
                 <w:rPr>
                   <w:rFonts w:ascii="Arial" w:cs="Arial" w:eastAsia="Arial" w:hAnsi="Arial"/>
@@ -17061,7 +17061,7 @@
                 <w:delText xml:space="preserve">an incomplete Lesson 2 table</w:delText>
               </w:r>
             </w:del>
-            <w:ins w:id="9156" w:author="Claude (AI) - proposed" w:date="2026-10-15T20:14:10Z">
+            <w:ins w:id="9156" w:author="Claude (AI) - proposed" w:date="2026-10-18T00:27:37Z">
               <w:r>
                 <w:rPr>
                   <w:rFonts w:ascii="Arial" w:cs="Arial" w:eastAsia="Arial" w:hAnsi="Arial"/>
@@ -17219,7 +17219,7 @@
               </w:rPr>
               <w:t xml:space="preserve">Learners computed sin θ / cos θ for six angles (20°–70°) </w:t>
             </w:r>
-            <w:del w:id="9157" w:author="Claude (AI) - proposed" w:date="2026-10-15T20:14:10Z">
+            <w:del w:id="9157" w:author="Claude (AI) - proposed" w:date="2026-10-18T00:27:37Z">
               <w:r>
                 <w:rPr>
                   <w:rFonts w:ascii="Arial" w:cs="Arial" w:eastAsia="Arial" w:hAnsi="Arial"/>
@@ -17234,7 +17234,7 @@
                 <w:delText xml:space="preserve">from their Lesson 2 data</w:delText>
               </w:r>
             </w:del>
-            <w:ins w:id="9158" w:author="Claude (AI) - proposed" w:date="2026-10-15T20:14:10Z">
+            <w:ins w:id="9158" w:author="Claude (AI) - proposed" w:date="2026-10-18T00:27:37Z">
               <w:r>
                 <w:rPr>
                   <w:rFonts w:ascii="Arial" w:cs="Arial" w:eastAsia="Arial" w:hAnsi="Arial"/>
@@ -17262,7 +17262,7 @@
               </w:rPr>
               <w:t xml:space="preserve"> tables and found that the quotient matched </w:t>
             </w:r>
-            <w:del w:id="9159" w:author="Claude (AI) - proposed" w:date="2026-10-15T20:14:10Z">
+            <w:del w:id="9159" w:author="Claude (AI) - proposed" w:date="2026-10-18T00:27:37Z">
               <w:r>
                 <w:rPr>
                   <w:rFonts w:ascii="Arial" w:cs="Arial" w:eastAsia="Arial" w:hAnsi="Arial"/>
@@ -17277,7 +17277,7 @@
                 <w:delText xml:space="preserve">their recorded</w:delText>
               </w:r>
             </w:del>
-            <w:ins w:id="9160" w:author="Claude (AI) - proposed" w:date="2026-10-15T20:14:10Z">
+            <w:ins w:id="9160" w:author="Claude (AI) - proposed" w:date="2026-10-18T00:27:37Z">
               <w:r>
                 <w:rPr>
                   <w:rFonts w:ascii="Arial" w:cs="Arial" w:eastAsia="Arial" w:hAnsi="Arial"/>
@@ -17305,7 +17305,7 @@
               </w:rPr>
               <w:t xml:space="preserve"> tan θ values </w:t>
             </w:r>
-            <w:del w:id="9161" w:author="Claude (AI) - proposed" w:date="2026-10-15T20:14:10Z">
+            <w:del w:id="9161" w:author="Claude (AI) - proposed" w:date="2026-10-18T00:27:37Z">
               <w:r>
                 <w:rPr>
                   <w:rFonts w:ascii="Arial" w:cs="Arial" w:eastAsia="Arial" w:hAnsi="Arial"/>
@@ -17320,7 +17320,7 @@
                 <w:delText xml:space="preserve">exactly</w:delText>
               </w:r>
             </w:del>
-            <w:ins w:id="9162" w:author="Claude (AI) - proposed" w:date="2026-10-15T20:14:10Z">
+            <w:ins w:id="9162" w:author="Claude (AI) - proposed" w:date="2026-10-18T00:27:37Z">
               <w:r>
                 <w:rPr>
                   <w:rFonts w:ascii="Arial" w:cs="Arial" w:eastAsia="Arial" w:hAnsi="Arial"/>
@@ -17504,7 +17504,7 @@
         </w:rPr>
         <w:t xml:space="preserve">© 2026 SeaVuria and ARES. Aligned with KICD objectives. Developed by SeaVuria; technical implementation by ARES (with AI assistance from Claude). Licensed under </w:t>
       </w:r>
-      <w:hyperlink w:history="1" r:id="rIddk4uysxtvyvstr2ab1ow1">
+      <w:hyperlink w:history="1" r:id="rIdoifdlmz9q2jlj_tem5za4">
         <w:r>
           <w:rPr>
             <w:rFonts w:ascii="Arial" w:cs="Arial" w:eastAsia="Arial" w:hAnsi="Arial"/>
@@ -17525,7 +17525,7 @@
         </w:rPr>
         <w:t xml:space="preserve"> (</w:t>
       </w:r>
-      <w:hyperlink w:history="1" r:id="rId460g5ekjl5dvynro7qm5k">
+      <w:hyperlink w:history="1" r:id="rIdk8zx5x9w4667xnoz2opvp">
         <w:r>
           <w:rPr>
             <w:rFonts w:ascii="Arial" w:cs="Arial" w:eastAsia="Arial" w:hAnsi="Arial"/>
@@ -17842,7 +17842,7 @@
               </w:rPr>
               <w:t xml:space="preserve">Learners will know that: (a) an isosceles right-angled triangle with legs of 1 unit yields sin 45° = cos 45° = 1/√2 and tan 45° = 1; (b) bisecting an equilateral triangle of side 2 units yields a 30-60-90 triangle with sides 1, √3, and 2, giving sin 30° = cos 60° = 1/2, sin 60° = cos 30° = √3/2, tan 30° = 1/√3, and tan 60° = √3; (c) sin 0° = 0, cos 0° = 1, tan 0° = 0, sin 90° = 1, cos 90° = 0, and tan 90° is undefined, justified by limit arguments from </w:t>
             </w:r>
-            <w:del w:id="9163" w:author="Claude (AI) - proposed" w:date="2026-10-15T20:14:10Z">
+            <w:del w:id="9163" w:author="Claude (AI) - proposed" w:date="2026-10-18T00:27:37Z">
               <w:r>
                 <w:rPr>
                   <w:rFonts w:ascii="Arial" w:cs="Arial" w:eastAsia="Arial" w:hAnsi="Arial"/>
@@ -17857,7 +17857,7 @@
                 <w:delText xml:space="preserve">their trig-tables work in Lesson 3</w:delText>
               </w:r>
             </w:del>
-            <w:ins w:id="9164" w:author="Claude (AI) - proposed" w:date="2026-10-15T20:14:10Z">
+            <w:ins w:id="9164" w:author="Claude (AI) - proposed" w:date="2026-10-18T00:27:37Z">
               <w:r>
                 <w:rPr>
                   <w:rFonts w:ascii="Arial" w:cs="Arial" w:eastAsia="Arial" w:hAnsi="Arial"/>
@@ -18608,7 +18608,7 @@
             <w:pPr>
               <w:spacing w:after="20" w:before="0"/>
             </w:pPr>
-            <w:hyperlink w:history="1" r:id="rIdgcpqi_lu_5rra_qazdnhz">
+            <w:hyperlink w:history="1" r:id="rIdpihpms_x3kmaxudllie7w">
               <w:r>
                 <w:rPr>
                   <w:rFonts w:ascii="Arial" w:cs="Arial" w:eastAsia="Arial" w:hAnsi="Arial"/>
@@ -18641,7 +18641,7 @@
               <w:spacing w:after="10" w:before="0"/>
               <w:ind w:left="120"/>
             </w:pPr>
-            <w:hyperlink w:history="1" r:id="rIdd7r7iwblme6qtrqx9pawk">
+            <w:hyperlink w:history="1" r:id="rIdw6vbwevibndvq_rfrkjxd">
               <w:r>
                 <w:rPr>
                   <w:rFonts w:ascii="Arial" w:cs="Arial" w:eastAsia="Arial" w:hAnsi="Arial"/>
@@ -18686,7 +18686,7 @@
             <w:pPr>
               <w:spacing w:after="20" w:before="0"/>
             </w:pPr>
-            <w:hyperlink w:history="1" r:id="rIdu2jgcjhkucowiwkxqoh5v">
+            <w:hyperlink w:history="1" r:id="rIdpvfo4fs9vxuvspjx712do">
               <w:r>
                 <w:rPr>
                   <w:rFonts w:ascii="Arial" w:cs="Arial" w:eastAsia="Arial" w:hAnsi="Arial"/>
@@ -18735,7 +18735,7 @@
               <w:spacing w:after="10" w:before="0"/>
               <w:ind w:left="120"/>
             </w:pPr>
-            <w:hyperlink w:history="1" r:id="rIdlolbsstc_vkaoo-_y9j5s">
+            <w:hyperlink w:history="1" r:id="rId1odnr8rwx9uaezuopl5vw">
               <w:r>
                 <w:rPr>
                   <w:rFonts w:ascii="Arial" w:cs="Arial" w:eastAsia="Arial" w:hAnsi="Arial"/>
@@ -18846,7 +18846,7 @@
               </w:rPr>
               <w:t xml:space="preserve">Strategy: PREDICT-FIRST ANCHORING. By committing predictions to paper before instruction, learners activate prior knowledge (Pythagoras, decimal approximations from tables </w:t>
             </w:r>
-            <w:del w:id="9165" w:author="Claude (AI) - proposed" w:date="2026-10-15T20:14:10Z">
+            <w:del w:id="9165" w:author="Claude (AI) - proposed" w:date="2026-10-18T00:27:37Z">
               <w:r>
                 <w:rPr>
                   <w:rFonts w:ascii="Arial" w:cs="Arial" w:eastAsia="Arial" w:hAnsi="Arial"/>
@@ -18861,7 +18861,7 @@
                 <w:delText xml:space="preserve">in Lesson 3</w:delText>
               </w:r>
             </w:del>
-            <w:ins w:id="9166" w:author="Claude (AI) - proposed" w:date="2026-10-15T20:14:10Z">
+            <w:ins w:id="9166" w:author="Claude (AI) - proposed" w:date="2026-10-18T00:27:37Z">
               <w:r>
                 <w:rPr>
                   <w:rFonts w:ascii="Arial" w:cs="Arial" w:eastAsia="Arial" w:hAnsi="Arial"/>
@@ -18978,7 +18978,7 @@
             <w:pPr>
               <w:spacing w:after="20" w:before="0"/>
             </w:pPr>
-            <w:hyperlink w:history="1" r:id="rIdryvbpr3stpmkrkqjui9p0">
+            <w:hyperlink w:history="1" r:id="rId_75ptogd8c_9_ib0frs9y">
               <w:r>
                 <w:rPr>
                   <w:rFonts w:ascii="Arial" w:cs="Arial" w:eastAsia="Arial" w:hAnsi="Arial"/>
@@ -19011,7 +19011,7 @@
               <w:spacing w:after="10" w:before="0"/>
               <w:ind w:left="120"/>
             </w:pPr>
-            <w:hyperlink w:history="1" r:id="rIddwhdrnrsksj0yiiebj3mq">
+            <w:hyperlink w:history="1" r:id="rIdddonm-7xshxyhy_i1meat">
               <w:r>
                 <w:rPr>
                   <w:rFonts w:ascii="Arial" w:cs="Arial" w:eastAsia="Arial" w:hAnsi="Arial"/>
@@ -19056,7 +19056,7 @@
             <w:pPr>
               <w:spacing w:after="20" w:before="0"/>
             </w:pPr>
-            <w:hyperlink w:history="1" r:id="rIdjrgzvlvnsz7_eu8ybh1z7">
+            <w:hyperlink w:history="1" r:id="rIdfwcqdhyzvvwvq1vsj1dpi">
               <w:r>
                 <w:rPr>
                   <w:rFonts w:ascii="Arial" w:cs="Arial" w:eastAsia="Arial" w:hAnsi="Arial"/>
@@ -19105,7 +19105,7 @@
               <w:spacing w:after="10" w:before="0"/>
               <w:ind w:left="120"/>
             </w:pPr>
-            <w:hyperlink w:history="1" r:id="rIdyq159kvosgkmcyejzkfw4">
+            <w:hyperlink w:history="1" r:id="rIdoqxsrlocrmazxzgyyqqai">
               <w:r>
                 <w:rPr>
                   <w:rFonts w:ascii="Arial" w:cs="Arial" w:eastAsia="Arial" w:hAnsi="Arial"/>
@@ -19249,7 +19249,7 @@
               </w:rPr>
               <w:t xml:space="preserve">Teacher checks that: (a) all </w:t>
             </w:r>
-            <w:del w:id="9167" w:author="Claude (AI) - proposed" w:date="2026-10-15T20:14:10Z">
+            <w:del w:id="9167" w:author="Claude (AI) - proposed" w:date="2026-10-18T00:27:37Z">
               <w:r>
                 <w:rPr>
                   <w:rFonts w:ascii="Arial" w:cs="Arial" w:eastAsia="Arial" w:hAnsi="Arial"/>
@@ -19264,7 +19264,7 @@
                 <w:delText xml:space="preserve">four</w:delText>
               </w:r>
             </w:del>
-            <w:ins w:id="9168" w:author="Claude (AI) - proposed" w:date="2026-10-15T20:14:10Z">
+            <w:ins w:id="9168" w:author="Claude (AI) - proposed" w:date="2026-10-18T00:27:37Z">
               <w:r>
                 <w:rPr>
                   <w:rFonts w:ascii="Arial" w:cs="Arial" w:eastAsia="Arial" w:hAnsi="Arial"/>
@@ -19292,7 +19292,7 @@
               </w:rPr>
               <w:t xml:space="preserve"> angles in Construction A</w:t>
             </w:r>
-            <w:ins w:id="9169" w:author="Claude (AI) - proposed" w:date="2026-10-15T20:14:10Z">
+            <w:ins w:id="9169" w:author="Claude (AI) - proposed" w:date="2026-10-18T00:27:37Z">
               <w:r>
                 <w:rPr>
                   <w:rFonts w:ascii="Arial" w:cs="Arial" w:eastAsia="Arial" w:hAnsi="Arial"/>
@@ -19376,7 +19376,7 @@
             <w:pPr>
               <w:spacing w:after="20" w:before="0"/>
             </w:pPr>
-            <w:hyperlink w:history="1" r:id="rIdxj522sr8lrb1zwg2zm92l">
+            <w:hyperlink w:history="1" r:id="rIdyes00u97tv2zjladtbhd6">
               <w:r>
                 <w:rPr>
                   <w:rFonts w:ascii="Arial" w:cs="Arial" w:eastAsia="Arial" w:hAnsi="Arial"/>
@@ -19409,7 +19409,7 @@
               <w:spacing w:after="10" w:before="0"/>
               <w:ind w:left="120"/>
             </w:pPr>
-            <w:hyperlink w:history="1" r:id="rIdowzcgzql3hiz9tupfk5cb">
+            <w:hyperlink w:history="1" r:id="rIdouhogh46c-lcoec5nugj2">
               <w:r>
                 <w:rPr>
                   <w:rFonts w:ascii="Arial" w:cs="Arial" w:eastAsia="Arial" w:hAnsi="Arial"/>
@@ -19454,7 +19454,7 @@
             <w:pPr>
               <w:spacing w:after="20" w:before="0"/>
             </w:pPr>
-            <w:hyperlink w:history="1" r:id="rIdrij0uzmplo4y1ia4zenuf">
+            <w:hyperlink w:history="1" r:id="rIdvj3ydg_ij4z8xmvycbpvv">
               <w:r>
                 <w:rPr>
                   <w:rFonts w:ascii="Arial" w:cs="Arial" w:eastAsia="Arial" w:hAnsi="Arial"/>
@@ -19503,7 +19503,7 @@
               <w:spacing w:after="10" w:before="0"/>
               <w:ind w:left="120"/>
             </w:pPr>
-            <w:hyperlink w:history="1" r:id="rIdwjd4dprraajtdxvtd26wo">
+            <w:hyperlink w:history="1" r:id="rIdwmgablo70z5u2e4zwi5bn">
               <w:r>
                 <w:rPr>
                   <w:rFonts w:ascii="Arial" w:cs="Arial" w:eastAsia="Arial" w:hAnsi="Arial"/>
@@ -19548,7 +19548,7 @@
               </w:rPr>
               <w:t xml:space="preserve">PART A — Exact derivation (12 minutes): Each learner individually applies the definitions sin θ = opposite/hypotenuse, cos θ = adjacent/hypotenuse, tan θ = opposite/adjacent to their two constructed triangles. For the 45° triangle (legs = 1 unit, hypotenuse = √2): learners write sin 45° = 1/√2, cos 45° = 1/√2, tan 45° = 1. For the 30-60-90 triangle (short leg = 1, long leg = √3, hypotenuse = 2): learners write all six values. For 0° and 90°, learners look </w:t>
             </w:r>
-            <w:del w:id="9170" w:author="Claude (AI) - proposed" w:date="2026-10-15T20:14:10Z">
+            <w:del w:id="9170" w:author="Claude (AI) - proposed" w:date="2026-10-18T00:27:37Z">
               <w:r>
                 <w:rPr>
                   <w:rFonts w:ascii="Arial" w:cs="Arial" w:eastAsia="Arial" w:hAnsi="Arial"/>
@@ -19563,7 +19563,7 @@
                 <w:delText xml:space="preserve">back at</w:delText>
               </w:r>
             </w:del>
-            <w:ins w:id="9171" w:author="Claude (AI) - proposed" w:date="2026-10-15T20:14:10Z">
+            <w:ins w:id="9171" w:author="Claude (AI) - proposed" w:date="2026-10-18T00:27:37Z">
               <w:r>
                 <w:rPr>
                   <w:rFonts w:ascii="Arial" w:cs="Arial" w:eastAsia="Arial" w:hAnsi="Arial"/>
@@ -19591,7 +19591,7 @@
               </w:rPr>
               <w:t xml:space="preserve"> the trig-table columns </w:t>
             </w:r>
-            <w:del w:id="9172" w:author="Claude (AI) - proposed" w:date="2026-10-15T20:14:10Z">
+            <w:del w:id="9172" w:author="Claude (AI) - proposed" w:date="2026-10-18T00:27:37Z">
               <w:r>
                 <w:rPr>
                   <w:rFonts w:ascii="Arial" w:cs="Arial" w:eastAsia="Arial" w:hAnsi="Arial"/>
@@ -19606,7 +19606,7 @@
                 <w:delText xml:space="preserve">from Lesson 3</w:delText>
               </w:r>
             </w:del>
-            <w:ins w:id="9173" w:author="Claude (AI) - proposed" w:date="2026-10-15T20:14:10Z">
+            <w:ins w:id="9173" w:author="Claude (AI) - proposed" w:date="2026-10-18T00:27:37Z">
               <w:r>
                 <w:rPr>
                   <w:rFonts w:ascii="Arial" w:cs="Arial" w:eastAsia="Arial" w:hAnsi="Arial"/>
@@ -19634,7 +19634,7 @@
               </w:rPr>
               <w:t xml:space="preserve"> and complete: 'As the angle approaches 0°, the opposite side approaches ___, so sin 0° = ___. As the angle approaches 90°, the opposite side approaches the hypotenuse, so sin 90° = ___.' Learners record all values in a </w:t>
             </w:r>
-            <w:del w:id="9174" w:author="Claude (AI) - proposed" w:date="2026-10-15T20:14:10Z">
+            <w:del w:id="9174" w:author="Claude (AI) - proposed" w:date="2026-10-18T00:27:37Z">
               <w:r>
                 <w:rPr>
                   <w:rFonts w:ascii="Arial" w:cs="Arial" w:eastAsia="Arial" w:hAnsi="Arial"/>
@@ -19649,7 +19649,7 @@
                 <w:delText xml:space="preserve">6</w:delText>
               </w:r>
             </w:del>
-            <w:ins w:id="9175" w:author="Claude (AI) - proposed" w:date="2026-10-15T20:14:10Z">
+            <w:ins w:id="9175" w:author="Claude (AI) - proposed" w:date="2026-10-18T00:27:37Z">
               <w:r>
                 <w:rPr>
                   <w:rFonts w:ascii="Arial" w:cs="Arial" w:eastAsia="Arial" w:hAnsi="Arial"/>
@@ -19776,7 +19776,7 @@
               </w:rPr>
               <w:t xml:space="preserve">Observable indicators: (a) learner's </w:t>
             </w:r>
-            <w:del w:id="9176" w:author="Claude (AI) - proposed" w:date="2026-10-15T20:14:10Z">
+            <w:del w:id="9176" w:author="Claude (AI) - proposed" w:date="2026-10-18T00:27:37Z">
               <w:r>
                 <w:rPr>
                   <w:rFonts w:ascii="Arial" w:cs="Arial" w:eastAsia="Arial" w:hAnsi="Arial"/>
@@ -19791,7 +19791,7 @@
                 <w:delText xml:space="preserve">6</w:delText>
               </w:r>
             </w:del>
-            <w:ins w:id="9177" w:author="Claude (AI) - proposed" w:date="2026-10-15T20:14:10Z">
+            <w:ins w:id="9177" w:author="Claude (AI) - proposed" w:date="2026-10-18T00:27:37Z">
               <w:r>
                 <w:rPr>
                   <w:rFonts w:ascii="Arial" w:cs="Arial" w:eastAsia="Arial" w:hAnsi="Arial"/>
@@ -19875,7 +19875,7 @@
             <w:pPr>
               <w:spacing w:after="20" w:before="0"/>
             </w:pPr>
-            <w:hyperlink w:history="1" r:id="rIdfed5wrpfcfgk6zvjkz-ab">
+            <w:hyperlink w:history="1" r:id="rIdygnkf5mrfhnzjeinkh3u2">
               <w:r>
                 <w:rPr>
                   <w:rFonts w:ascii="Arial" w:cs="Arial" w:eastAsia="Arial" w:hAnsi="Arial"/>
@@ -19908,7 +19908,7 @@
               <w:spacing w:after="10" w:before="0"/>
               <w:ind w:left="120"/>
             </w:pPr>
-            <w:hyperlink w:history="1" r:id="rId_zlwyfyht-wb1ejqvuk5r">
+            <w:hyperlink w:history="1" r:id="rIdqs_lk6m2zdr6nypycweje">
               <w:r>
                 <w:rPr>
                   <w:rFonts w:ascii="Arial" w:cs="Arial" w:eastAsia="Arial" w:hAnsi="Arial"/>
@@ -19953,7 +19953,7 @@
             <w:pPr>
               <w:spacing w:after="20" w:before="0"/>
             </w:pPr>
-            <w:hyperlink w:history="1" r:id="rIdro_u6rumtnnf6-sul1dzr">
+            <w:hyperlink w:history="1" r:id="rIdfx-e2e5fsdu-6wnbldyhy">
               <w:r>
                 <w:rPr>
                   <w:rFonts w:ascii="Arial" w:cs="Arial" w:eastAsia="Arial" w:hAnsi="Arial"/>
@@ -20002,7 +20002,7 @@
               <w:spacing w:after="10" w:before="0"/>
               <w:ind w:left="120"/>
             </w:pPr>
-            <w:hyperlink w:history="1" r:id="rIdggjpg7f8bsiznghfxmkr-">
+            <w:hyperlink w:history="1" r:id="rIdnx0qyx613pbg-y3t5yp99">
               <w:r>
                 <w:rPr>
                   <w:rFonts w:ascii="Arial" w:cs="Arial" w:eastAsia="Arial" w:hAnsi="Arial"/>
@@ -20202,7 +20202,7 @@
             <w:pPr>
               <w:spacing w:after="20" w:before="0"/>
             </w:pPr>
-            <w:hyperlink w:history="1" r:id="rIdby_hd6qrzxm2pdpwyrirj">
+            <w:hyperlink w:history="1" r:id="rId1w1zoeiqllvv5faqstiag">
               <w:r>
                 <w:rPr>
                   <w:rFonts w:ascii="Arial" w:cs="Arial" w:eastAsia="Arial" w:hAnsi="Arial"/>
@@ -20235,7 +20235,7 @@
               <w:spacing w:after="10" w:before="0"/>
               <w:ind w:left="120"/>
             </w:pPr>
-            <w:hyperlink w:history="1" r:id="rIdx5ejjwsy6mgnoxuofnhsr">
+            <w:hyperlink w:history="1" r:id="rIdv-4oydmladcztny9rjf6n">
               <w:r>
                 <w:rPr>
                   <w:rFonts w:ascii="Arial" w:cs="Arial" w:eastAsia="Arial" w:hAnsi="Arial"/>
@@ -20280,7 +20280,7 @@
             <w:pPr>
               <w:spacing w:after="20" w:before="0"/>
             </w:pPr>
-            <w:hyperlink w:history="1" r:id="rIdbk05g3j2azvs3vtc_nthq">
+            <w:hyperlink w:history="1" r:id="rIdjycedz_xz_ymr8zu5ottr">
               <w:r>
                 <w:rPr>
                   <w:rFonts w:ascii="Arial" w:cs="Arial" w:eastAsia="Arial" w:hAnsi="Arial"/>
@@ -20329,7 +20329,7 @@
               <w:spacing w:after="10" w:before="0"/>
               <w:ind w:left="120"/>
             </w:pPr>
-            <w:hyperlink w:history="1" r:id="rIdv9k4hv4nmqpnndempagol">
+            <w:hyperlink w:history="1" r:id="rIdyxjtwz1ne8xt7tbps9q7c">
               <w:r>
                 <w:rPr>
                   <w:rFonts w:ascii="Arial" w:cs="Arial" w:eastAsia="Arial" w:hAnsi="Arial"/>
@@ -20407,7 +20407,7 @@
               </w:rPr>
               <w:t xml:space="preserve">Teacher introduces the card by saying: 'Kenyan engineers keep reference tables in their site notebooks. You are building yours today — and it will be accurate because YOU derived every value from scratch.' Teacher displays a model completed card (hand-drawn on the board or projected) to show the layout, but NOT the filled-in values — learners must write their own. Teacher circulates and checks: (a) triangles are labelled correctly; (b) the table values are in exact form (not decimals); (c) tan 90° is marked 'undefined' with a brief reason. At the 12-minute mark, teacher cold-calls 2 learners to read their 'WHY IT WORKS' sentence aloud. WAIT TIME: 12 seconds for each. Teacher closes the lesson by returning to the Nakuru photograph one final time and saying: 'At the start of this unit, we asked how tall that mast is. Today you built the mathematical tool that answers that question exactly, for any right-angled triangle whose angle is 30°, 45°, or 60°. In Lesson </w:t>
             </w:r>
-            <w:del w:id="9178" w:author="Claude (AI) - proposed" w:date="2026-10-15T20:14:10Z">
+            <w:del w:id="9178" w:author="Claude (AI) - proposed" w:date="2026-10-18T00:27:37Z">
               <w:r>
                 <w:rPr>
                   <w:rFonts w:ascii="Arial" w:cs="Arial" w:eastAsia="Arial" w:hAnsi="Arial"/>
@@ -20422,7 +20422,7 @@
                 <w:delText xml:space="preserve">7, we take this tool outside — to</w:delText>
               </w:r>
             </w:del>
-            <w:ins w:id="9179" w:author="Claude (AI) - proposed" w:date="2026-10-15T20:14:10Z">
+            <w:ins w:id="9179" w:author="Claude (AI) - proposed" w:date="2026-10-18T00:27:37Z">
               <w:r>
                 <w:rPr>
                   <w:rFonts w:ascii="Arial" w:cs="Arial" w:eastAsia="Arial" w:hAnsi="Arial"/>
@@ -20450,7 +20450,7 @@
               </w:rPr>
               <w:t xml:space="preserve"> angles of elevation and depression</w:t>
             </w:r>
-            <w:del w:id="9180" w:author="Claude (AI) - proposed" w:date="2026-10-15T20:14:10Z">
+            <w:del w:id="9180" w:author="Claude (AI) - proposed" w:date="2026-10-18T00:27:37Z">
               <w:r>
                 <w:rPr>
                   <w:rFonts w:ascii="Arial" w:cs="Arial" w:eastAsia="Arial" w:hAnsi="Arial"/>
@@ -20478,7 +20478,7 @@
               </w:rPr>
               <w:t xml:space="preserve">.' Teacher </w:t>
             </w:r>
-            <w:del w:id="9181" w:author="Claude (AI) - proposed" w:date="2026-10-15T20:14:10Z">
+            <w:del w:id="9181" w:author="Claude (AI) - proposed" w:date="2026-10-18T00:27:37Z">
               <w:r>
                 <w:rPr>
                   <w:rFonts w:ascii="Arial" w:cs="Arial" w:eastAsia="Arial" w:hAnsi="Arial"/>
@@ -20493,7 +20493,7 @@
                 <w:delText xml:space="preserve">previews: 'Before next lesson, estimate the angle of elevation from the school gate to the top of the flag-mast — you'll need that estimate in Lesson 7</w:delText>
               </w:r>
             </w:del>
-            <w:ins w:id="9182" w:author="Claude (AI) - proposed" w:date="2026-10-15T20:14:10Z">
+            <w:ins w:id="9182" w:author="Claude (AI) - proposed" w:date="2026-10-18T00:27:37Z">
               <w:r>
                 <w:rPr>
                   <w:rFonts w:ascii="Arial" w:cs="Arial" w:eastAsia="Arial" w:hAnsi="Arial"/>
@@ -20587,7 +20587,7 @@
               </w:rPr>
               <w:t xml:space="preserve">Exit indicator: teacher collects 6 cards (one per group, selected at random) at the end of the lesson and checks three things: (1) Are all </w:t>
             </w:r>
-            <w:del w:id="9183" w:author="Claude (AI) - proposed" w:date="2026-10-15T20:14:10Z">
+            <w:del w:id="9183" w:author="Claude (AI) - proposed" w:date="2026-10-18T00:27:37Z">
               <w:r>
                 <w:rPr>
                   <w:rFonts w:ascii="Arial" w:cs="Arial" w:eastAsia="Arial" w:hAnsi="Arial"/>
@@ -20602,7 +20602,7 @@
                 <w:delText xml:space="preserve">six</w:delText>
               </w:r>
             </w:del>
-            <w:ins w:id="9184" w:author="Claude (AI) - proposed" w:date="2026-10-15T20:14:10Z">
+            <w:ins w:id="9184" w:author="Claude (AI) - proposed" w:date="2026-10-18T00:27:37Z">
               <w:r>
                 <w:rPr>
                   <w:rFonts w:ascii="Arial" w:cs="Arial" w:eastAsia="Arial" w:hAnsi="Arial"/>
@@ -20630,7 +20630,7 @@
               </w:rPr>
               <w:t xml:space="preserve"> exact values for 45°</w:t>
             </w:r>
-            <w:ins w:id="9185" w:author="Claude (AI) - proposed" w:date="2026-10-15T20:14:10Z">
+            <w:ins w:id="9185" w:author="Claude (AI) - proposed" w:date="2026-10-18T00:27:37Z">
               <w:r>
                 <w:rPr>
                   <w:rFonts w:ascii="Arial" w:cs="Arial" w:eastAsia="Arial" w:hAnsi="Arial"/>
@@ -20753,7 +20753,7 @@
               </w:rPr>
               <w:t xml:space="preserve">After the lesson, reflect on the following questions: (1) Did learners' predictions in Phase 1 reveal any systematic misconceptions about trig ratios (e.g., confusing sin 45° = 1/2 with sin 30° = 1/2)? If so, how will you address this in the Lesson 6 warm-up? (2) Were learners able to construct the two special triangles accurately enough for their measured values to match exact values within a reasonable margin (±0.3 cm)? If constructions were widely inaccurate, consider providing pre-drawn triangles in Lesson 5 of the next cohort and using the construction as a take-home task instead. (3) Did all groups successfully post a specific, evidence-based yellow sticky note on the DQB? Groups that struggled to articulate a confirmed claim may need additional scaffolding on 'claim-evidence-reasoning' sentence starters in Lesson 6. (4) How many learners wrote tan 90° = undefined with a correct reason vs. leaving it blank or writing a large number? This reveals whether the limit argument from </w:t>
             </w:r>
-            <w:del w:id="9186" w:author="Claude (AI) - proposed" w:date="2026-10-15T20:14:10Z">
+            <w:del w:id="9186" w:author="Claude (AI) - proposed" w:date="2026-10-18T00:27:37Z">
               <w:r>
                 <w:rPr>
                   <w:rFonts w:ascii="Arial" w:cs="Arial" w:eastAsia="Arial" w:hAnsi="Arial"/>
@@ -20768,7 +20768,7 @@
                 <w:delText xml:space="preserve">Lesson 3 was retained</w:delText>
               </w:r>
             </w:del>
-            <w:ins w:id="9187" w:author="Claude (AI) - proposed" w:date="2026-10-15T20:14:10Z">
+            <w:ins w:id="9187" w:author="Claude (AI) - proposed" w:date="2026-10-18T00:27:37Z">
               <w:r>
                 <w:rPr>
                   <w:rFonts w:ascii="Arial" w:cs="Arial" w:eastAsia="Arial" w:hAnsi="Arial"/>
@@ -20926,7 +20926,7 @@
               </w:rPr>
               <w:t xml:space="preserve">Learners constructed an isosceles right-angled triangle (legs = 1 unit) and a bisected equilateral triangle (side = 2 units, yielding a 30-60-90 triangle) using ruler and compasses. They measured all sides and recorded the values for the 45°, 30°, and 60° triangles in a table. They also identified that as an angle approaches 0° or 90°, specific side ratios approach 0 or 1 (or become undefined), using </w:t>
             </w:r>
-            <w:del w:id="9188" w:author="Claude (AI) - proposed" w:date="2026-10-15T20:14:10Z">
+            <w:del w:id="9188" w:author="Claude (AI) - proposed" w:date="2026-10-18T00:27:37Z">
               <w:r>
                 <w:rPr>
                   <w:rFonts w:ascii="Arial" w:cs="Arial" w:eastAsia="Arial" w:hAnsi="Arial"/>
@@ -20941,7 +20941,7 @@
                 <w:delText xml:space="preserve">their trig tables from Lesson 3</w:delText>
               </w:r>
             </w:del>
-            <w:ins w:id="9189" w:author="Claude (AI) - proposed" w:date="2026-10-15T20:14:10Z">
+            <w:ins w:id="9189" w:author="Claude (AI) - proposed" w:date="2026-10-18T00:27:37Z">
               <w:r>
                 <w:rPr>
                   <w:rFonts w:ascii="Arial" w:cs="Arial" w:eastAsia="Arial" w:hAnsi="Arial"/>
@@ -21125,7 +21125,7 @@
         </w:rPr>
         <w:t xml:space="preserve">© 2026 SeaVuria and ARES. Aligned with KICD objectives. Developed by SeaVuria; technical implementation by ARES (with AI assistance from Claude). Licensed under </w:t>
       </w:r>
-      <w:hyperlink w:history="1" r:id="rIdvvwriac2p-13pty4qikft">
+      <w:hyperlink w:history="1" r:id="rIdhma_l9bogaqrxykebz57v">
         <w:r>
           <w:rPr>
             <w:rFonts w:ascii="Arial" w:cs="Arial" w:eastAsia="Arial" w:hAnsi="Arial"/>
@@ -21146,7 +21146,7 @@
         </w:rPr>
         <w:t xml:space="preserve"> (</w:t>
       </w:r>
-      <w:hyperlink w:history="1" r:id="rIdqpbknyuadlbuya6tqdk2q">
+      <w:hyperlink w:history="1" r:id="rId--tkhh6pgjhzcndeypjfz">
         <w:r>
           <w:rPr>
             <w:rFonts w:ascii="Arial" w:cs="Arial" w:eastAsia="Arial" w:hAnsi="Arial"/>
@@ -21735,7 +21735,7 @@
               </w:rPr>
               <w:t xml:space="preserve">This is Lesson 6 of 8 in the evidence-gathering sequence. Learners have already defined the three ratios, explored complementary-angle relationships, worked with special angles</w:t>
             </w:r>
-            <w:del w:id="9190" w:author="Claude (AI) - proposed" w:date="2026-10-15T20:14:10Z">
+            <w:del w:id="9190" w:author="Claude (AI) - proposed" w:date="2026-10-18T00:27:37Z">
               <w:r>
                 <w:rPr>
                   <w:rFonts w:ascii="Arial" w:cs="Arial" w:eastAsia="Arial" w:hAnsi="Arial"/>
@@ -21926,7 +21926,7 @@
               </w:rPr>
               <w:t xml:space="preserve">Learners apply all three trigonometric ratios — and the exact values of special angles — to find unknown sides and angles in right-angled triangles set in authentic Kenyan contexts (a </w:t>
             </w:r>
-            <w:del w:id="9191" w:author="Claude (AI) - proposed" w:date="2026-10-15T20:14:10Z">
+            <w:del w:id="9191" w:author="Claude (AI) - proposed" w:date="2026-10-18T00:27:37Z">
               <w:r>
                 <w:rPr>
                   <w:rFonts w:ascii="Arial" w:cs="Arial" w:eastAsia="Arial" w:hAnsi="Arial"/>
@@ -21941,7 +21941,7 @@
                 <w:delText xml:space="preserve">wheelchair</w:delText>
               </w:r>
             </w:del>
-            <w:ins w:id="9192" w:author="Claude (AI) - proposed" w:date="2026-10-15T20:14:10Z">
+            <w:ins w:id="9192" w:author="Claude (AI) - proposed" w:date="2026-10-18T00:27:37Z">
               <w:r>
                 <w:rPr>
                   <w:rFonts w:ascii="Arial" w:cs="Arial" w:eastAsia="Arial" w:hAnsi="Arial"/>
@@ -22257,7 +22257,7 @@
             <w:pPr>
               <w:spacing w:after="20" w:before="0"/>
             </w:pPr>
-            <w:hyperlink w:history="1" r:id="rIdf70kr4hdwewoseihkr17q">
+            <w:hyperlink w:history="1" r:id="rIdi2tbqxa4capzax5ltffih">
               <w:r>
                 <w:rPr>
                   <w:rFonts w:ascii="Arial" w:cs="Arial" w:eastAsia="Arial" w:hAnsi="Arial"/>
@@ -22290,7 +22290,7 @@
               <w:spacing w:after="10" w:before="0"/>
               <w:ind w:left="120"/>
             </w:pPr>
-            <w:hyperlink w:history="1" r:id="rIdplhjxxosd7qiqsfityxvu">
+            <w:hyperlink w:history="1" r:id="rIdtli7poyjr5ftgfeqcjfzi">
               <w:r>
                 <w:rPr>
                   <w:rFonts w:ascii="Arial" w:cs="Arial" w:eastAsia="Arial" w:hAnsi="Arial"/>
@@ -22335,7 +22335,7 @@
             <w:pPr>
               <w:spacing w:after="20" w:before="0"/>
             </w:pPr>
-            <w:hyperlink w:history="1" r:id="rIdjwbabyyj9ghnajfncffmi">
+            <w:hyperlink w:history="1" r:id="rIdw9h3kdup6vka7nc6sdj8m">
               <w:r>
                 <w:rPr>
                   <w:rFonts w:ascii="Arial" w:cs="Arial" w:eastAsia="Arial" w:hAnsi="Arial"/>
@@ -22368,7 +22368,7 @@
               <w:spacing w:after="10" w:before="0"/>
               <w:ind w:left="120"/>
             </w:pPr>
-            <w:hyperlink w:history="1" r:id="rIdi3at5iqptsdyw_9gptv0t">
+            <w:hyperlink w:history="1" r:id="rId6brl0gnyfqbywxbyf7i92">
               <w:r>
                 <w:rPr>
                   <w:rFonts w:ascii="Arial" w:cs="Arial" w:eastAsia="Arial" w:hAnsi="Arial"/>
@@ -22512,7 +22512,7 @@
               </w:rPr>
               <w:t xml:space="preserve">Circulate during the 5-minute silent work period. Look for: (1) correct labelling of hypotenuse, opposite, adjacent on each diagram — if fewer than half the class labels correctly, pause and re-teach labelling before proceeding; (2) correct ratio selection: Diagram A → cosine (adjacent/hypotenuse, solve for hypotenuse); Diagram B → </w:t>
             </w:r>
-            <w:del w:id="9193" w:author="Claude (AI) - proposed" w:date="2026-10-15T20:14:10Z">
+            <w:del w:id="9193" w:author="Claude (AI) - proposed" w:date="2026-10-18T00:27:37Z">
               <w:r>
                 <w:rPr>
                   <w:rFonts w:ascii="Arial" w:cs="Arial" w:eastAsia="Arial" w:hAnsi="Arial"/>
@@ -22527,7 +22527,7 @@
                 <w:delText xml:space="preserve">sine (opposite/hypotenuse ... or tan — accept either with valid reasoning)</w:delText>
               </w:r>
             </w:del>
-            <w:ins w:id="9194" w:author="Claude (AI) - proposed" w:date="2026-10-15T20:14:10Z">
+            <w:ins w:id="9194" w:author="Claude (AI) - proposed" w:date="2026-10-18T00:27:37Z">
               <w:r>
                 <w:rPr>
                   <w:rFonts w:ascii="Arial" w:cs="Arial" w:eastAsia="Arial" w:hAnsi="Arial"/>
@@ -22611,7 +22611,7 @@
             <w:pPr>
               <w:spacing w:after="20" w:before="0"/>
             </w:pPr>
-            <w:hyperlink w:history="1" r:id="rIdep69tauc4k_sknmizg_b_">
+            <w:hyperlink w:history="1" r:id="rIdmvnlna0nxpywk8lzwa6rb">
               <w:r>
                 <w:rPr>
                   <w:rFonts w:ascii="Arial" w:cs="Arial" w:eastAsia="Arial" w:hAnsi="Arial"/>
@@ -22644,7 +22644,7 @@
               <w:spacing w:after="10" w:before="0"/>
               <w:ind w:left="120"/>
             </w:pPr>
-            <w:hyperlink w:history="1" r:id="rIdhj-7pyvk1gpe32r2mbehe">
+            <w:hyperlink w:history="1" r:id="rIdn2dica2_xfutuc5xq0eyb">
               <w:r>
                 <w:rPr>
                   <w:rFonts w:ascii="Arial" w:cs="Arial" w:eastAsia="Arial" w:hAnsi="Arial"/>
@@ -22689,7 +22689,7 @@
             <w:pPr>
               <w:spacing w:after="20" w:before="0"/>
             </w:pPr>
-            <w:hyperlink w:history="1" r:id="rIdefqjkxizpdncuivsekrhz">
+            <w:hyperlink w:history="1" r:id="rIdrleeyee90wneb2xu8cbpf">
               <w:r>
                 <w:rPr>
                   <w:rFonts w:ascii="Arial" w:cs="Arial" w:eastAsia="Arial" w:hAnsi="Arial"/>
@@ -22722,7 +22722,7 @@
               <w:spacing w:after="10" w:before="0"/>
               <w:ind w:left="120"/>
             </w:pPr>
-            <w:hyperlink w:history="1" r:id="rIduzxiqijwvfdobc2qp1dhe">
+            <w:hyperlink w:history="1" r:id="rIdxd7ogczxmro2f5xwaoyxm">
               <w:r>
                 <w:rPr>
                   <w:rFonts w:ascii="Arial" w:cs="Arial" w:eastAsia="Arial" w:hAnsi="Arial"/>
@@ -22922,7 +22922,7 @@
             <w:pPr>
               <w:spacing w:after="20" w:before="0"/>
             </w:pPr>
-            <w:hyperlink w:history="1" r:id="rId5mmo52793uzne4hluvmze">
+            <w:hyperlink w:history="1" r:id="rIdx71v5xdzkdatd_7kxulid">
               <w:r>
                 <w:rPr>
                   <w:rFonts w:ascii="Arial" w:cs="Arial" w:eastAsia="Arial" w:hAnsi="Arial"/>
@@ -22971,7 +22971,7 @@
               <w:spacing w:after="10" w:before="0"/>
               <w:ind w:left="120"/>
             </w:pPr>
-            <w:hyperlink w:history="1" r:id="rId7csvvwdvufkq5l6qapkob">
+            <w:hyperlink w:history="1" r:id="rId9tmjp7e8btovkjggoozha">
               <w:r>
                 <w:rPr>
                   <w:rFonts w:ascii="Arial" w:cs="Arial" w:eastAsia="Arial" w:hAnsi="Arial"/>
@@ -23016,7 +23016,7 @@
             <w:pPr>
               <w:spacing w:after="20" w:before="0"/>
             </w:pPr>
-            <w:hyperlink w:history="1" r:id="rIdiymxlxreum7o849m3tp4t">
+            <w:hyperlink w:history="1" r:id="rIdvezxhx4cqzoj2qvhy4rpb">
               <w:r>
                 <w:rPr>
                   <w:rFonts w:ascii="Arial" w:cs="Arial" w:eastAsia="Arial" w:hAnsi="Arial"/>
@@ -23049,7 +23049,7 @@
               <w:spacing w:after="10" w:before="0"/>
               <w:ind w:left="120"/>
             </w:pPr>
-            <w:hyperlink w:history="1" r:id="rIddngx4gdo4eecofzlu3sth">
+            <w:hyperlink w:history="1" r:id="rIdto-7wbgkov7s_1p6atthd">
               <w:r>
                 <w:rPr>
                   <w:rFonts w:ascii="Arial" w:cs="Arial" w:eastAsia="Arial" w:hAnsi="Arial"/>
@@ -23094,7 +23094,7 @@
               </w:rPr>
               <w:t xml:space="preserve">Learners work in assigned pairs. Each pair receives a printed or board-copied set of four problems (differentiated: Problems 1–2 are accessible, Problems 3–4 are extension). All problems are set in Kenyan contexts: Problem 1 — A ramp at Mombasa port makes a 15° angle with the horizontal. The ramp is 8 m long (hypotenuse). Find the vertical height the ramp rises. </w:t>
             </w:r>
-            <w:ins w:id="9195" w:author="Claude (AI) - proposed" w:date="2026-10-15T20:14:10Z">
+            <w:ins w:id="9195" w:author="Claude (AI) - proposed" w:date="2026-10-18T00:27:37Z">
               <w:r>
                 <w:rPr>
                   <w:rFonts w:ascii="Arial" w:cs="Arial" w:eastAsia="Arial" w:hAnsi="Arial"/>
@@ -23122,7 +23122,7 @@
               </w:rPr>
               <w:t xml:space="preserve">Problem 2 — A maize store in Eldoret has a sloped roof. The roof rises at 30° (a special angle). The horizontal </w:t>
             </w:r>
-            <w:del w:id="9196" w:author="Claude (AI) - proposed" w:date="2026-10-15T20:14:10Z">
+            <w:del w:id="9196" w:author="Claude (AI) - proposed" w:date="2026-10-18T00:27:37Z">
               <w:r>
                 <w:rPr>
                   <w:rFonts w:ascii="Arial" w:cs="Arial" w:eastAsia="Arial" w:hAnsi="Arial"/>
@@ -23137,7 +23137,7 @@
                 <w:delText xml:space="preserve">span of the roof is 10</w:delText>
               </w:r>
             </w:del>
-            <w:ins w:id="9197" w:author="Claude (AI) - proposed" w:date="2026-10-15T20:14:10Z">
+            <w:ins w:id="9197" w:author="Claude (AI) - proposed" w:date="2026-10-18T00:27:37Z">
               <w:r>
                 <w:rPr>
                   <w:rFonts w:ascii="Arial" w:cs="Arial" w:eastAsia="Arial" w:hAnsi="Arial"/>
@@ -23165,7 +23165,7 @@
               </w:rPr>
               <w:t xml:space="preserve"> m. Find the height of the </w:t>
             </w:r>
-            <w:del w:id="9198" w:author="Claude (AI) - proposed" w:date="2026-10-15T20:14:10Z">
+            <w:del w:id="9198" w:author="Claude (AI) - proposed" w:date="2026-10-18T00:27:37Z">
               <w:r>
                 <w:rPr>
                   <w:rFonts w:ascii="Arial" w:cs="Arial" w:eastAsia="Arial" w:hAnsi="Arial"/>
@@ -23180,7 +23180,7 @@
                 <w:delText xml:space="preserve">roof above the horizontal span.</w:delText>
               </w:r>
             </w:del>
-            <w:ins w:id="9199" w:author="Claude (AI) - proposed" w:date="2026-10-15T20:14:10Z">
+            <w:ins w:id="9199" w:author="Claude (AI) - proposed" w:date="2026-10-18T00:27:37Z">
               <w:r>
                 <w:rPr>
                   <w:rFonts w:ascii="Arial" w:cs="Arial" w:eastAsia="Arial" w:hAnsi="Arial"/>
@@ -23208,7 +23208,7 @@
               </w:rPr>
               <w:t xml:space="preserve"> Problem 3 — A surveyor in Garissa measures that a telecom tower casts a shadow 32 m long when the sun's angle of elevation is 62°. Find the height of the tower. </w:t>
             </w:r>
-            <w:ins w:id="9200" w:author="Claude (AI) - proposed" w:date="2026-10-15T20:14:10Z">
+            <w:ins w:id="9200" w:author="Claude (AI) - proposed" w:date="2026-10-18T00:27:37Z">
               <w:r>
                 <w:rPr>
                   <w:rFonts w:ascii="Arial" w:cs="Arial" w:eastAsia="Arial" w:hAnsi="Arial"/>
@@ -23236,7 +23236,7 @@
               </w:rPr>
               <w:t xml:space="preserve">Problem 4 — A road in the Kericho tea plantation rises 18 m vertically over a horizontal distance of 54 m. Find the angle of inclination of the road (use inverse tangent).</w:t>
             </w:r>
-            <w:ins w:id="9201" w:author="Claude (AI) - proposed" w:date="2026-10-15T20:14:10Z">
+            <w:ins w:id="9201" w:author="Claude (AI) - proposed" w:date="2026-10-18T00:27:37Z">
               <w:r>
                 <w:rPr>
                   <w:rFonts w:ascii="Arial" w:cs="Arial" w:eastAsia="Arial" w:hAnsi="Arial"/>
@@ -23419,7 +23419,7 @@
             <w:pPr>
               <w:spacing w:after="20" w:before="0"/>
             </w:pPr>
-            <w:hyperlink w:history="1" r:id="rIdmubz1gh44tn6g--c6wpi3">
+            <w:hyperlink w:history="1" r:id="rIdp0763cqshtotkujb25nup">
               <w:r>
                 <w:rPr>
                   <w:rFonts w:ascii="Arial" w:cs="Arial" w:eastAsia="Arial" w:hAnsi="Arial"/>
@@ -23468,7 +23468,7 @@
               <w:spacing w:after="10" w:before="0"/>
               <w:ind w:left="120"/>
             </w:pPr>
-            <w:hyperlink w:history="1" r:id="rIdcdbvoypkomrat3hgqwjff">
+            <w:hyperlink w:history="1" r:id="rIdn5umlmswsncltfykxv0vi">
               <w:r>
                 <w:rPr>
                   <w:rFonts w:ascii="Arial" w:cs="Arial" w:eastAsia="Arial" w:hAnsi="Arial"/>
@@ -23513,7 +23513,7 @@
             <w:pPr>
               <w:spacing w:after="20" w:before="0"/>
             </w:pPr>
-            <w:hyperlink w:history="1" r:id="rIdzevhheiuuxeqwib0za5v5">
+            <w:hyperlink w:history="1" r:id="rIdtm8rnmf_wbnkjuxfktczm">
               <w:r>
                 <w:rPr>
                   <w:rFonts w:ascii="Arial" w:cs="Arial" w:eastAsia="Arial" w:hAnsi="Arial"/>
@@ -23546,7 +23546,7 @@
               <w:spacing w:after="10" w:before="0"/>
               <w:ind w:left="120"/>
             </w:pPr>
-            <w:hyperlink w:history="1" r:id="rId_ykc3xbosfuw7mvgpfnj_">
+            <w:hyperlink w:history="1" r:id="rIdhzef8nflviw60sbrwrv43">
               <w:r>
                 <w:rPr>
                   <w:rFonts w:ascii="Arial" w:cs="Arial" w:eastAsia="Arial" w:hAnsi="Arial"/>
@@ -23624,7 +23624,7 @@
               </w:rPr>
               <w:t xml:space="preserve">Point to the DQB and say: 'The board has been growing for five lessons. Today is a turning point. Write two things on your sticky note: first, what you can now calculate that you could not before; second, whether you think we can now fully solve the Nakuru mast problem from Lesson 1.' Give 3 minutes for writing. Collect or have learners post notes. Read three notes aloud (choose one confident, one developing, one that identifies a remaining gap). Say: 'This learner says we can find the height of the mast using tangent — correct. This learner asks: what if we only knew two sides and no angle? </w:t>
             </w:r>
-            <w:del w:id="9202" w:author="Claude (AI) - proposed" w:date="2026-10-15T20:14:10Z">
+            <w:del w:id="9202" w:author="Claude (AI) - proposed" w:date="2026-10-18T00:27:37Z">
               <w:r>
                 <w:rPr>
                   <w:rFonts w:ascii="Arial" w:cs="Arial" w:eastAsia="Arial" w:hAnsi="Arial"/>
@@ -23639,7 +23639,7 @@
                 <w:delText xml:space="preserve">We do not know that yet — that is a great question for Lesson 7</w:delText>
               </w:r>
             </w:del>
-            <w:ins w:id="9203" w:author="Claude (AI) - proposed" w:date="2026-10-15T20:14:10Z">
+            <w:ins w:id="9203" w:author="Claude (AI) - proposed" w:date="2026-10-18T00:27:37Z">
               <w:r>
                 <w:rPr>
                   <w:rFonts w:ascii="Arial" w:cs="Arial" w:eastAsia="Arial" w:hAnsi="Arial"/>
@@ -23700,7 +23700,7 @@
               </w:rPr>
               <w:t xml:space="preserve">Driving Question Board metacognitive review: Returning to the DQB makes the arc of learning visible. Learners see that questions they could not answer in Lesson 1 are now answerable, building self-efficacy (a core CBC competency). Identifying remaining gaps (e.g., finding an angle from two sides) creates authentic motivation for Lesson 7 (</w:t>
             </w:r>
-            <w:del w:id="9204" w:author="Claude (AI) - proposed" w:date="2026-10-15T20:14:10Z">
+            <w:del w:id="9204" w:author="Claude (AI) - proposed" w:date="2026-10-18T00:27:37Z">
               <w:r>
                 <w:rPr>
                   <w:rFonts w:ascii="Arial" w:cs="Arial" w:eastAsia="Arial" w:hAnsi="Arial"/>
@@ -23715,7 +23715,7 @@
                 <w:delText xml:space="preserve">inverse trigonometric ratios</w:delText>
               </w:r>
             </w:del>
-            <w:ins w:id="9205" w:author="Claude (AI) - proposed" w:date="2026-10-15T20:14:10Z">
+            <w:ins w:id="9205" w:author="Claude (AI) - proposed" w:date="2026-10-18T00:27:37Z">
               <w:r>
                 <w:rPr>
                   <w:rFonts w:ascii="Arial" w:cs="Arial" w:eastAsia="Arial" w:hAnsi="Arial"/>
@@ -23832,7 +23832,7 @@
             <w:pPr>
               <w:spacing w:after="20" w:before="0"/>
             </w:pPr>
-            <w:hyperlink w:history="1" r:id="rIdpnklc-tbywgwly0uy47fl">
+            <w:hyperlink w:history="1" r:id="rIdous6pikf8xagdwiedf8ms">
               <w:r>
                 <w:rPr>
                   <w:rFonts w:ascii="Arial" w:cs="Arial" w:eastAsia="Arial" w:hAnsi="Arial"/>
@@ -23881,7 +23881,7 @@
               <w:spacing w:after="10" w:before="0"/>
               <w:ind w:left="120"/>
             </w:pPr>
-            <w:hyperlink w:history="1" r:id="rIdla5agojony8fhh4naeq3p">
+            <w:hyperlink w:history="1" r:id="rIdsvztzhw6p3i2g4m-3iz1f">
               <w:r>
                 <w:rPr>
                   <w:rFonts w:ascii="Arial" w:cs="Arial" w:eastAsia="Arial" w:hAnsi="Arial"/>
@@ -23926,7 +23926,7 @@
             <w:pPr>
               <w:spacing w:after="20" w:before="0"/>
             </w:pPr>
-            <w:hyperlink w:history="1" r:id="rIddub3phjummm4qdbpydmmd">
+            <w:hyperlink w:history="1" r:id="rIdj9lodbnr9sq0xkrfhan7f">
               <w:r>
                 <w:rPr>
                   <w:rFonts w:ascii="Arial" w:cs="Arial" w:eastAsia="Arial" w:hAnsi="Arial"/>
@@ -23975,7 +23975,7 @@
               <w:spacing w:after="10" w:before="0"/>
               <w:ind w:left="120"/>
             </w:pPr>
-            <w:hyperlink w:history="1" r:id="rIduylslnsqsdt9jr9aosymp">
+            <w:hyperlink w:history="1" r:id="rIdvyqh7n51jugek_l54hbl9">
               <w:r>
                 <w:rPr>
                   <w:rFonts w:ascii="Arial" w:cs="Arial" w:eastAsia="Arial" w:hAnsi="Arial"/>
@@ -24500,7 +24500,7 @@
         </w:rPr>
         <w:t xml:space="preserve">© 2026 SeaVuria and ARES. Aligned with KICD objectives. Developed by SeaVuria; technical implementation by ARES (with AI assistance from Claude). Licensed under </w:t>
       </w:r>
-      <w:hyperlink w:history="1" r:id="rIdd6cug-f6we5l7bg5izo-8">
+      <w:hyperlink w:history="1" r:id="rIdkp9lm0cxblgl4yiz3aeo9">
         <w:r>
           <w:rPr>
             <w:rFonts w:ascii="Arial" w:cs="Arial" w:eastAsia="Arial" w:hAnsi="Arial"/>
@@ -24521,7 +24521,7 @@
         </w:rPr>
         <w:t xml:space="preserve"> (</w:t>
       </w:r>
-      <w:hyperlink w:history="1" r:id="rIdwadbphxg_zsp-xpezpgfq">
+      <w:hyperlink w:history="1" r:id="rId-gquqbf1sn5qiep3o-gs6">
         <w:r>
           <w:rPr>
             <w:rFonts w:ascii="Arial" w:cs="Arial" w:eastAsia="Arial" w:hAnsi="Arial"/>
@@ -25561,7 +25561,7 @@
             <w:pPr>
               <w:spacing w:after="20" w:before="0"/>
             </w:pPr>
-            <w:hyperlink w:history="1" r:id="rIdc4yw0ztq0uoq5bjc18psy">
+            <w:hyperlink w:history="1" r:id="rIdjra9ywwfgaontzphcmtid">
               <w:r>
                 <w:rPr>
                   <w:rFonts w:ascii="Arial" w:cs="Arial" w:eastAsia="Arial" w:hAnsi="Arial"/>
@@ -25594,7 +25594,7 @@
               <w:spacing w:after="10" w:before="0"/>
               <w:ind w:left="120"/>
             </w:pPr>
-            <w:hyperlink w:history="1" r:id="rIdwql6gu8ljjyvuzsof5hl-">
+            <w:hyperlink w:history="1" r:id="rIdswvwzg9t38lby4_pfj2lw">
               <w:r>
                 <w:rPr>
                   <w:rFonts w:ascii="Arial" w:cs="Arial" w:eastAsia="Arial" w:hAnsi="Arial"/>
@@ -25639,7 +25639,7 @@
             <w:pPr>
               <w:spacing w:after="20" w:before="0"/>
             </w:pPr>
-            <w:hyperlink w:history="1" r:id="rIdsfbzlnxeyt5ohw6qbdlgc">
+            <w:hyperlink w:history="1" r:id="rIdllb7msmbnzoxpmvd_7esy">
               <w:r>
                 <w:rPr>
                   <w:rFonts w:ascii="Arial" w:cs="Arial" w:eastAsia="Arial" w:hAnsi="Arial"/>
@@ -25672,7 +25672,7 @@
               <w:spacing w:after="10" w:before="0"/>
               <w:ind w:left="120"/>
             </w:pPr>
-            <w:hyperlink w:history="1" r:id="rIdal4ijpwj6qkbkqudzap5n">
+            <w:hyperlink w:history="1" r:id="rIdfbfedvl-h_gnrxxaqmjh9">
               <w:r>
                 <w:rPr>
                   <w:rFonts w:ascii="Arial" w:cs="Arial" w:eastAsia="Arial" w:hAnsi="Arial"/>
@@ -25717,7 +25717,7 @@
               </w:rPr>
               <w:t xml:space="preserve">Learners are shown the anchoring phenomenon photograph of the Nakuru County Kenya Power transmission mast </w:t>
             </w:r>
-            <w:del w:id="9206" w:author="Claude (AI) - proposed" w:date="2026-10-15T20:14:10Z">
+            <w:del w:id="9206" w:author="Claude (AI) - proposed" w:date="2026-10-18T00:27:37Z">
               <w:r>
                 <w:rPr>
                   <w:rFonts w:ascii="Arial" w:cs="Arial" w:eastAsia="Arial" w:hAnsi="Arial"/>
@@ -25732,7 +25732,7 @@
                 <w:delText xml:space="preserve">for the first time since Lesson 1</w:delText>
               </w:r>
             </w:del>
-            <w:ins w:id="9207" w:author="Claude (AI) - proposed" w:date="2026-10-15T20:14:10Z">
+            <w:ins w:id="9207" w:author="Claude (AI) - proposed" w:date="2026-10-18T00:27:37Z">
               <w:r>
                 <w:rPr>
                   <w:rFonts w:ascii="Arial" w:cs="Arial" w:eastAsia="Arial" w:hAnsi="Arial"/>
@@ -25915,7 +25915,7 @@
             <w:pPr>
               <w:spacing w:after="20" w:before="0"/>
             </w:pPr>
-            <w:hyperlink w:history="1" r:id="rIdxo7gfmizyfqt2oiptqw5o">
+            <w:hyperlink w:history="1" r:id="rIdlxc-hlgz42tplessmxeku">
               <w:r>
                 <w:rPr>
                   <w:rFonts w:ascii="Arial" w:cs="Arial" w:eastAsia="Arial" w:hAnsi="Arial"/>
@@ -25948,7 +25948,7 @@
               <w:spacing w:after="10" w:before="0"/>
               <w:ind w:left="120"/>
             </w:pPr>
-            <w:hyperlink w:history="1" r:id="rIdudqia0rag3fotpjpmnzda">
+            <w:hyperlink w:history="1" r:id="rIdb0clm2-hyor0mpsi2smu_">
               <w:r>
                 <w:rPr>
                   <w:rFonts w:ascii="Arial" w:cs="Arial" w:eastAsia="Arial" w:hAnsi="Arial"/>
@@ -25993,7 +25993,7 @@
             <w:pPr>
               <w:spacing w:after="20" w:before="0"/>
             </w:pPr>
-            <w:hyperlink w:history="1" r:id="rIdc4srphltiaw7bpsa31kcc">
+            <w:hyperlink w:history="1" r:id="rIdszppovwychluidtspjuse">
               <w:r>
                 <w:rPr>
                   <w:rFonts w:ascii="Arial" w:cs="Arial" w:eastAsia="Arial" w:hAnsi="Arial"/>
@@ -26026,7 +26026,7 @@
               <w:spacing w:after="10" w:before="0"/>
               <w:ind w:left="120"/>
             </w:pPr>
-            <w:hyperlink w:history="1" r:id="rId_lvikxil2z5mpc6secyv6">
+            <w:hyperlink w:history="1" r:id="rIdzwyroophq5lofxt9yl6bs">
               <w:r>
                 <w:rPr>
                   <w:rFonts w:ascii="Arial" w:cs="Arial" w:eastAsia="Arial" w:hAnsi="Arial"/>
@@ -26071,7 +26071,7 @@
               </w:rPr>
               <w:t xml:space="preserve">Part A — Diagram Construction (8 min): Each learner draws two diagrams in their exercise book side by side, guided by the teacher's step-by-step narration. Left diagram: 'Angle of Elevation' — a horizontal line, an observer at the left end (labelled 'Observer / Eye Level'), a tall object at the right (labelled 'Top of Mast'), a rising line of sight, and a marked acute angle θ between the horizontal and the line of sight, with the label 'Angle of Elevation'. Right diagram: 'Angle of Depression' — an observer standing on a raised position (labelled 'Top of Fort Jesus Cliff, Mombasa'), a horizontal line extending from the observer's eye, a boat at sea level below and to the right, a descending line of sight, and the angle θ between the horizontal and the descending line of sight, labelled 'Angle of Depression'. Learners annotate: 'measured UPWARD from horizontal' (elevation) and 'measured DOWNWARD from horizontal' (depression)</w:t>
             </w:r>
-            <w:ins w:id="9208" w:author="Claude (AI) - proposed" w:date="2026-10-15T20:14:10Z">
+            <w:ins w:id="9208" w:author="Claude (AI) - proposed" w:date="2026-10-18T00:27:37Z">
               <w:r>
                 <w:rPr>
                   <w:rFonts w:ascii="Arial" w:cs="Arial" w:eastAsia="Arial" w:hAnsi="Arial"/>
@@ -26132,7 +26132,7 @@
               </w:rPr>
               <w:t xml:space="preserve">For Part A, teacher says: 'Open your books to a fresh double page. On the left half, draw a horizontal line — this is the ground, or sea level, or any flat reference. Put a small stick figure on the left. Now I will tell you what to add.' Teacher narrates each element, draws simultaneously on the board, pauses after each element: 'Add yours. Raise your hand when you have it.' [WAIT 10 seconds after each element. Scan room.] Teacher cold-calls 2 learners to describe their diagram aloud before moving to the depression diagram. For Part B, teacher writes the four steps on the board as a numbered list BEFORE solving, then fills in each step while narrating: 'I am choosing tangent — not sine, not cosine — because I have the ADJACENT side and I want the OPPOSITE side, and the angle is between them.' Teacher pauses at Step 4 and says: 'What does 40 × tan(50°) equal? Use your tables or calculator — 30 seconds.' [WAIT 30 seconds.] Cold-calls 3 individual learners for the value of tan(50°) before revealing the answer. </w:t>
             </w:r>
-            <w:ins w:id="9209" w:author="Claude (AI) - proposed" w:date="2026-10-15T20:14:10Z">
+            <w:ins w:id="9209" w:author="Claude (AI) - proposed" w:date="2026-10-18T00:27:37Z">
               <w:r>
                 <w:rPr>
                   <w:rFonts w:ascii="Arial" w:cs="Arial" w:eastAsia="Arial" w:hAnsi="Arial"/>
@@ -26282,7 +26282,7 @@
             <w:pPr>
               <w:spacing w:after="20" w:before="0"/>
             </w:pPr>
-            <w:hyperlink w:history="1" r:id="rIdn1sattyojcrp6l3lodcjj">
+            <w:hyperlink w:history="1" r:id="rIdhhw0pkwnwc6jafgbhfewy">
               <w:r>
                 <w:rPr>
                   <w:rFonts w:ascii="Arial" w:cs="Arial" w:eastAsia="Arial" w:hAnsi="Arial"/>
@@ -26315,7 +26315,7 @@
               <w:spacing w:after="10" w:before="0"/>
               <w:ind w:left="120"/>
             </w:pPr>
-            <w:hyperlink w:history="1" r:id="rIddykn0uj1v-kzt12oyoq2y">
+            <w:hyperlink w:history="1" r:id="rIdn7yqtsjy1actlshmu27we">
               <w:r>
                 <w:rPr>
                   <w:rFonts w:ascii="Arial" w:cs="Arial" w:eastAsia="Arial" w:hAnsi="Arial"/>
@@ -26360,7 +26360,7 @@
             <w:pPr>
               <w:spacing w:after="20" w:before="0"/>
             </w:pPr>
-            <w:hyperlink w:history="1" r:id="rIdctu39l6t8g851x7kswzki">
+            <w:hyperlink w:history="1" r:id="rId_ehvco01abbm8qmfsblug">
               <w:r>
                 <w:rPr>
                   <w:rFonts w:ascii="Arial" w:cs="Arial" w:eastAsia="Arial" w:hAnsi="Arial"/>
@@ -26393,7 +26393,7 @@
               <w:spacing w:after="10" w:before="0"/>
               <w:ind w:left="120"/>
             </w:pPr>
-            <w:hyperlink w:history="1" r:id="rIdt40bnzkhdcnip82bxvv2b">
+            <w:hyperlink w:history="1" r:id="rIdvd-a64nykntxhbjie-mda">
               <w:r>
                 <w:rPr>
                   <w:rFonts w:ascii="Arial" w:cs="Arial" w:eastAsia="Arial" w:hAnsi="Arial"/>
@@ -26593,7 +26593,7 @@
             <w:pPr>
               <w:spacing w:after="20" w:before="0"/>
             </w:pPr>
-            <w:hyperlink w:history="1" r:id="rIdupnnjw2kw-wruj5sugyhe">
+            <w:hyperlink w:history="1" r:id="rId3fzwwfiszzhszcvgc1hmk">
               <w:r>
                 <w:rPr>
                   <w:rFonts w:ascii="Arial" w:cs="Arial" w:eastAsia="Arial" w:hAnsi="Arial"/>
@@ -26626,7 +26626,7 @@
               <w:spacing w:after="10" w:before="0"/>
               <w:ind w:left="120"/>
             </w:pPr>
-            <w:hyperlink w:history="1" r:id="rIdldpb-dq6ir9vl0g-5mvzr">
+            <w:hyperlink w:history="1" r:id="rIdum3olypqfikj2ryoe3uwq">
               <w:r>
                 <w:rPr>
                   <w:rFonts w:ascii="Arial" w:cs="Arial" w:eastAsia="Arial" w:hAnsi="Arial"/>
@@ -26671,7 +26671,7 @@
             <w:pPr>
               <w:spacing w:after="20" w:before="0"/>
             </w:pPr>
-            <w:hyperlink w:history="1" r:id="rId2ls01rdjbx97mr4by9xm0">
+            <w:hyperlink w:history="1" r:id="rId0nx1s-atlk9johyzjikkt">
               <w:r>
                 <w:rPr>
                   <w:rFonts w:ascii="Arial" w:cs="Arial" w:eastAsia="Arial" w:hAnsi="Arial"/>
@@ -26704,7 +26704,7 @@
               <w:spacing w:after="10" w:before="0"/>
               <w:ind w:left="120"/>
             </w:pPr>
-            <w:hyperlink w:history="1" r:id="rIdbydzmrdvl1uouwoamwzha">
+            <w:hyperlink w:history="1" r:id="rIdc3nwwtnjkonazofihzdu8">
               <w:r>
                 <w:rPr>
                   <w:rFonts w:ascii="Arial" w:cs="Arial" w:eastAsia="Arial" w:hAnsi="Arial"/>
@@ -26782,7 +26782,7 @@
               </w:rPr>
               <w:t xml:space="preserve">Teacher uncovers the original driving question on the DQB (which may have been partially covered or marked 'NOT YET ANSWERED' since Lesson 1). Teacher says: '</w:t>
             </w:r>
-            <w:del w:id="9210" w:author="Claude (AI) - proposed" w:date="2026-10-15T20:14:10Z">
+            <w:del w:id="9210" w:author="Claude (AI) - proposed" w:date="2026-10-18T00:27:37Z">
               <w:r>
                 <w:rPr>
                   <w:rFonts w:ascii="Arial" w:cs="Arial" w:eastAsia="Arial" w:hAnsi="Arial"/>
@@ -26797,7 +26797,7 @@
                 <w:delText xml:space="preserve">Seven lessons ago</w:delText>
               </w:r>
             </w:del>
-            <w:ins w:id="9211" w:author="Claude (AI) - proposed" w:date="2026-10-15T20:14:10Z">
+            <w:ins w:id="9211" w:author="Claude (AI) - proposed" w:date="2026-10-18T00:27:37Z">
               <w:r>
                 <w:rPr>
                   <w:rFonts w:ascii="Arial" w:cs="Arial" w:eastAsia="Arial" w:hAnsi="Arial"/>
@@ -26947,7 +26947,7 @@
             <w:pPr>
               <w:spacing w:after="20" w:before="0"/>
             </w:pPr>
-            <w:hyperlink w:history="1" r:id="rIdgkdva64t4b4qd4dffswt3">
+            <w:hyperlink w:history="1" r:id="rIdga-x4azztdlwznmeg9flt">
               <w:r>
                 <w:rPr>
                   <w:rFonts w:ascii="Arial" w:cs="Arial" w:eastAsia="Arial" w:hAnsi="Arial"/>
@@ -26996,7 +26996,7 @@
               <w:spacing w:after="10" w:before="0"/>
               <w:ind w:left="120"/>
             </w:pPr>
-            <w:hyperlink w:history="1" r:id="rId-myquk1ss7c0rqhp-dfie">
+            <w:hyperlink w:history="1" r:id="rId3xjiy9aa-7qi3b8ldhku4">
               <w:r>
                 <w:rPr>
                   <w:rFonts w:ascii="Arial" w:cs="Arial" w:eastAsia="Arial" w:hAnsi="Arial"/>
@@ -27041,7 +27041,7 @@
             <w:pPr>
               <w:spacing w:after="20" w:before="0"/>
             </w:pPr>
-            <w:hyperlink w:history="1" r:id="rIdpydse0jkrxz052ghxpwf-">
+            <w:hyperlink w:history="1" r:id="rIdgobh0kgxb0wtcz_uoa4dc">
               <w:r>
                 <w:rPr>
                   <w:rFonts w:ascii="Arial" w:cs="Arial" w:eastAsia="Arial" w:hAnsi="Arial"/>
@@ -27090,7 +27090,7 @@
               <w:spacing w:after="10" w:before="0"/>
               <w:ind w:left="120"/>
             </w:pPr>
-            <w:hyperlink w:history="1" r:id="rIduisyjgyuss_klqvrlw-he">
+            <w:hyperlink w:history="1" r:id="rId2ojsoalyzufbenebgwuea">
               <w:r>
                 <w:rPr>
                   <w:rFonts w:ascii="Arial" w:cs="Arial" w:eastAsia="Arial" w:hAnsi="Arial"/>
@@ -27615,7 +27615,7 @@
         </w:rPr>
         <w:t xml:space="preserve">© 2026 SeaVuria and ARES. Aligned with KICD objectives. Developed by SeaVuria; technical implementation by ARES (with AI assistance from Claude). Licensed under </w:t>
       </w:r>
-      <w:hyperlink w:history="1" r:id="rIddxc0rjwdcq350c_sbghc0">
+      <w:hyperlink w:history="1" r:id="rId0wxaen-fo070risbxrucc">
         <w:r>
           <w:rPr>
             <w:rFonts w:ascii="Arial" w:cs="Arial" w:eastAsia="Arial" w:hAnsi="Arial"/>
@@ -27636,7 +27636,7 @@
         </w:rPr>
         <w:t xml:space="preserve"> (</w:t>
       </w:r>
-      <w:hyperlink w:history="1" r:id="rIdb92mpph1lhxjohxxmqzzv">
+      <w:hyperlink w:history="1" r:id="rIdfhk6yuth5j2fnpkefzhuz">
         <w:r>
           <w:rPr>
             <w:rFonts w:ascii="Arial" w:cs="Arial" w:eastAsia="Arial" w:hAnsi="Arial"/>
@@ -28528,7 +28528,7 @@
               </w:rPr>
               <w:t xml:space="preserve">Lesson 8 is the grand synthesis and celebration of the entire Trigonometry 1 sub-strand. The lesson opens by returning </w:t>
             </w:r>
-            <w:del w:id="9212" w:author="Claude (AI) - proposed" w:date="2026-10-15T20:14:10Z">
+            <w:del w:id="9212" w:author="Claude (AI) - proposed" w:date="2026-10-18T00:27:37Z">
               <w:r>
                 <w:rPr>
                   <w:rFonts w:ascii="Arial" w:cs="Arial" w:eastAsia="Arial" w:hAnsi="Arial"/>
@@ -28556,7 +28556,7 @@
               </w:rPr>
               <w:t xml:space="preserve">to the very image that launched the unit </w:t>
             </w:r>
-            <w:del w:id="9213" w:author="Claude (AI) - proposed" w:date="2026-10-15T20:14:10Z">
+            <w:del w:id="9213" w:author="Claude (AI) - proposed" w:date="2026-10-18T00:27:37Z">
               <w:r>
                 <w:rPr>
                   <w:rFonts w:ascii="Arial" w:cs="Arial" w:eastAsia="Arial" w:hAnsi="Arial"/>
@@ -28571,7 +28571,7 @@
                 <w:delText xml:space="preserve">eight lessons ago</w:delText>
               </w:r>
             </w:del>
-            <w:ins w:id="9214" w:author="Claude (AI) - proposed" w:date="2026-10-15T20:14:10Z">
+            <w:ins w:id="9214" w:author="Claude (AI) - proposed" w:date="2026-10-18T00:27:37Z">
               <w:r>
                 <w:rPr>
                   <w:rFonts w:ascii="Arial" w:cs="Arial" w:eastAsia="Arial" w:hAnsi="Arial"/>
@@ -28599,7 +28599,7 @@
               </w:rPr>
               <w:t xml:space="preserve">: the Kenya Power electricity transmission tower standing near a school in Nakuru County. A student 40 m from the base measured the elevation angle as approximately 50°. In every previous lesson learners have been building the tools needed to answer the question the phenomenon posed: how tall is that mast? </w:t>
             </w:r>
-            <w:del w:id="9215" w:author="Claude (AI) - proposed" w:date="2026-10-15T20:14:10Z">
+            <w:del w:id="9215" w:author="Claude (AI) - proposed" w:date="2026-10-18T00:27:37Z">
               <w:r>
                 <w:rPr>
                   <w:rFonts w:ascii="Arial" w:cs="Arial" w:eastAsia="Arial" w:hAnsi="Arial"/>
@@ -28614,7 +28614,7 @@
                 <w:delText xml:space="preserve">Now, in</w:delText>
               </w:r>
             </w:del>
-            <w:ins w:id="9216" w:author="Claude (AI) - proposed" w:date="2026-10-15T20:14:10Z">
+            <w:ins w:id="9216" w:author="Claude (AI) - proposed" w:date="2026-10-18T00:27:37Z">
               <w:r>
                 <w:rPr>
                   <w:rFonts w:ascii="Arial" w:cs="Arial" w:eastAsia="Arial" w:hAnsi="Arial"/>
@@ -28642,7 +28642,7 @@
               </w:rPr>
               <w:t xml:space="preserve"> the Predict Phase, learners revisit their Lesson 1 guesses and write down their best calculation before any class discussion. In the Observe Phase they watch or reconstruct the step-by-step solution as a worked example, </w:t>
             </w:r>
-            <w:del w:id="9217" w:author="Claude (AI) - proposed" w:date="2026-10-15T20:14:10Z">
+            <w:del w:id="9217" w:author="Claude (AI) - proposed" w:date="2026-10-18T00:27:37Z">
               <w:r>
                 <w:rPr>
                   <w:rFonts w:ascii="Arial" w:cs="Arial" w:eastAsia="Arial" w:hAnsi="Arial"/>
@@ -28657,7 +28657,7 @@
                 <w:delText xml:space="preserve">verifying</w:delText>
               </w:r>
             </w:del>
-            <w:ins w:id="9218" w:author="Claude (AI) - proposed" w:date="2026-10-15T20:14:10Z">
+            <w:ins w:id="9218" w:author="Claude (AI) - proposed" w:date="2026-10-18T00:27:37Z">
               <w:r>
                 <w:rPr>
                   <w:rFonts w:ascii="Arial" w:cs="Arial" w:eastAsia="Arial" w:hAnsi="Arial"/>
@@ -28685,7 +28685,7 @@
               </w:rPr>
               <w:t xml:space="preserve"> their own working and </w:t>
             </w:r>
-            <w:del w:id="9219" w:author="Claude (AI) - proposed" w:date="2026-10-15T20:14:10Z">
+            <w:del w:id="9219" w:author="Claude (AI) - proposed" w:date="2026-10-18T00:27:37Z">
               <w:r>
                 <w:rPr>
                   <w:rFonts w:ascii="Arial" w:cs="Arial" w:eastAsia="Arial" w:hAnsi="Arial"/>
@@ -28700,7 +28700,7 @@
                 <w:delText xml:space="preserve">encountering the answer</w:delText>
               </w:r>
             </w:del>
-            <w:ins w:id="9220" w:author="Claude (AI) - proposed" w:date="2026-10-15T20:14:10Z">
+            <w:ins w:id="9220" w:author="Claude (AI) - proposed" w:date="2026-10-18T00:27:37Z">
               <w:r>
                 <w:rPr>
                   <w:rFonts w:ascii="Arial" w:cs="Arial" w:eastAsia="Arial" w:hAnsi="Arial"/>
@@ -28728,7 +28728,7 @@
               </w:rPr>
               <w:t xml:space="preserve"> — approximately 47.7 m</w:t>
             </w:r>
-            <w:del w:id="9221" w:author="Claude (AI) - proposed" w:date="2026-10-15T20:14:10Z">
+            <w:del w:id="9221" w:author="Claude (AI) - proposed" w:date="2026-10-18T00:27:37Z">
               <w:r>
                 <w:rPr>
                   <w:rFonts w:ascii="Arial" w:cs="Arial" w:eastAsia="Arial" w:hAnsi="Arial"/>
@@ -28743,7 +28743,7 @@
                 <w:delText xml:space="preserve"> — for the first time</w:delText>
               </w:r>
             </w:del>
-            <w:ins w:id="9222" w:author="Claude (AI) - proposed" w:date="2026-10-15T20:14:10Z">
+            <w:ins w:id="9222" w:author="Claude (AI) - proposed" w:date="2026-10-18T00:27:37Z">
               <w:r>
                 <w:rPr>
                   <w:rFonts w:ascii="Arial" w:cs="Arial" w:eastAsia="Arial" w:hAnsi="Arial"/>
@@ -28811,7 +28811,7 @@
               </w:rPr>
               <w:t xml:space="preserve">The Explain Phase deepens the synthesis. Learners tackle an independent multi-step summative assessment problem set on the shores of Lake Victoria near Kisumu: a fisherman </w:t>
             </w:r>
-            <w:del w:id="9223" w:author="Claude (AI) - proposed" w:date="2026-10-15T20:14:10Z">
+            <w:del w:id="9223" w:author="Claude (AI) - proposed" w:date="2026-10-18T00:27:37Z">
               <w:r>
                 <w:rPr>
                   <w:rFonts w:ascii="Arial" w:cs="Arial" w:eastAsia="Arial" w:hAnsi="Arial"/>
@@ -28826,7 +28826,7 @@
                 <w:delText xml:space="preserve">on a cliff observes a boat at an</w:delText>
               </w:r>
             </w:del>
-            <w:ins w:id="9224" w:author="Claude (AI) - proposed" w:date="2026-10-15T20:14:10Z">
+            <w:ins w:id="9224" w:author="Claude (AI) - proposed" w:date="2026-10-18T00:27:37Z">
               <w:r>
                 <w:rPr>
                   <w:rFonts w:ascii="Arial" w:cs="Arial" w:eastAsia="Arial" w:hAnsi="Arial"/>
@@ -28854,7 +28854,7 @@
               </w:rPr>
               <w:t xml:space="preserve"> angle of depression of </w:t>
             </w:r>
-            <w:del w:id="9225" w:author="Claude (AI) - proposed" w:date="2026-10-15T20:14:10Z">
+            <w:del w:id="9225" w:author="Claude (AI) - proposed" w:date="2026-10-18T00:27:37Z">
               <w:r>
                 <w:rPr>
                   <w:rFonts w:ascii="Arial" w:cs="Arial" w:eastAsia="Arial" w:hAnsi="Arial"/>
@@ -28882,7 +28882,7 @@
               </w:rPr>
               <w:t xml:space="preserve">the same boat </w:t>
             </w:r>
-            <w:del w:id="9226" w:author="Claude (AI) - proposed" w:date="2026-10-15T20:14:10Z">
+            <w:del w:id="9226" w:author="Claude (AI) - proposed" w:date="2026-10-18T00:27:37Z">
               <w:r>
                 <w:rPr>
                   <w:rFonts w:ascii="Arial" w:cs="Arial" w:eastAsia="Arial" w:hAnsi="Arial"/>
@@ -28897,7 +28897,7 @@
                 <w:delText xml:space="preserve">observes the cliff-top lighthouse at an angle of elevation of 25°</w:delText>
               </w:r>
             </w:del>
-            <w:ins w:id="9227" w:author="Claude (AI) - proposed" w:date="2026-10-15T20:14:10Z">
+            <w:ins w:id="9227" w:author="Claude (AI) - proposed" w:date="2026-10-18T00:27:37Z">
               <w:r>
                 <w:rPr>
                   <w:rFonts w:ascii="Arial" w:cs="Arial" w:eastAsia="Arial" w:hAnsi="Arial"/>
@@ -28925,7 +28925,7 @@
               </w:rPr>
               <w:t xml:space="preserve">. Learners must draw two linked right-angled triangles</w:t>
             </w:r>
-            <w:ins w:id="9228" w:author="Claude (AI) - proposed" w:date="2026-10-15T20:14:10Z">
+            <w:ins w:id="9228" w:author="Claude (AI) - proposed" w:date="2026-10-18T00:27:37Z">
               <w:r>
                 <w:rPr>
                   <w:rFonts w:ascii="Arial" w:cs="Arial" w:eastAsia="Arial" w:hAnsi="Arial"/>
@@ -28953,7 +28953,7 @@
               </w:rPr>
               <w:t xml:space="preserve">, set up two equations, and </w:t>
             </w:r>
-            <w:del w:id="9229" w:author="Claude (AI) - proposed" w:date="2026-10-15T20:14:10Z">
+            <w:del w:id="9229" w:author="Claude (AI) - proposed" w:date="2026-10-18T00:27:37Z">
               <w:r>
                 <w:rPr>
                   <w:rFonts w:ascii="Arial" w:cs="Arial" w:eastAsia="Arial" w:hAnsi="Arial"/>
@@ -28968,7 +28968,7 @@
                 <w:delText xml:space="preserve">reconcile the two answers</w:delText>
               </w:r>
             </w:del>
-            <w:ins w:id="9230" w:author="Claude (AI) - proposed" w:date="2026-10-15T20:14:10Z">
+            <w:ins w:id="9230" w:author="Claude (AI) - proposed" w:date="2026-10-18T00:27:37Z">
               <w:r>
                 <w:rPr>
                   <w:rFonts w:ascii="Arial" w:cs="Arial" w:eastAsia="Arial" w:hAnsi="Arial"/>
@@ -29324,7 +29324,7 @@
             <w:pPr>
               <w:spacing w:after="20" w:before="0"/>
             </w:pPr>
-            <w:hyperlink w:history="1" r:id="rId8suhnwhjw08eooj0hpdyu">
+            <w:hyperlink w:history="1" r:id="rIdj9ecc2z11azhplg-54egt">
               <w:r>
                 <w:rPr>
                   <w:rFonts w:ascii="Arial" w:cs="Arial" w:eastAsia="Arial" w:hAnsi="Arial"/>
@@ -29357,7 +29357,7 @@
               <w:spacing w:after="10" w:before="0"/>
               <w:ind w:left="120"/>
             </w:pPr>
-            <w:hyperlink w:history="1" r:id="rIdaitendiizsgsiobxd7azy">
+            <w:hyperlink w:history="1" r:id="rId_rogugu4dd6mgvzclvygk">
               <w:r>
                 <w:rPr>
                   <w:rFonts w:ascii="Arial" w:cs="Arial" w:eastAsia="Arial" w:hAnsi="Arial"/>
@@ -29402,7 +29402,7 @@
             <w:pPr>
               <w:spacing w:after="20" w:before="0"/>
             </w:pPr>
-            <w:hyperlink w:history="1" r:id="rIduc4mpioppq4n_6e3xbwpb">
+            <w:hyperlink w:history="1" r:id="rIdcs_klbqh0nenzuxgeln_d">
               <w:r>
                 <w:rPr>
                   <w:rFonts w:ascii="Arial" w:cs="Arial" w:eastAsia="Arial" w:hAnsi="Arial"/>
@@ -29435,7 +29435,7 @@
               <w:spacing w:after="10" w:before="0"/>
               <w:ind w:left="120"/>
             </w:pPr>
-            <w:hyperlink w:history="1" r:id="rIdu_u5quz1mrpbr-thdia8g">
+            <w:hyperlink w:history="1" r:id="rIdcrxegpbfcx2mt0jhnd9ch">
               <w:r>
                 <w:rPr>
                   <w:rFonts w:ascii="Arial" w:cs="Arial" w:eastAsia="Arial" w:hAnsi="Arial"/>
@@ -29513,7 +29513,7 @@
               </w:rPr>
               <w:t xml:space="preserve">Display the original Nakuru mast photograph (the same image from Lesson 1) on the board or projector. Say exactly: 'We have arrived. </w:t>
             </w:r>
-            <w:del w:id="9231" w:author="Claude (AI) - proposed" w:date="2026-10-15T20:14:10Z">
+            <w:del w:id="9231" w:author="Claude (AI) - proposed" w:date="2026-10-18T00:27:37Z">
               <w:r>
                 <w:rPr>
                   <w:rFonts w:ascii="Arial" w:cs="Arial" w:eastAsia="Arial" w:hAnsi="Arial"/>
@@ -29528,7 +29528,7 @@
                 <w:delText xml:space="preserve">Eight lessons ago</w:delText>
               </w:r>
             </w:del>
-            <w:ins w:id="9232" w:author="Claude (AI) - proposed" w:date="2026-10-15T20:14:10Z">
+            <w:ins w:id="9232" w:author="Claude (AI) - proposed" w:date="2026-10-18T00:27:37Z">
               <w:r>
                 <w:rPr>
                   <w:rFonts w:ascii="Arial" w:cs="Arial" w:eastAsia="Arial" w:hAnsi="Arial"/>
@@ -29556,7 +29556,7 @@
               </w:rPr>
               <w:t xml:space="preserve">, this photograph gave us a question we could not yet answer</w:t>
             </w:r>
-            <w:ins w:id="9233" w:author="Claude (AI) - proposed" w:date="2026-10-15T20:14:10Z">
+            <w:ins w:id="9233" w:author="Claude (AI) - proposed" w:date="2026-10-18T00:27:37Z">
               <w:r>
                 <w:rPr>
                   <w:rFonts w:ascii="Arial" w:cs="Arial" w:eastAsia="Arial" w:hAnsi="Arial"/>
@@ -29706,7 +29706,7 @@
             <w:pPr>
               <w:spacing w:after="20" w:before="0"/>
             </w:pPr>
-            <w:hyperlink w:history="1" r:id="rIdl_bjq2kxbxf3lrvy-qhgo">
+            <w:hyperlink w:history="1" r:id="rIdkh2mf5_5viiqj2loqfi5a">
               <w:r>
                 <w:rPr>
                   <w:rFonts w:ascii="Arial" w:cs="Arial" w:eastAsia="Arial" w:hAnsi="Arial"/>
@@ -29739,7 +29739,7 @@
               <w:spacing w:after="10" w:before="0"/>
               <w:ind w:left="120"/>
             </w:pPr>
-            <w:hyperlink w:history="1" r:id="rIdgzbzmrtomvwundqegq_fn">
+            <w:hyperlink w:history="1" r:id="rIdoqgv5e-cv2oaigt5srsqo">
               <w:r>
                 <w:rPr>
                   <w:rFonts w:ascii="Arial" w:cs="Arial" w:eastAsia="Arial" w:hAnsi="Arial"/>
@@ -29784,7 +29784,7 @@
             <w:pPr>
               <w:spacing w:after="20" w:before="0"/>
             </w:pPr>
-            <w:hyperlink w:history="1" r:id="rId7c7c98ubxzb4tkuo9negj">
+            <w:hyperlink w:history="1" r:id="rIdo-yr9cvot6c7wh9qsevna">
               <w:r>
                 <w:rPr>
                   <w:rFonts w:ascii="Arial" w:cs="Arial" w:eastAsia="Arial" w:hAnsi="Arial"/>
@@ -29817,7 +29817,7 @@
               <w:spacing w:after="10" w:before="0"/>
               <w:ind w:left="120"/>
             </w:pPr>
-            <w:hyperlink w:history="1" r:id="rIdma53szbosgw5slr5iitcy">
+            <w:hyperlink w:history="1" r:id="rIdltvaetpd8gsgefgkrqvzq">
               <w:r>
                 <w:rPr>
                   <w:rFonts w:ascii="Arial" w:cs="Arial" w:eastAsia="Arial" w:hAnsi="Arial"/>
@@ -30017,7 +30017,7 @@
             <w:pPr>
               <w:spacing w:after="20" w:before="0"/>
             </w:pPr>
-            <w:hyperlink w:history="1" r:id="rIdyloyvntzkvl4wmd7fm6b8">
+            <w:hyperlink w:history="1" r:id="rIdeo5v39uettpfcwr2n1bnf">
               <w:r>
                 <w:rPr>
                   <w:rFonts w:ascii="Arial" w:cs="Arial" w:eastAsia="Arial" w:hAnsi="Arial"/>
@@ -30066,7 +30066,7 @@
               <w:spacing w:after="10" w:before="0"/>
               <w:ind w:left="120"/>
             </w:pPr>
-            <w:hyperlink w:history="1" r:id="rIdnmbwlzzentgix6x28psdi">
+            <w:hyperlink w:history="1" r:id="rIdlwttz-ekhtpoprhf-az3p">
               <w:r>
                 <w:rPr>
                   <w:rFonts w:ascii="Arial" w:cs="Arial" w:eastAsia="Arial" w:hAnsi="Arial"/>
@@ -30111,7 +30111,7 @@
             <w:pPr>
               <w:spacing w:after="20" w:before="0"/>
             </w:pPr>
-            <w:hyperlink w:history="1" r:id="rIdg7cqnh6zxzogbctqdnxci">
+            <w:hyperlink w:history="1" r:id="rIdhcpnmv_asnx8mveajhz1n">
               <w:r>
                 <w:rPr>
                   <w:rFonts w:ascii="Arial" w:cs="Arial" w:eastAsia="Arial" w:hAnsi="Arial"/>
@@ -30160,7 +30160,7 @@
               <w:spacing w:after="10" w:before="0"/>
               <w:ind w:left="120"/>
             </w:pPr>
-            <w:hyperlink w:history="1" r:id="rIdots6lwslpcmlwtz0knxk_">
+            <w:hyperlink w:history="1" r:id="rIdjbsyocyk7n3cb3kwtgtwl">
               <w:r>
                 <w:rPr>
                   <w:rFonts w:ascii="Arial" w:cs="Arial" w:eastAsia="Arial" w:hAnsi="Arial"/>
@@ -30205,7 +30205,7 @@
               </w:rPr>
               <w:t xml:space="preserve">Learners complete an independent multi-step summative assessment task set on the shores of Lake Victoria near Kisumu. The problem reads: 'A lighthouse stands </w:t>
             </w:r>
-            <w:del w:id="9234" w:author="Claude (AI) - proposed" w:date="2026-10-15T20:14:10Z">
+            <w:del w:id="9234" w:author="Claude (AI) - proposed" w:date="2026-10-18T00:27:37Z">
               <w:r>
                 <w:rPr>
                   <w:rFonts w:ascii="Arial" w:cs="Arial" w:eastAsia="Arial" w:hAnsi="Arial"/>
@@ -30220,7 +30220,7 @@
                 <w:delText xml:space="preserve">on the edge</w:delText>
               </w:r>
             </w:del>
-            <w:ins w:id="9235" w:author="Claude (AI) - proposed" w:date="2026-10-15T20:14:10Z">
+            <w:ins w:id="9235" w:author="Claude (AI) - proposed" w:date="2026-10-18T00:27:37Z">
               <w:r>
                 <w:rPr>
                   <w:rFonts w:ascii="Arial" w:cs="Arial" w:eastAsia="Arial" w:hAnsi="Arial"/>
@@ -30248,7 +30248,7 @@
               </w:rPr>
               <w:t xml:space="preserve"> of a cliff on the shore of Lake Victoria</w:t>
             </w:r>
-            <w:ins w:id="9236" w:author="Claude (AI) - proposed" w:date="2026-10-15T20:14:10Z">
+            <w:ins w:id="9236" w:author="Claude (AI) - proposed" w:date="2026-10-18T00:27:37Z">
               <w:r>
                 <w:rPr>
                   <w:rFonts w:ascii="Arial" w:cs="Arial" w:eastAsia="Arial" w:hAnsi="Arial"/>
@@ -30276,7 +30276,7 @@
               </w:rPr>
               <w:t xml:space="preserve">. A fisherman in a boat </w:t>
             </w:r>
-            <w:del w:id="9237" w:author="Claude (AI) - proposed" w:date="2026-10-15T20:14:10Z">
+            <w:del w:id="9237" w:author="Claude (AI) - proposed" w:date="2026-10-18T00:27:37Z">
               <w:r>
                 <w:rPr>
                   <w:rFonts w:ascii="Arial" w:cs="Arial" w:eastAsia="Arial" w:hAnsi="Arial"/>
@@ -30291,7 +30291,7 @@
                 <w:delText xml:space="preserve">120 m from the base</w:delText>
               </w:r>
             </w:del>
-            <w:ins w:id="9238" w:author="Claude (AI) - proposed" w:date="2026-10-15T20:14:10Z">
+            <w:ins w:id="9238" w:author="Claude (AI) - proposed" w:date="2026-10-18T00:27:37Z">
               <w:r>
                 <w:rPr>
                   <w:rFonts w:ascii="Arial" w:cs="Arial" w:eastAsia="Arial" w:hAnsi="Arial"/>
@@ -30319,7 +30319,7 @@
               </w:rPr>
               <w:t xml:space="preserve"> of the cliff</w:t>
             </w:r>
-            <w:del w:id="9239" w:author="Claude (AI) - proposed" w:date="2026-10-15T20:14:10Z">
+            <w:del w:id="9239" w:author="Claude (AI) - proposed" w:date="2026-10-18T00:27:37Z">
               <w:r>
                 <w:rPr>
                   <w:rFonts w:ascii="Arial" w:cs="Arial" w:eastAsia="Arial" w:hAnsi="Arial"/>
@@ -30334,7 +30334,7 @@
                 <w:delText xml:space="preserve"> observes</w:delText>
               </w:r>
             </w:del>
-            <w:ins w:id="9240" w:author="Claude (AI) - proposed" w:date="2026-10-15T20:14:10Z">
+            <w:ins w:id="9240" w:author="Claude (AI) - proposed" w:date="2026-10-18T00:27:37Z">
               <w:r>
                 <w:rPr>
                   <w:rFonts w:ascii="Arial" w:cs="Arial" w:eastAsia="Arial" w:hAnsi="Arial"/>
@@ -30362,7 +30362,7 @@
               </w:rPr>
               <w:t xml:space="preserve"> the top of the lighthouse </w:t>
             </w:r>
-            <w:del w:id="9241" w:author="Claude (AI) - proposed" w:date="2026-10-15T20:14:10Z">
+            <w:del w:id="9241" w:author="Claude (AI) - proposed" w:date="2026-10-18T00:27:37Z">
               <w:r>
                 <w:rPr>
                   <w:rFonts w:ascii="Arial" w:cs="Arial" w:eastAsia="Arial" w:hAnsi="Arial"/>
@@ -30377,7 +30377,7 @@
                 <w:delText xml:space="preserve">at an angle of elevation of</w:delText>
               </w:r>
             </w:del>
-            <w:ins w:id="9242" w:author="Claude (AI) - proposed" w:date="2026-10-15T20:14:10Z">
+            <w:ins w:id="9242" w:author="Claude (AI) - proposed" w:date="2026-10-18T00:27:37Z">
               <w:r>
                 <w:rPr>
                   <w:rFonts w:ascii="Arial" w:cs="Arial" w:eastAsia="Arial" w:hAnsi="Arial"/>
@@ -30405,7 +30405,7 @@
               </w:rPr>
               <w:t xml:space="preserve"> 38°. A coastguard</w:t>
             </w:r>
-            <w:ins w:id="9243" w:author="Claude (AI) - proposed" w:date="2026-10-15T20:14:10Z">
+            <w:ins w:id="9243" w:author="Claude (AI) - proposed" w:date="2026-10-18T00:27:37Z">
               <w:r>
                 <w:rPr>
                   <w:rFonts w:ascii="Arial" w:cs="Arial" w:eastAsia="Arial" w:hAnsi="Arial"/>
@@ -30433,7 +30433,7 @@
               </w:rPr>
               <w:t xml:space="preserve"> at the top of the </w:t>
             </w:r>
-            <w:del w:id="9244" w:author="Claude (AI) - proposed" w:date="2026-10-15T20:14:10Z">
+            <w:del w:id="9244" w:author="Claude (AI) - proposed" w:date="2026-10-18T00:27:37Z">
               <w:r>
                 <w:rPr>
                   <w:rFonts w:ascii="Arial" w:cs="Arial" w:eastAsia="Arial" w:hAnsi="Arial"/>
@@ -30448,7 +30448,7 @@
                 <w:delText xml:space="preserve">lighthouse observes the same boat at an</w:delText>
               </w:r>
             </w:del>
-            <w:ins w:id="9245" w:author="Claude (AI) - proposed" w:date="2026-10-15T20:14:10Z">
+            <w:ins w:id="9245" w:author="Claude (AI) - proposed" w:date="2026-10-18T00:27:37Z">
               <w:r>
                 <w:rPr>
                   <w:rFonts w:ascii="Arial" w:cs="Arial" w:eastAsia="Arial" w:hAnsi="Arial"/>
@@ -30476,7 +30476,7 @@
               </w:rPr>
               <w:t xml:space="preserve"> angle of depression of </w:t>
             </w:r>
-            <w:ins w:id="9246" w:author="Claude (AI) - proposed" w:date="2026-10-15T20:14:10Z">
+            <w:ins w:id="9246" w:author="Claude (AI) - proposed" w:date="2026-10-18T00:27:37Z">
               <w:r>
                 <w:rPr>
                   <w:rFonts w:ascii="Arial" w:cs="Arial" w:eastAsia="Arial" w:hAnsi="Arial"/>
@@ -30504,7 +30504,7 @@
               </w:rPr>
               <w:t xml:space="preserve">22°.</w:t>
             </w:r>
-            <w:ins w:id="9247" w:author="Claude (AI) - proposed" w:date="2026-10-15T20:14:10Z">
+            <w:ins w:id="9247" w:author="Claude (AI) - proposed" w:date="2026-10-18T00:27:37Z">
               <w:r>
                 <w:rPr>
                   <w:rFonts w:ascii="Arial" w:cs="Arial" w:eastAsia="Arial" w:hAnsi="Arial"/>
@@ -30532,7 +30532,7 @@
               </w:rPr>
               <w:t xml:space="preserve"> (a) Calculate the height of the </w:t>
             </w:r>
-            <w:del w:id="9248" w:author="Claude (AI) - proposed" w:date="2026-10-15T20:14:10Z">
+            <w:del w:id="9248" w:author="Claude (AI) - proposed" w:date="2026-10-18T00:27:37Z">
               <w:r>
                 <w:rPr>
                   <w:rFonts w:ascii="Arial" w:cs="Arial" w:eastAsia="Arial" w:hAnsi="Arial"/>
@@ -30547,7 +30547,7 @@
                 <w:delText xml:space="preserve">lighthouse</w:delText>
               </w:r>
             </w:del>
-            <w:ins w:id="9249" w:author="Claude (AI) - proposed" w:date="2026-10-15T20:14:10Z">
+            <w:ins w:id="9249" w:author="Claude (AI) - proposed" w:date="2026-10-18T00:27:37Z">
               <w:r>
                 <w:rPr>
                   <w:rFonts w:ascii="Arial" w:cs="Arial" w:eastAsia="Arial" w:hAnsi="Arial"/>
@@ -30575,7 +30575,7 @@
               </w:rPr>
               <w:t xml:space="preserve"> above the water</w:t>
             </w:r>
-            <w:ins w:id="9250" w:author="Claude (AI) - proposed" w:date="2026-10-15T20:14:10Z">
+            <w:ins w:id="9250" w:author="Claude (AI) - proposed" w:date="2026-10-18T00:27:37Z">
               <w:r>
                 <w:rPr>
                   <w:rFonts w:ascii="Arial" w:cs="Arial" w:eastAsia="Arial" w:hAnsi="Arial"/>
@@ -30603,7 +30603,7 @@
               </w:rPr>
               <w:t xml:space="preserve">. (b) Calculate the height of the </w:t>
             </w:r>
-            <w:del w:id="9251" w:author="Claude (AI) - proposed" w:date="2026-10-15T20:14:10Z">
+            <w:del w:id="9251" w:author="Claude (AI) - proposed" w:date="2026-10-18T00:27:37Z">
               <w:r>
                 <w:rPr>
                   <w:rFonts w:ascii="Arial" w:cs="Arial" w:eastAsia="Arial" w:hAnsi="Arial"/>
@@ -30618,7 +30618,7 @@
                 <w:delText xml:space="preserve">cliff (to the nearest metre)</w:delText>
               </w:r>
             </w:del>
-            <w:ins w:id="9252" w:author="Claude (AI) - proposed" w:date="2026-10-15T20:14:10Z">
+            <w:ins w:id="9252" w:author="Claude (AI) - proposed" w:date="2026-10-18T00:27:37Z">
               <w:r>
                 <w:rPr>
                   <w:rFonts w:ascii="Arial" w:cs="Arial" w:eastAsia="Arial" w:hAnsi="Arial"/>
@@ -30646,7 +30646,7 @@
               </w:rPr>
               <w:t xml:space="preserve">. (c) Hence find the </w:t>
             </w:r>
-            <w:del w:id="9253" w:author="Claude (AI) - proposed" w:date="2026-10-15T20:14:10Z">
+            <w:del w:id="9253" w:author="Claude (AI) - proposed" w:date="2026-10-18T00:27:37Z">
               <w:r>
                 <w:rPr>
                   <w:rFonts w:ascii="Arial" w:cs="Arial" w:eastAsia="Arial" w:hAnsi="Arial"/>
@@ -30674,7 +30674,7 @@
               </w:rPr>
               <w:t xml:space="preserve">height of the lighthouse </w:t>
             </w:r>
-            <w:del w:id="9254" w:author="Claude (AI) - proposed" w:date="2026-10-15T20:14:10Z">
+            <w:del w:id="9254" w:author="Claude (AI) - proposed" w:date="2026-10-18T00:27:37Z">
               <w:r>
                 <w:rPr>
                   <w:rFonts w:ascii="Arial" w:cs="Arial" w:eastAsia="Arial" w:hAnsi="Arial"/>
@@ -30689,7 +30689,7 @@
                 <w:delText xml:space="preserve">structure above the base</w:delText>
               </w:r>
             </w:del>
-            <w:ins w:id="9255" w:author="Claude (AI) - proposed" w:date="2026-10-15T20:14:10Z">
+            <w:ins w:id="9255" w:author="Claude (AI) - proposed" w:date="2026-10-18T00:27:37Z">
               <w:r>
                 <w:rPr>
                   <w:rFonts w:ascii="Arial" w:cs="Arial" w:eastAsia="Arial" w:hAnsi="Arial"/>
@@ -30717,7 +30717,7 @@
               </w:rPr>
               <w:t xml:space="preserve"> of the cliff</w:t>
             </w:r>
-            <w:ins w:id="9256" w:author="Claude (AI) - proposed" w:date="2026-10-15T20:14:10Z">
+            <w:ins w:id="9256" w:author="Claude (AI) - proposed" w:date="2026-10-18T00:27:37Z">
               <w:r>
                 <w:rPr>
                   <w:rFonts w:ascii="Arial" w:cs="Arial" w:eastAsia="Arial" w:hAnsi="Arial"/>
@@ -30778,7 +30778,7 @@
               </w:rPr>
               <w:t xml:space="preserve">Distribute or project the Lake Victoria problem. Say: 'This is your individual assessment for the whole unit. Use all four steps. Draw your diagram first — that is worth marks. Show all working. You have 18 minutes. Begin.' Set a visible timer for 18 minutes. Circulate continuously. Do NOT answer mathematical questions, but prompt with: 'Have you drawn your diagram yet?' or 'Which sides do you know relative to that angle?' or 'Is that angle of elevation or depression — check your diagram.' At the 10-minute mark, give a time warning: 'Eight minutes remaining — if you have not yet started part (b), move to it now.' At 18 minutes, say 'Pens down — swap books with your partner.' Display the mark scheme on the board and read each step aloud: '</w:t>
             </w:r>
-            <w:ins w:id="9257" w:author="Claude (AI) - proposed" w:date="2026-10-15T20:14:10Z">
+            <w:ins w:id="9257" w:author="Claude (AI) - proposed" w:date="2026-10-18T00:27:37Z">
               <w:r>
                 <w:rPr>
                   <w:rFonts w:ascii="Arial" w:cs="Arial" w:eastAsia="Arial" w:hAnsi="Arial"/>
@@ -30806,7 +30806,7 @@
               </w:rPr>
               <w:t xml:space="preserve">(a) tan </w:t>
             </w:r>
-            <w:del w:id="9258" w:author="Claude (AI) - proposed" w:date="2026-10-15T20:14:10Z">
+            <w:del w:id="9258" w:author="Claude (AI) - proposed" w:date="2026-10-18T00:27:37Z">
               <w:r>
                 <w:rPr>
                   <w:rFonts w:ascii="Arial" w:cs="Arial" w:eastAsia="Arial" w:hAnsi="Arial"/>
@@ -30821,7 +30821,7 @@
                 <w:delText xml:space="preserve">38</w:delText>
               </w:r>
             </w:del>
-            <w:ins w:id="9259" w:author="Claude (AI) - proposed" w:date="2026-10-15T20:14:10Z">
+            <w:ins w:id="9259" w:author="Claude (AI) - proposed" w:date="2026-10-18T00:27:37Z">
               <w:r>
                 <w:rPr>
                   <w:rFonts w:ascii="Arial" w:cs="Arial" w:eastAsia="Arial" w:hAnsi="Arial"/>
@@ -30849,7 +30849,7 @@
               </w:rPr>
               <w:t xml:space="preserve">° = h₁ ÷ 120, so h₁</w:t>
             </w:r>
-            <w:ins w:id="9260" w:author="Claude (AI) - proposed" w:date="2026-10-15T20:14:10Z">
+            <w:ins w:id="9260" w:author="Claude (AI) - proposed" w:date="2026-10-18T00:27:37Z">
               <w:r>
                 <w:rPr>
                   <w:rFonts w:ascii="Arial" w:cs="Arial" w:eastAsia="Arial" w:hAnsi="Arial"/>
@@ -30877,7 +30877,7 @@
               </w:rPr>
               <w:t xml:space="preserve"> = 120 × tan 38° ≈ 120 × 0.7813 ≈ 93.8 m</w:t>
             </w:r>
-            <w:del w:id="9261" w:author="Claude (AI) - proposed" w:date="2026-10-15T20:14:10Z">
+            <w:del w:id="9261" w:author="Claude (AI) - proposed" w:date="2026-10-18T00:27:37Z">
               <w:r>
                 <w:rPr>
                   <w:rFonts w:ascii="Arial" w:cs="Arial" w:eastAsia="Arial" w:hAnsi="Arial"/>
@@ -30892,7 +30892,7 @@
                 <w:delText xml:space="preserve"> — that is</w:delText>
               </w:r>
             </w:del>
-            <w:ins w:id="9262" w:author="Claude (AI) - proposed" w:date="2026-10-15T20:14:10Z">
+            <w:ins w:id="9262" w:author="Claude (AI) - proposed" w:date="2026-10-18T00:27:37Z">
               <w:r>
                 <w:rPr>
                   <w:rFonts w:ascii="Arial" w:cs="Arial" w:eastAsia="Arial" w:hAnsi="Arial"/>
@@ -30920,7 +30920,7 @@
               </w:rPr>
               <w:t xml:space="preserve"> the height of the lighthouse </w:t>
             </w:r>
-            <w:del w:id="9263" w:author="Claude (AI) - proposed" w:date="2026-10-15T20:14:10Z">
+            <w:del w:id="9263" w:author="Claude (AI) - proposed" w:date="2026-10-18T00:27:37Z">
               <w:r>
                 <w:rPr>
                   <w:rFonts w:ascii="Arial" w:cs="Arial" w:eastAsia="Arial" w:hAnsi="Arial"/>
@@ -30935,7 +30935,7 @@
                 <w:delText xml:space="preserve">above the cliff top. (b) tan 22° = h₂ ÷ 120, so h₂ = 120 × tan 22° ≈ 120 × 0.4040 ≈ 48.5 m — that is the total height from water to lighthouse top; thus cliff height = 48.5 − 93.8 ... ' — pause and cold-call: 'Wait — does that make sense? Akinyi, what is wrong with that arithmetic?' [WAIT 15 seconds.] Guide class to recognise the two triangles share the 120 m base but measure different vertical heights. Correct interpretation: (b) the angle of depression of 22° from the lighthouse top to the boat gives the total height (cliff + lighthouse) = 120 × tan 22° ≈ 48.5 m; part (c) cliff height = total − lighthouse = 48.5 − 93.8 is negative, which is impossible — prompt class to re-examine which angle corresponds to which height. Lead class to correct setup: angle of elevation 38° gives height of the full structure above water = 120 × tan 38°</w:delText>
               </w:r>
             </w:del>
-            <w:ins w:id="9264" w:author="Claude (AI) - proposed" w:date="2026-10-15T20:14:10Z">
+            <w:ins w:id="9264" w:author="Claude (AI) - proposed" w:date="2026-10-18T00:27:37Z">
               <w:r>
                 <w:rPr>
                   <w:rFonts w:ascii="Arial" w:cs="Arial" w:eastAsia="Arial" w:hAnsi="Arial"/>
@@ -30963,7 +30963,7 @@
               </w:rPr>
               <w:t xml:space="preserve"> ≈ 93.8 </w:t>
             </w:r>
-            <w:del w:id="9265" w:author="Claude (AI) - proposed" w:date="2026-10-15T20:14:10Z">
+            <w:del w:id="9265" w:author="Claude (AI) - proposed" w:date="2026-10-18T00:27:37Z">
               <w:r>
                 <w:rPr>
                   <w:rFonts w:ascii="Arial" w:cs="Arial" w:eastAsia="Arial" w:hAnsi="Arial"/>
@@ -30978,7 +30978,7 @@
                 <w:delText xml:space="preserve">m; angle of depression 22° from lighthouse top gives total height above water = 120 × tan 22° ≈</w:delText>
               </w:r>
             </w:del>
-            <w:ins w:id="9266" w:author="Claude (AI) - proposed" w:date="2026-10-15T20:14:10Z">
+            <w:ins w:id="9266" w:author="Claude (AI) - proposed" w:date="2026-10-18T00:27:37Z">
               <w:r>
                 <w:rPr>
                   <w:rFonts w:ascii="Arial" w:cs="Arial" w:eastAsia="Arial" w:hAnsi="Arial"/>
@@ -31006,7 +31006,7 @@
               </w:rPr>
               <w:t xml:space="preserve"> 48.5 </w:t>
             </w:r>
-            <w:del w:id="9267" w:author="Claude (AI) - proposed" w:date="2026-10-15T20:14:10Z">
+            <w:del w:id="9267" w:author="Claude (AI) - proposed" w:date="2026-10-18T00:27:37Z">
               <w:r>
                 <w:rPr>
                   <w:rFonts w:ascii="Arial" w:cs="Arial" w:eastAsia="Arial" w:hAnsi="Arial"/>
@@ -31021,7 +31021,7 @@
                 <w:delText xml:space="preserve">m. Since 48.5 &lt; 93.8, revisit the problem —</w:delText>
               </w:r>
             </w:del>
-            <w:ins w:id="9268" w:author="Claude (AI) - proposed" w:date="2026-10-15T20:14:10Z">
+            <w:ins w:id="9268" w:author="Claude (AI) - proposed" w:date="2026-10-18T00:27:37Z">
               <w:r>
                 <w:rPr>
                   <w:rFonts w:ascii="Arial" w:cs="Arial" w:eastAsia="Arial" w:hAnsi="Arial"/>
@@ -31049,7 +31049,7 @@
               </w:rPr>
               <w:t xml:space="preserve"> the lighthouse top</w:t>
             </w:r>
-            <w:del w:id="9269" w:author="Claude (AI) - proposed" w:date="2026-10-15T20:14:10Z">
+            <w:del w:id="9269" w:author="Claude (AI) - proposed" w:date="2026-10-18T00:27:37Z">
               <w:r>
                 <w:rPr>
                   <w:rFonts w:ascii="Arial" w:cs="Arial" w:eastAsia="Arial" w:hAnsi="Arial"/>
@@ -31064,7 +31064,7 @@
                 <w:delText xml:space="preserve"> is higher, so the angle of depression should be larger for the closer structure. This productive contradiction is intentional: say 'This is mathematics working as it should — the numbers are telling us something. Let us re-read the problem together.' Re-examine and clarify that the angle of elevation</w:delText>
               </w:r>
             </w:del>
-            <w:ins w:id="9270" w:author="Claude (AI) - proposed" w:date="2026-10-15T20:14:10Z">
+            <w:ins w:id="9270" w:author="Claude (AI) - proposed" w:date="2026-10-18T00:27:37Z">
               <w:r>
                 <w:rPr>
                   <w:rFonts w:ascii="Arial" w:cs="Arial" w:eastAsia="Arial" w:hAnsi="Arial"/>
@@ -31092,7 +31092,7 @@
               </w:rPr>
               <w:t xml:space="preserve"> to the lighthouse top</w:t>
             </w:r>
-            <w:del w:id="9271" w:author="Claude (AI) - proposed" w:date="2026-10-15T20:14:10Z">
+            <w:del w:id="9271" w:author="Claude (AI) - proposed" w:date="2026-10-18T00:27:37Z">
               <w:r>
                 <w:rPr>
                   <w:rFonts w:ascii="Arial" w:cs="Arial" w:eastAsia="Arial" w:hAnsi="Arial"/>
@@ -31107,7 +31107,7 @@
                 <w:delText xml:space="preserve"> (38°) gives total height = 93.8 m, and</w:delText>
               </w:r>
             </w:del>
-            <w:ins w:id="9272" w:author="Claude (AI) - proposed" w:date="2026-10-15T20:14:10Z">
+            <w:ins w:id="9272" w:author="Claude (AI) - proposed" w:date="2026-10-18T00:27:37Z">
               <w:r>
                 <w:rPr>
                   <w:rFonts w:ascii="Arial" w:cs="Arial" w:eastAsia="Arial" w:hAnsi="Arial"/>
@@ -31135,7 +31135,7 @@
               </w:rPr>
               <w:t xml:space="preserve"> angle of depression </w:t>
             </w:r>
-            <w:del w:id="9273" w:author="Claude (AI) - proposed" w:date="2026-10-15T20:14:10Z">
+            <w:del w:id="9273" w:author="Claude (AI) - proposed" w:date="2026-10-18T00:27:37Z">
               <w:r>
                 <w:rPr>
                   <w:rFonts w:ascii="Arial" w:cs="Arial" w:eastAsia="Arial" w:hAnsi="Arial"/>
@@ -31150,7 +31150,7 @@
                 <w:delText xml:space="preserve">from</w:delText>
               </w:r>
             </w:del>
-            <w:ins w:id="9274" w:author="Claude (AI) - proposed" w:date="2026-10-15T20:14:10Z">
+            <w:ins w:id="9274" w:author="Claude (AI) - proposed" w:date="2026-10-18T00:27:37Z">
               <w:r>
                 <w:rPr>
                   <w:rFonts w:ascii="Arial" w:cs="Arial" w:eastAsia="Arial" w:hAnsi="Arial"/>
@@ -31178,7 +31178,7 @@
               </w:rPr>
               <w:t xml:space="preserve"> lighthouse top (</w:t>
             </w:r>
-            <w:del w:id="9275" w:author="Claude (AI) - proposed" w:date="2026-10-15T20:14:10Z">
+            <w:del w:id="9275" w:author="Claude (AI) - proposed" w:date="2026-10-18T00:27:37Z">
               <w:r>
                 <w:rPr>
                   <w:rFonts w:ascii="Arial" w:cs="Arial" w:eastAsia="Arial" w:hAnsi="Arial"/>
@@ -31193,7 +31193,7 @@
                 <w:delText xml:space="preserve">22°) also gives the same total height (alternate interior angles) ≈ </w:delText>
               </w:r>
             </w:del>
-            <w:ins w:id="9276" w:author="Claude (AI) - proposed" w:date="2026-10-15T20:14:10Z">
+            <w:ins w:id="9276" w:author="Claude (AI) - proposed" w:date="2026-10-18T00:27:37Z">
               <w:r>
                 <w:rPr>
                   <w:rFonts w:ascii="Arial" w:cs="Arial" w:eastAsia="Arial" w:hAnsi="Arial"/>
@@ -31221,7 +31221,7 @@
               </w:rPr>
               <w:t xml:space="preserve">48.5 m</w:t>
             </w:r>
-            <w:del w:id="9277" w:author="Claude (AI) - proposed" w:date="2026-10-15T20:14:10Z">
+            <w:del w:id="9277" w:author="Claude (AI) - proposed" w:date="2026-10-18T00:27:37Z">
               <w:r>
                 <w:rPr>
                   <w:rFonts w:ascii="Arial" w:cs="Arial" w:eastAsia="Arial" w:hAnsi="Arial"/>
@@ -31236,7 +31236,7 @@
                 <w:delText xml:space="preserve">, which now reveals an inconsistency designed to promote critical thinking</w:delText>
               </w:r>
             </w:del>
-            <w:ins w:id="9278" w:author="Claude (AI) - proposed" w:date="2026-10-15T20:14:10Z">
+            <w:ins w:id="9278" w:author="Claude (AI) - proposed" w:date="2026-10-18T00:27:37Z">
               <w:r>
                 <w:rPr>
                   <w:rFonts w:ascii="Arial" w:cs="Arial" w:eastAsia="Arial" w:hAnsi="Arial"/>
@@ -31330,7 +31330,7 @@
               </w:rPr>
               <w:t xml:space="preserve">Teacher collects peer-marked scripts at the end of the phase. Evidence of mastery (Meets Expectations, KICD rubric): learner draws two correctly labelled right-angled triangles; correctly identifies angle of elevation and angle of depression; selects tan ratio for both parts; rearranges correctly; evaluates using tables or calculator. Evidence of Exceeds Expectations: learner </w:t>
             </w:r>
-            <w:del w:id="9279" w:author="Claude (AI) - proposed" w:date="2026-10-15T20:14:10Z">
+            <w:del w:id="9279" w:author="Claude (AI) - proposed" w:date="2026-10-18T00:27:37Z">
               <w:r>
                 <w:rPr>
                   <w:rFonts w:ascii="Arial" w:cs="Arial" w:eastAsia="Arial" w:hAnsi="Arial"/>
@@ -31345,7 +31345,7 @@
                 <w:delText xml:space="preserve">identifies and reconciles the two-triangle relationship</w:delText>
               </w:r>
             </w:del>
-            <w:ins w:id="9280" w:author="Claude (AI) - proposed" w:date="2026-10-15T20:14:10Z">
+            <w:ins w:id="9280" w:author="Claude (AI) - proposed" w:date="2026-10-18T00:27:37Z">
               <w:r>
                 <w:rPr>
                   <w:rFonts w:ascii="Arial" w:cs="Arial" w:eastAsia="Arial" w:hAnsi="Arial"/>
@@ -31429,7 +31429,7 @@
             <w:pPr>
               <w:spacing w:after="20" w:before="0"/>
             </w:pPr>
-            <w:hyperlink w:history="1" r:id="rId2fezajifs9a6ajdlrpcfb">
+            <w:hyperlink w:history="1" r:id="rIdmbxue9x9qieq3ov_hcq7i">
               <w:r>
                 <w:rPr>
                   <w:rFonts w:ascii="Arial" w:cs="Arial" w:eastAsia="Arial" w:hAnsi="Arial"/>
@@ -31478,7 +31478,7 @@
               <w:spacing w:after="10" w:before="0"/>
               <w:ind w:left="120"/>
             </w:pPr>
-            <w:hyperlink w:history="1" r:id="rIdkvcihqzb_gwb_jdtqfrcm">
+            <w:hyperlink w:history="1" r:id="rIdrrqucgfbzi1pzmnjo_nkr">
               <w:r>
                 <w:rPr>
                   <w:rFonts w:ascii="Arial" w:cs="Arial" w:eastAsia="Arial" w:hAnsi="Arial"/>
@@ -31523,7 +31523,7 @@
             <w:pPr>
               <w:spacing w:after="20" w:before="0"/>
             </w:pPr>
-            <w:hyperlink w:history="1" r:id="rIdfmiqpem7moo17dujrdayi">
+            <w:hyperlink w:history="1" r:id="rIdhd67wkdbxk7d4ybnj-g4p">
               <w:r>
                 <w:rPr>
                   <w:rFonts w:ascii="Arial" w:cs="Arial" w:eastAsia="Arial" w:hAnsi="Arial"/>
@@ -31572,7 +31572,7 @@
               <w:spacing w:after="10" w:before="0"/>
               <w:ind w:left="120"/>
             </w:pPr>
-            <w:hyperlink w:history="1" r:id="rIdjvouip_cqe8jt6g9alye_">
+            <w:hyperlink w:history="1" r:id="rIdikhkq1rqp0wllwcaldt03">
               <w:r>
                 <w:rPr>
                   <w:rFonts w:ascii="Arial" w:cs="Arial" w:eastAsia="Arial" w:hAnsi="Arial"/>
@@ -31650,7 +31650,7 @@
               </w:rPr>
               <w:t xml:space="preserve">Stand at the DQB and say: '</w:t>
             </w:r>
-            <w:del w:id="9281" w:author="Claude (AI) - proposed" w:date="2026-10-15T20:14:10Z">
+            <w:del w:id="9281" w:author="Claude (AI) - proposed" w:date="2026-10-18T00:27:37Z">
               <w:r>
                 <w:rPr>
                   <w:rFonts w:ascii="Arial" w:cs="Arial" w:eastAsia="Arial" w:hAnsi="Arial"/>
@@ -31665,7 +31665,7 @@
                 <w:delText xml:space="preserve">Eight lessons ago</w:delText>
               </w:r>
             </w:del>
-            <w:ins w:id="9282" w:author="Claude (AI) - proposed" w:date="2026-10-15T20:14:10Z">
+            <w:ins w:id="9282" w:author="Claude (AI) - proposed" w:date="2026-10-18T00:27:37Z">
               <w:r>
                 <w:rPr>
                   <w:rFonts w:ascii="Arial" w:cs="Arial" w:eastAsia="Arial" w:hAnsi="Arial"/>
@@ -31815,7 +31815,7 @@
             <w:pPr>
               <w:spacing w:after="20" w:before="0"/>
             </w:pPr>
-            <w:hyperlink w:history="1" r:id="rIdcubbdoq6szlat_8hv7b9r">
+            <w:hyperlink w:history="1" r:id="rIdxu9th5luozythmuqr5-vr">
               <w:r>
                 <w:rPr>
                   <w:rFonts w:ascii="Arial" w:cs="Arial" w:eastAsia="Arial" w:hAnsi="Arial"/>
@@ -31848,7 +31848,7 @@
               <w:spacing w:after="10" w:before="0"/>
               <w:ind w:left="120"/>
             </w:pPr>
-            <w:hyperlink w:history="1" r:id="rId-shpgtvjymzcgrjtrnmz4">
+            <w:hyperlink w:history="1" r:id="rId9gorhbklojlgeukhxcfsg">
               <w:r>
                 <w:rPr>
                   <w:rFonts w:ascii="Arial" w:cs="Arial" w:eastAsia="Arial" w:hAnsi="Arial"/>
@@ -31893,7 +31893,7 @@
             <w:pPr>
               <w:spacing w:after="20" w:before="0"/>
             </w:pPr>
-            <w:hyperlink w:history="1" r:id="rIdlnaa5_-p0lg9brnxwcmxe">
+            <w:hyperlink w:history="1" r:id="rIdb05ukcgjlu2qfmqo5zxab">
               <w:r>
                 <w:rPr>
                   <w:rFonts w:ascii="Arial" w:cs="Arial" w:eastAsia="Arial" w:hAnsi="Arial"/>
@@ -31926,7 +31926,7 @@
               <w:spacing w:after="10" w:before="0"/>
               <w:ind w:left="120"/>
             </w:pPr>
-            <w:hyperlink w:history="1" r:id="rIdmneuy5d0tltl6jifvkelh">
+            <w:hyperlink w:history="1" r:id="rIdoc2uelfu7149f6no9ghum">
               <w:r>
                 <w:rPr>
                   <w:rFonts w:ascii="Arial" w:cs="Arial" w:eastAsia="Arial" w:hAnsi="Arial"/>
@@ -31971,7 +31971,7 @@
               </w:rPr>
               <w:t xml:space="preserve">Each learner retrieves their Lesson 1 right-angled triangle sketch — the rough drawing made before they knew what sine, cosine, or tangent were. They place it beside a fresh page and draw the 'Final Model': a fully annotated right-angled triangle diagram that labels the hypotenuse, opposite side, adjacent side (relative to a chosen acute angle θ), all three trigonometric ratios in SOH-CAH-TOA form, the complementary-angle relationship, the special-angle table (30°/45°/60°), and an arrow labelled 'Nakuru mast: h = 40 tan 50° ≈ 47.7 m'. Below the diagram, learners write two sentences comparing their Lesson 1 model with their final model: what was missing, and what the missing piece made possible. Learners who finish early add a second annotated diagram showing the Lake Victoria two-triangle problem from the Explain Phase.</w:t>
             </w:r>
-            <w:ins w:id="9283" w:author="Claude (AI) - proposed" w:date="2026-10-15T20:14:10Z">
+            <w:ins w:id="9283" w:author="Claude (AI) - proposed" w:date="2026-10-18T00:27:37Z">
               <w:r>
                 <w:rPr>
                   <w:rFonts w:ascii="Arial" w:cs="Arial" w:eastAsia="Arial" w:hAnsi="Arial"/>
@@ -32626,7 +32626,7 @@
         </w:rPr>
         <w:t xml:space="preserve">© 2026 SeaVuria and ARES. Aligned with KICD objectives. Developed by SeaVuria; technical implementation by ARES (with AI assistance from Claude). Licensed under </w:t>
       </w:r>
-      <w:hyperlink w:history="1" r:id="rIdulf-jlfpljee4dsdrjitn">
+      <w:hyperlink w:history="1" r:id="rIdxw9mhppvokjzahu4qmsep">
         <w:r>
           <w:rPr>
             <w:rFonts w:ascii="Arial" w:cs="Arial" w:eastAsia="Arial" w:hAnsi="Arial"/>
@@ -32647,7 +32647,7 @@
         </w:rPr>
         <w:t xml:space="preserve"> (</w:t>
       </w:r>
-      <w:hyperlink w:history="1" r:id="rIdyascnoeciehjq3xxkfflc">
+      <w:hyperlink w:history="1" r:id="rIdvmojmsma8ludpzj606ttk">
         <w:r>
           <w:rPr>
             <w:rFonts w:ascii="Arial" w:cs="Arial" w:eastAsia="Arial" w:hAnsi="Arial"/>
